--- a/Unity_Kit/contents/Module11_3DEffectsArchitectureAndPerformanceConsiderations/Lab13_GameDevelopment/Lab13_VisualsPart2.docx
+++ b/Unity_Kit/contents/Module11_3DEffectsArchitectureAndPerformanceConsiderations/Lab13_GameDevelopment/Lab13_VisualsPart2.docx
@@ -1,6 +1,6 @@
 
 <file path=word/document.xml><?xml version="1.0" encoding="utf-8"?>
-<w:document xmlns:wpc="http://schemas.microsoft.com/office/word/2010/wordprocessingCanvas" xmlns:cx="http://schemas.microsoft.com/office/drawing/2014/chartex" xmlns:cx1="http://schemas.microsoft.com/office/drawing/2015/9/8/chartex" xmlns:cx2="http://schemas.microsoft.com/office/drawing/2015/10/21/chartex" xmlns:cx3="http://schemas.microsoft.com/office/drawing/2016/5/9/chartex" xmlns:cx4="http://schemas.microsoft.com/office/drawing/2016/5/10/chartex" xmlns:cx5="http://schemas.microsoft.com/office/drawing/2016/5/11/chartex" xmlns:cx6="http://schemas.microsoft.com/office/drawing/2016/5/12/chartex" xmlns:cx7="http://schemas.microsoft.com/office/drawing/2016/5/13/chartex" xmlns:cx8="http://schemas.microsoft.com/office/drawing/2016/5/14/chartex" xmlns:mc="http://schemas.openxmlformats.org/markup-compatibility/2006" xmlns:aink="http://schemas.microsoft.com/office/drawing/2016/ink" xmlns:am3d="http://schemas.microsoft.com/office/drawing/2017/model3d" xmlns:o="urn:schemas-microsoft-com:office:office" xmlns:r="http://schemas.openxmlformats.org/officeDocument/2006/relationships" xmlns:m="http://schemas.openxmlformats.org/officeDocument/2006/math" xmlns:v="urn:schemas-microsoft-com:vml" xmlns:wp14="http://schemas.microsoft.com/office/word/2010/wordprocessingDrawing" xmlns:wp="http://schemas.openxmlformats.org/drawingml/2006/wordprocessingDrawing" xmlns:w10="urn:schemas-microsoft-com:office:word" xmlns:w="http://schemas.openxmlformats.org/wordprocessingml/2006/main" xmlns:w14="http://schemas.microsoft.com/office/word/2010/wordml" xmlns:w15="http://schemas.microsoft.com/office/word/2012/wordml" xmlns:w16cid="http://schemas.microsoft.com/office/word/2016/wordml/cid" xmlns:w16se="http://schemas.microsoft.com/office/word/2015/wordml/symex" xmlns:wpg="http://schemas.microsoft.com/office/word/2010/wordprocessingGroup" xmlns:wpi="http://schemas.microsoft.com/office/word/2010/wordprocessingInk" xmlns:wne="http://schemas.microsoft.com/office/word/2006/wordml" xmlns:wps="http://schemas.microsoft.com/office/word/2010/wordprocessingShape" mc:Ignorable="w14 w15 w16se w16cid wp14">
+<w:document xmlns:wpc="http://schemas.microsoft.com/office/word/2010/wordprocessingCanvas" xmlns:cx="http://schemas.microsoft.com/office/drawing/2014/chartex" xmlns:cx1="http://schemas.microsoft.com/office/drawing/2015/9/8/chartex" xmlns:cx2="http://schemas.microsoft.com/office/drawing/2015/10/21/chartex" xmlns:cx3="http://schemas.microsoft.com/office/drawing/2016/5/9/chartex" xmlns:cx4="http://schemas.microsoft.com/office/drawing/2016/5/10/chartex" xmlns:cx5="http://schemas.microsoft.com/office/drawing/2016/5/11/chartex" xmlns:cx6="http://schemas.microsoft.com/office/drawing/2016/5/12/chartex" xmlns:cx7="http://schemas.microsoft.com/office/drawing/2016/5/13/chartex" xmlns:cx8="http://schemas.microsoft.com/office/drawing/2016/5/14/chartex" xmlns:mc="http://schemas.openxmlformats.org/markup-compatibility/2006" xmlns:aink="http://schemas.microsoft.com/office/drawing/2016/ink" xmlns:am3d="http://schemas.microsoft.com/office/drawing/2017/model3d" xmlns:o="urn:schemas-microsoft-com:office:office" xmlns:oel="http://schemas.microsoft.com/office/2019/extlst" xmlns:r="http://schemas.openxmlformats.org/officeDocument/2006/relationships" xmlns:m="http://schemas.openxmlformats.org/officeDocument/2006/math" xmlns:v="urn:schemas-microsoft-com:vml" xmlns:wp14="http://schemas.microsoft.com/office/word/2010/wordprocessingDrawing" xmlns:wp="http://schemas.openxmlformats.org/drawingml/2006/wordprocessingDrawing" xmlns:w10="urn:schemas-microsoft-com:office:word" xmlns:w="http://schemas.openxmlformats.org/wordprocessingml/2006/main" xmlns:w14="http://schemas.microsoft.com/office/word/2010/wordml" xmlns:w15="http://schemas.microsoft.com/office/word/2012/wordml" xmlns:w16cex="http://schemas.microsoft.com/office/word/2018/wordml/cex" xmlns:w16cid="http://schemas.microsoft.com/office/word/2016/wordml/cid" xmlns:w16="http://schemas.microsoft.com/office/word/2018/wordml" xmlns:w16du="http://schemas.microsoft.com/office/word/2023/wordml/word16du" xmlns:w16sdtdh="http://schemas.microsoft.com/office/word/2020/wordml/sdtdatahash" xmlns:w16sdtfl="http://schemas.microsoft.com/office/word/2024/wordml/sdtformatlock" xmlns:w16se="http://schemas.microsoft.com/office/word/2015/wordml/symex" xmlns:wpg="http://schemas.microsoft.com/office/word/2010/wordprocessingGroup" xmlns:wpi="http://schemas.microsoft.com/office/word/2010/wordprocessingInk" xmlns:wne="http://schemas.microsoft.com/office/word/2006/wordml" xmlns:wps="http://schemas.microsoft.com/office/word/2010/wordprocessingShape" mc:Ignorable="w14 w15 w16se w16cid w16 w16cex w16sdtdh w16sdtfl w16du wp14">
   <w:body>
     <w:p>
       <w:pPr>
@@ -134,7 +134,19 @@
         <w:rPr>
           <w:b/>
         </w:rPr>
-        <w:t>Issue 1.0</w:t>
+        <w:t xml:space="preserve">Issue </w:t>
+      </w:r>
+      <w:r>
+        <w:rPr>
+          <w:b/>
+        </w:rPr>
+        <w:t>2</w:t>
+      </w:r>
+      <w:r>
+        <w:rPr>
+          <w:b/>
+        </w:rPr>
+        <w:t>.0</w:t>
       </w:r>
     </w:p>
     <w:p>
@@ -223,108 +235,70 @@
           <w:r>
             <w:fldChar w:fldCharType="separate"/>
           </w:r>
-          <w:bookmarkStart w:id="2" w:name="_GoBack"/>
-          <w:bookmarkEnd w:id="2"/>
-          <w:r>
-            <w:rPr>
-              <w:rStyle w:val="Hyperlink"/>
-            </w:rPr>
-            <w:fldChar w:fldCharType="begin"/>
-          </w:r>
-          <w:r>
-            <w:rPr>
-              <w:rStyle w:val="Hyperlink"/>
-            </w:rPr>
-            <w:instrText xml:space="preserve"> </w:instrText>
-          </w:r>
-          <w:r>
-            <w:instrText>HYPERLINK \l "_Toc36126102"</w:instrText>
-          </w:r>
-          <w:r>
-            <w:rPr>
-              <w:rStyle w:val="Hyperlink"/>
-            </w:rPr>
-            <w:instrText xml:space="preserve"> </w:instrText>
-          </w:r>
-          <w:r>
-            <w:rPr>
-              <w:rStyle w:val="Hyperlink"/>
-            </w:rPr>
-          </w:r>
-          <w:r>
-            <w:rPr>
-              <w:rStyle w:val="Hyperlink"/>
-            </w:rPr>
-            <w:fldChar w:fldCharType="separate"/>
-          </w:r>
-          <w:r>
-            <w:rPr>
-              <w:rStyle w:val="Hyperlink"/>
-            </w:rPr>
-            <w:t>1</w:t>
-          </w:r>
-          <w:r>
-            <w:rPr>
-              <w:rFonts w:asciiTheme="minorHAnsi" w:hAnsiTheme="minorHAnsi"/>
-              <w:b w:val="0"/>
-              <w:color w:val="auto"/>
-              <w:sz w:val="22"/>
-            </w:rPr>
-            <w:tab/>
-          </w:r>
-          <w:r>
-            <w:rPr>
-              <w:rStyle w:val="Hyperlink"/>
-            </w:rPr>
-            <w:t>Introduction</w:t>
-          </w:r>
-          <w:r>
-            <w:rPr>
-              <w:webHidden/>
-            </w:rPr>
-            <w:tab/>
-          </w:r>
-          <w:r>
-            <w:rPr>
-              <w:webHidden/>
-            </w:rPr>
-            <w:fldChar w:fldCharType="begin"/>
-          </w:r>
-          <w:r>
-            <w:rPr>
-              <w:webHidden/>
-            </w:rPr>
-            <w:instrText xml:space="preserve"> PAGEREF _Toc36126102 \h </w:instrText>
-          </w:r>
-          <w:r>
-            <w:rPr>
-              <w:webHidden/>
-            </w:rPr>
-          </w:r>
-          <w:r>
-            <w:rPr>
-              <w:webHidden/>
-            </w:rPr>
-            <w:fldChar w:fldCharType="separate"/>
-          </w:r>
-          <w:r>
-            <w:rPr>
-              <w:webHidden/>
-            </w:rPr>
-            <w:t>1</w:t>
-          </w:r>
-          <w:r>
-            <w:rPr>
-              <w:webHidden/>
-            </w:rPr>
-            <w:fldChar w:fldCharType="end"/>
-          </w:r>
-          <w:r>
-            <w:rPr>
-              <w:rStyle w:val="Hyperlink"/>
-            </w:rPr>
-            <w:fldChar w:fldCharType="end"/>
-          </w:r>
+          <w:hyperlink w:anchor="_Toc36126102" w:history="1">
+            <w:r>
+              <w:rPr>
+                <w:rStyle w:val="Hyperlink"/>
+              </w:rPr>
+              <w:t>1</w:t>
+            </w:r>
+            <w:r>
+              <w:rPr>
+                <w:rFonts w:asciiTheme="minorHAnsi" w:hAnsiTheme="minorHAnsi"/>
+                <w:b w:val="0"/>
+                <w:color w:val="auto"/>
+                <w:sz w:val="22"/>
+              </w:rPr>
+              <w:tab/>
+            </w:r>
+            <w:r>
+              <w:rPr>
+                <w:rStyle w:val="Hyperlink"/>
+              </w:rPr>
+              <w:t>Introduction</w:t>
+            </w:r>
+            <w:r>
+              <w:rPr>
+                <w:webHidden/>
+              </w:rPr>
+              <w:tab/>
+            </w:r>
+            <w:r>
+              <w:rPr>
+                <w:webHidden/>
+              </w:rPr>
+              <w:fldChar w:fldCharType="begin"/>
+            </w:r>
+            <w:r>
+              <w:rPr>
+                <w:webHidden/>
+              </w:rPr>
+              <w:instrText xml:space="preserve"> PAGEREF _Toc36126102 \h </w:instrText>
+            </w:r>
+            <w:r>
+              <w:rPr>
+                <w:webHidden/>
+              </w:rPr>
+            </w:r>
+            <w:r>
+              <w:rPr>
+                <w:webHidden/>
+              </w:rPr>
+              <w:fldChar w:fldCharType="separate"/>
+            </w:r>
+            <w:r>
+              <w:rPr>
+                <w:webHidden/>
+              </w:rPr>
+              <w:t>1</w:t>
+            </w:r>
+            <w:r>
+              <w:rPr>
+                <w:webHidden/>
+              </w:rPr>
+              <w:fldChar w:fldCharType="end"/>
+            </w:r>
+          </w:hyperlink>
         </w:p>
         <w:p>
           <w:pPr>
@@ -518,12 +492,12 @@
         <w:pStyle w:val="Heading1"/>
         <w:jc w:val="both"/>
       </w:pPr>
-      <w:bookmarkStart w:id="3" w:name="_Toc36126102"/>
+      <w:bookmarkStart w:id="2" w:name="_Toc36126102"/>
       <w:r>
         <w:lastRenderedPageBreak/>
         <w:t>Introduction</w:t>
       </w:r>
-      <w:bookmarkEnd w:id="3"/>
+      <w:bookmarkEnd w:id="2"/>
     </w:p>
     <w:p>
       <w:pPr>
@@ -540,10 +514,16 @@
         <w:t xml:space="preserve"> we will look at adding more features to our game</w:t>
       </w:r>
       <w:r>
-        <w:t>;</w:t>
-      </w:r>
-      <w:r>
-        <w:t xml:space="preserve"> this will include visual effects</w:t>
+        <w:t>.</w:t>
+      </w:r>
+      <w:r>
+        <w:t xml:space="preserve"> </w:t>
+      </w:r>
+      <w:r>
+        <w:t>T</w:t>
+      </w:r>
+      <w:r>
+        <w:t>his will include visual effects</w:t>
       </w:r>
       <w:r>
         <w:t>.</w:t>
@@ -554,11 +534,11 @@
         <w:pStyle w:val="Heading1"/>
         <w:jc w:val="both"/>
       </w:pPr>
-      <w:bookmarkStart w:id="4" w:name="_Toc36126103"/>
+      <w:bookmarkStart w:id="3" w:name="_Toc36126103"/>
       <w:r>
         <w:t>Visual effects</w:t>
       </w:r>
-      <w:bookmarkEnd w:id="4"/>
+      <w:bookmarkEnd w:id="3"/>
     </w:p>
     <w:p>
       <w:pPr>
@@ -583,13 +563,118 @@
         <w:jc w:val="both"/>
       </w:pPr>
       <w:r>
-        <w:t>The first thing to do is to get the particles folder into unity. Go to Assets, create a new folder</w:t>
+        <w:t xml:space="preserve">The first thing to do is get the </w:t>
+      </w:r>
+      <w:r>
+        <w:rPr>
+          <w:b/>
+          <w:bCs/>
+        </w:rPr>
+        <w:t>P</w:t>
+      </w:r>
+      <w:r>
+        <w:rPr>
+          <w:b/>
+          <w:bCs/>
+        </w:rPr>
+        <w:t>articles</w:t>
+      </w:r>
+      <w:r>
+        <w:t xml:space="preserve"> folder into </w:t>
+      </w:r>
+      <w:r>
+        <w:t>U</w:t>
+      </w:r>
+      <w:r>
+        <w:t xml:space="preserve">nity. Go to </w:t>
+      </w:r>
+      <w:r>
+        <w:rPr>
+          <w:b/>
+          <w:bCs/>
+        </w:rPr>
+        <w:t>Assets</w:t>
+      </w:r>
+      <w:r>
+        <w:t>, create a new folder</w:t>
       </w:r>
       <w:r>
         <w:t>,</w:t>
       </w:r>
       <w:r>
         <w:t xml:space="preserve"> and name it </w:t>
+      </w:r>
+      <w:r>
+        <w:rPr>
+          <w:b/>
+          <w:bCs/>
+        </w:rPr>
+        <w:t>P</w:t>
+      </w:r>
+      <w:r>
+        <w:rPr>
+          <w:b/>
+          <w:bCs/>
+        </w:rPr>
+        <w:t>articleSystems</w:t>
+      </w:r>
+      <w:r>
+        <w:t xml:space="preserve">. Now copy everything from the </w:t>
+      </w:r>
+      <w:r>
+        <w:rPr>
+          <w:b/>
+          <w:bCs/>
+        </w:rPr>
+        <w:t>P</w:t>
+      </w:r>
+      <w:r>
+        <w:rPr>
+          <w:b/>
+          <w:bCs/>
+        </w:rPr>
+        <w:t>articles</w:t>
+      </w:r>
+      <w:r>
+        <w:t xml:space="preserve"> folder </w:t>
+      </w:r>
+      <w:r>
+        <w:t xml:space="preserve">in </w:t>
+      </w:r>
+      <w:r>
+        <w:t xml:space="preserve">the </w:t>
+      </w:r>
+      <w:proofErr w:type="spellStart"/>
+      <w:r>
+        <w:rPr>
+          <w:b/>
+          <w:bCs/>
+        </w:rPr>
+        <w:t>LabResources</w:t>
+      </w:r>
+      <w:proofErr w:type="spellEnd"/>
+      <w:r>
+        <w:t xml:space="preserve"> into your new folder. Even though you will not be using the entire package, download all the content. </w:t>
+      </w:r>
+      <w:r>
+        <w:br/>
+      </w:r>
+      <w:r>
+        <w:br/>
+        <w:t>Next</w:t>
+      </w:r>
+      <w:r>
+        <w:t>,</w:t>
+      </w:r>
+      <w:r>
+        <w:t xml:space="preserve"> we want to attach the </w:t>
+      </w:r>
+      <w:r>
+        <w:rPr>
+          <w:b/>
+          <w:bCs/>
+        </w:rPr>
+        <w:t>ExplosionMobile</w:t>
       </w:r>
       <w:r>
         <w:rPr>
@@ -598,44 +683,20 @@
           <w:i/>
           <w:iCs/>
         </w:rPr>
-        <w:t>P</w:t>
-      </w:r>
-      <w:r>
-        <w:rPr>
-          <w:b/>
-          <w:bCs/>
-          <w:i/>
-          <w:iCs/>
-        </w:rPr>
-        <w:t>articleSystems</w:t>
-      </w:r>
-      <w:r>
-        <w:t xml:space="preserve">. Now copy everything from the particles folder from the LabResources into your new folder. Even though you will not be using the entire package, download all of the content. </w:t>
-      </w:r>
-      <w:r>
-        <w:br/>
-      </w:r>
-      <w:r>
-        <w:br/>
-        <w:t>Next</w:t>
-      </w:r>
-      <w:r>
-        <w:t>,</w:t>
-      </w:r>
-      <w:r>
-        <w:t xml:space="preserve"> we want to attach the </w:t>
-      </w:r>
-      <w:r>
-        <w:rPr>
-          <w:b/>
-          <w:bCs/>
-          <w:i/>
-          <w:iCs/>
-        </w:rPr>
-        <w:t xml:space="preserve">ExplosionMobile </w:t>
-      </w:r>
-      <w:r>
-        <w:t>particle effect from the Prefabs folder to any chess piece:</w:t>
+        <w:t xml:space="preserve"> </w:t>
+      </w:r>
+      <w:r>
+        <w:t xml:space="preserve">particle effect from the </w:t>
+      </w:r>
+      <w:r>
+        <w:rPr>
+          <w:b/>
+          <w:bCs/>
+        </w:rPr>
+        <w:t>Prefabs</w:t>
+      </w:r>
+      <w:r>
+        <w:t xml:space="preserve"> folder to a chess piece:</w:t>
       </w:r>
     </w:p>
     <w:p>
@@ -655,7 +716,24 @@
         </w:rPr>
       </w:pPr>
       <w:r>
-        <w:t>Make it a child of a chess piece from the hierarchy panel.</w:t>
+        <w:t xml:space="preserve">Make it a child of a chess piece from the </w:t>
+      </w:r>
+      <w:r>
+        <w:rPr>
+          <w:b/>
+          <w:bCs/>
+        </w:rPr>
+        <w:t>H</w:t>
+      </w:r>
+      <w:r>
+        <w:rPr>
+          <w:b/>
+          <w:bCs/>
+        </w:rPr>
+        <w:t>ierarchy</w:t>
+      </w:r>
+      <w:r>
+        <w:t xml:space="preserve"> panel.</w:t>
       </w:r>
     </w:p>
     <w:p>
@@ -675,19 +753,80 @@
         </w:rPr>
       </w:pPr>
       <w:r>
-        <w:t xml:space="preserve"> Set force to 0, delete all of the children of explosion mobile except for the </w:t>
-      </w:r>
-      <w:r>
-        <w:rPr>
-          <w:b/>
-          <w:bCs/>
-          <w:i/>
-          <w:iCs/>
+        <w:t>Set force to 0</w:t>
+      </w:r>
+      <w:r>
+        <w:t>.</w:t>
+      </w:r>
+      <w:r>
+        <w:t xml:space="preserve"> </w:t>
+      </w:r>
+      <w:r>
+        <w:t>D</w:t>
+      </w:r>
+      <w:r>
+        <w:t xml:space="preserve">elete </w:t>
+      </w:r>
+      <w:proofErr w:type="gramStart"/>
+      <w:r>
+        <w:t>all of</w:t>
+      </w:r>
+      <w:proofErr w:type="gramEnd"/>
+      <w:r>
+        <w:t xml:space="preserve"> the children of </w:t>
+      </w:r>
+      <w:proofErr w:type="spellStart"/>
+      <w:r>
+        <w:rPr>
+          <w:b/>
+          <w:bCs/>
+        </w:rPr>
+        <w:t>E</w:t>
+      </w:r>
+      <w:r>
+        <w:rPr>
+          <w:b/>
+          <w:bCs/>
+        </w:rPr>
+        <w:t>xplosion</w:t>
+      </w:r>
+      <w:r>
+        <w:rPr>
+          <w:b/>
+          <w:bCs/>
+        </w:rPr>
+        <w:t>M</w:t>
+      </w:r>
+      <w:r>
+        <w:rPr>
+          <w:b/>
+          <w:bCs/>
+        </w:rPr>
+        <w:t>obile</w:t>
+      </w:r>
+      <w:proofErr w:type="spellEnd"/>
+      <w:r>
+        <w:t xml:space="preserve"> except for the </w:t>
+      </w:r>
+      <w:r>
+        <w:rPr>
+          <w:b/>
+          <w:bCs/>
         </w:rPr>
         <w:t>Sparks</w:t>
       </w:r>
       <w:r>
-        <w:t xml:space="preserve"> in the Hierarchy panel.</w:t>
+        <w:t xml:space="preserve"> in the </w:t>
+      </w:r>
+      <w:r>
+        <w:rPr>
+          <w:b/>
+          <w:bCs/>
+        </w:rPr>
+        <w:t>Hierarchy</w:t>
+      </w:r>
+      <w:r>
+        <w:t xml:space="preserve"> panel.</w:t>
       </w:r>
     </w:p>
     <w:p>
@@ -707,13 +846,48 @@
         </w:rPr>
       </w:pPr>
       <w:r>
-        <w:t xml:space="preserve">Click on Sparks from Hierarchy and </w:t>
+        <w:t xml:space="preserve">Click on </w:t>
+      </w:r>
+      <w:r>
+        <w:rPr>
+          <w:b/>
+          <w:bCs/>
+        </w:rPr>
+        <w:t>Sparks</w:t>
+      </w:r>
+      <w:r>
+        <w:t xml:space="preserve"> </w:t>
+      </w:r>
+      <w:r>
+        <w:t xml:space="preserve">in the </w:t>
+      </w:r>
+      <w:r>
+        <w:rPr>
+          <w:b/>
+          <w:bCs/>
+        </w:rPr>
+        <w:t>Hierarchy</w:t>
+      </w:r>
+      <w:r>
+        <w:t xml:space="preserve"> and </w:t>
       </w:r>
       <w:r>
         <w:t xml:space="preserve">move </w:t>
       </w:r>
       <w:r>
-        <w:t>the effect to be within the chess piece in our scene.</w:t>
+        <w:t xml:space="preserve">the effect </w:t>
+      </w:r>
+      <w:r>
+        <w:t xml:space="preserve">so that it is </w:t>
+      </w:r>
+      <w:r>
+        <w:t xml:space="preserve">within the chess piece in </w:t>
+      </w:r>
+      <w:r>
+        <w:t>the</w:t>
+      </w:r>
+      <w:r>
+        <w:t xml:space="preserve"> scene.</w:t>
       </w:r>
     </w:p>
     <w:p>
@@ -739,7 +913,76 @@
         <w:t xml:space="preserve"> the</w:t>
       </w:r>
       <w:r>
-        <w:t xml:space="preserve"> chess piece, Add Component -&gt; New Script from Inspector tab and rename it explosionController. Open the script and add the following line before the start function:</w:t>
+        <w:t xml:space="preserve"> chess piece, </w:t>
+      </w:r>
+      <w:r>
+        <w:t xml:space="preserve">select </w:t>
+      </w:r>
+      <w:r>
+        <w:rPr>
+          <w:b/>
+          <w:bCs/>
+        </w:rPr>
+        <w:t>Add Component -&gt; New Script</w:t>
+      </w:r>
+      <w:r>
+        <w:t xml:space="preserve"> from </w:t>
+      </w:r>
+      <w:r>
+        <w:t xml:space="preserve">the </w:t>
+      </w:r>
+      <w:r>
+        <w:rPr>
+          <w:b/>
+          <w:bCs/>
+        </w:rPr>
+        <w:t>Inspector</w:t>
+      </w:r>
+      <w:r>
+        <w:t xml:space="preserve"> tab and rename it </w:t>
+      </w:r>
+      <w:r>
+        <w:rPr>
+          <w:b/>
+          <w:bCs/>
+        </w:rPr>
+        <w:t>explosionController</w:t>
+      </w:r>
+      <w:r>
+        <w:t xml:space="preserve">. Open the script and add the following line before the </w:t>
+      </w:r>
+      <w:proofErr w:type="gramStart"/>
+      <w:r>
+        <w:rPr>
+          <w:b/>
+          <w:bCs/>
+        </w:rPr>
+        <w:t>S</w:t>
+      </w:r>
+      <w:r>
+        <w:rPr>
+          <w:b/>
+          <w:bCs/>
+        </w:rPr>
+        <w:t>tart</w:t>
+      </w:r>
+      <w:r>
+        <w:rPr>
+          <w:b/>
+          <w:bCs/>
+        </w:rPr>
+        <w:t>(</w:t>
+      </w:r>
+      <w:proofErr w:type="gramEnd"/>
+      <w:r>
+        <w:rPr>
+          <w:b/>
+          <w:bCs/>
+        </w:rPr>
+        <w:t>)</w:t>
+      </w:r>
+      <w:r>
+        <w:t xml:space="preserve"> function:</w:t>
       </w:r>
     </w:p>
     <w:p>
@@ -761,7 +1004,27 @@
           <w:sz w:val="20"/>
           <w:szCs w:val="20"/>
         </w:rPr>
-        <w:t>“public Transform sparkle;”</w:t>
+        <w:t>“</w:t>
+      </w:r>
+      <w:proofErr w:type="gramStart"/>
+      <w:r>
+        <w:rPr>
+          <w:rStyle w:val="CodeblockChar"/>
+          <w:rFonts w:asciiTheme="minorHAnsi" w:hAnsiTheme="minorHAnsi" w:cstheme="minorHAnsi"/>
+          <w:sz w:val="20"/>
+          <w:szCs w:val="20"/>
+        </w:rPr>
+        <w:t>public</w:t>
+      </w:r>
+      <w:proofErr w:type="gramEnd"/>
+      <w:r>
+        <w:rPr>
+          <w:rStyle w:val="CodeblockChar"/>
+          <w:rFonts w:asciiTheme="minorHAnsi" w:hAnsiTheme="minorHAnsi" w:cstheme="minorHAnsi"/>
+          <w:sz w:val="20"/>
+          <w:szCs w:val="20"/>
+        </w:rPr>
+        <w:t xml:space="preserve"> Transform sparkle;”</w:t>
       </w:r>
     </w:p>
     <w:p>
@@ -781,13 +1044,93 @@
         </w:rPr>
       </w:pPr>
       <w:r>
-        <w:t xml:space="preserve">Save and press Play. Stop the emulation and drag the sparks element from the hierarchy into the Inspector panel of the chess piece and attach it to the new “sparkle” field of the script. In the </w:t>
-      </w:r>
-      <w:r>
+        <w:t xml:space="preserve">Save and press </w:t>
+      </w:r>
+      <w:r>
+        <w:rPr>
+          <w:b/>
+          <w:bCs/>
+        </w:rPr>
+        <w:t>Play</w:t>
+      </w:r>
+      <w:r>
+        <w:t xml:space="preserve">. Stop the emulation and drag the </w:t>
+      </w:r>
+      <w:r>
+        <w:rPr>
+          <w:b/>
+          <w:bCs/>
+        </w:rPr>
         <w:t>S</w:t>
       </w:r>
       <w:r>
-        <w:t>tart() function of our code, add the following code:</w:t>
+        <w:rPr>
+          <w:b/>
+          <w:bCs/>
+        </w:rPr>
+        <w:t>parks</w:t>
+      </w:r>
+      <w:r>
+        <w:t xml:space="preserve"> element from the </w:t>
+      </w:r>
+      <w:r>
+        <w:rPr>
+          <w:b/>
+          <w:bCs/>
+        </w:rPr>
+        <w:t>H</w:t>
+      </w:r>
+      <w:r>
+        <w:rPr>
+          <w:b/>
+          <w:bCs/>
+        </w:rPr>
+        <w:t>ierarchy</w:t>
+      </w:r>
+      <w:r>
+        <w:t xml:space="preserve"> into the </w:t>
+      </w:r>
+      <w:r>
+        <w:rPr>
+          <w:b/>
+          <w:bCs/>
+        </w:rPr>
+        <w:t>Inspector</w:t>
+      </w:r>
+      <w:r>
+        <w:t xml:space="preserve"> panel of the chess piece</w:t>
+      </w:r>
+      <w:r>
+        <w:t>, then</w:t>
+      </w:r>
+      <w:r>
+        <w:t xml:space="preserve"> attach it to the new “sparkle” field of the script. In the </w:t>
+      </w:r>
+      <w:proofErr w:type="gramStart"/>
+      <w:r>
+        <w:rPr>
+          <w:b/>
+          <w:bCs/>
+        </w:rPr>
+        <w:t>S</w:t>
+      </w:r>
+      <w:r>
+        <w:rPr>
+          <w:b/>
+          <w:bCs/>
+        </w:rPr>
+        <w:t>tart(</w:t>
+      </w:r>
+      <w:proofErr w:type="gramEnd"/>
+      <w:r>
+        <w:rPr>
+          <w:b/>
+          <w:bCs/>
+        </w:rPr>
+        <w:t>)</w:t>
+      </w:r>
+      <w:r>
+        <w:t xml:space="preserve"> function of our code, add the following code:</w:t>
       </w:r>
     </w:p>
     <w:p>
@@ -802,6 +1145,7 @@
           <w:szCs w:val="19"/>
         </w:rPr>
       </w:pPr>
+      <w:proofErr w:type="gramStart"/>
       <w:r>
         <w:rPr>
           <w:rStyle w:val="CodeblockChar"/>
@@ -809,7 +1153,37 @@
           <w:sz w:val="20"/>
           <w:szCs w:val="20"/>
         </w:rPr>
-        <w:t>sparkle.GetComponent&lt;ParticleSystem&gt; ().enableEmission = false;</w:t>
+        <w:t>sparkle.GetComponent</w:t>
+      </w:r>
+      <w:proofErr w:type="gramEnd"/>
+      <w:r>
+        <w:rPr>
+          <w:rStyle w:val="CodeblockChar"/>
+          <w:rFonts w:asciiTheme="minorHAnsi" w:hAnsiTheme="minorHAnsi" w:cstheme="minorHAnsi"/>
+          <w:sz w:val="20"/>
+          <w:szCs w:val="20"/>
+        </w:rPr>
+        <w:t>&lt;ParticleSystem&gt; (</w:t>
+      </w:r>
+      <w:proofErr w:type="gramStart"/>
+      <w:r>
+        <w:rPr>
+          <w:rStyle w:val="CodeblockChar"/>
+          <w:rFonts w:asciiTheme="minorHAnsi" w:hAnsiTheme="minorHAnsi" w:cstheme="minorHAnsi"/>
+          <w:sz w:val="20"/>
+          <w:szCs w:val="20"/>
+        </w:rPr>
+        <w:t>).enableEmission</w:t>
+      </w:r>
+      <w:proofErr w:type="gramEnd"/>
+      <w:r>
+        <w:rPr>
+          <w:rStyle w:val="CodeblockChar"/>
+          <w:rFonts w:asciiTheme="minorHAnsi" w:hAnsiTheme="minorHAnsi" w:cstheme="minorHAnsi"/>
+          <w:sz w:val="20"/>
+          <w:szCs w:val="20"/>
+        </w:rPr>
+        <w:t xml:space="preserve"> = false;</w:t>
       </w:r>
     </w:p>
     <w:p>
@@ -829,22 +1203,61 @@
         <w:t xml:space="preserve">lick on the </w:t>
       </w:r>
       <w:r>
+        <w:rPr>
+          <w:b/>
+          <w:bCs/>
+        </w:rPr>
         <w:t>S</w:t>
       </w:r>
       <w:r>
-        <w:t>parks from the hierarchy</w:t>
+        <w:rPr>
+          <w:b/>
+          <w:bCs/>
+        </w:rPr>
+        <w:t>parks</w:t>
+      </w:r>
+      <w:r>
+        <w:t xml:space="preserve"> from the </w:t>
+      </w:r>
+      <w:r>
+        <w:rPr>
+          <w:b/>
+          <w:bCs/>
+        </w:rPr>
+        <w:t>H</w:t>
+      </w:r>
+      <w:r>
+        <w:rPr>
+          <w:b/>
+          <w:bCs/>
+        </w:rPr>
+        <w:t>ierarchy</w:t>
       </w:r>
       <w:r>
         <w:t xml:space="preserve"> and</w:t>
       </w:r>
       <w:r>
-        <w:t xml:space="preserve"> then in the </w:t>
-      </w:r>
-      <w:r>
+        <w:t xml:space="preserve"> then</w:t>
+      </w:r>
+      <w:r>
+        <w:t>,</w:t>
+      </w:r>
+      <w:r>
+        <w:t xml:space="preserve"> in the </w:t>
+      </w:r>
+      <w:r>
+        <w:rPr>
+          <w:b/>
+          <w:bCs/>
+        </w:rPr>
         <w:t>I</w:t>
       </w:r>
       <w:r>
-        <w:t>nspector panel</w:t>
+        <w:rPr>
+          <w:b/>
+          <w:bCs/>
+        </w:rPr>
+        <w:t>nspector</w:t>
       </w:r>
       <w:r>
         <w:t>, s</w:t>
@@ -853,10 +1266,21 @@
         <w:t xml:space="preserve">et the duration to 0.50 and tick the </w:t>
       </w:r>
       <w:r>
+        <w:rPr>
+          <w:b/>
+          <w:bCs/>
+        </w:rPr>
         <w:t>L</w:t>
       </w:r>
       <w:r>
-        <w:t>ooping option. Save and close. Now</w:t>
+        <w:rPr>
+          <w:b/>
+          <w:bCs/>
+        </w:rPr>
+        <w:t>ooping</w:t>
+      </w:r>
+      <w:r>
+        <w:t xml:space="preserve"> option. Save and close. Now</w:t>
       </w:r>
       <w:r>
         <w:t>,</w:t>
@@ -871,7 +1295,40 @@
         <w:jc w:val="both"/>
       </w:pPr>
       <w:r>
-        <w:t>Finally, we want to delete the update function and instead use the following code:</w:t>
+        <w:t xml:space="preserve">Finally, we want to delete the </w:t>
+      </w:r>
+      <w:proofErr w:type="gramStart"/>
+      <w:r>
+        <w:rPr>
+          <w:b/>
+          <w:bCs/>
+        </w:rPr>
+        <w:t>U</w:t>
+      </w:r>
+      <w:r>
+        <w:rPr>
+          <w:b/>
+          <w:bCs/>
+        </w:rPr>
+        <w:t>pdate</w:t>
+      </w:r>
+      <w:r>
+        <w:rPr>
+          <w:b/>
+          <w:bCs/>
+        </w:rPr>
+        <w:t>(</w:t>
+      </w:r>
+      <w:proofErr w:type="gramEnd"/>
+      <w:r>
+        <w:rPr>
+          <w:b/>
+          <w:bCs/>
+        </w:rPr>
+        <w:t>)</w:t>
+      </w:r>
+      <w:r>
+        <w:t xml:space="preserve"> function and instead use the following code:</w:t>
       </w:r>
     </w:p>
     <w:p>
@@ -899,7 +1356,25 @@
           <w:sz w:val="20"/>
           <w:szCs w:val="20"/>
         </w:rPr>
-        <w:t xml:space="preserve"> OnCollisionEnter()</w:t>
+        <w:t xml:space="preserve"> </w:t>
+      </w:r>
+      <w:proofErr w:type="gramStart"/>
+      <w:r>
+        <w:rPr>
+          <w:rFonts w:asciiTheme="minorHAnsi" w:hAnsiTheme="minorHAnsi" w:cstheme="minorHAnsi"/>
+          <w:sz w:val="20"/>
+          <w:szCs w:val="20"/>
+        </w:rPr>
+        <w:t>OnCollisionEnter(</w:t>
+      </w:r>
+      <w:proofErr w:type="gramEnd"/>
+      <w:r>
+        <w:rPr>
+          <w:rFonts w:asciiTheme="minorHAnsi" w:hAnsiTheme="minorHAnsi" w:cstheme="minorHAnsi"/>
+          <w:sz w:val="20"/>
+          <w:szCs w:val="20"/>
+        </w:rPr>
+        <w:t>)</w:t>
       </w:r>
     </w:p>
     <w:p>
@@ -937,7 +1412,25 @@
           <w:sz w:val="20"/>
           <w:szCs w:val="20"/>
         </w:rPr>
-        <w:t xml:space="preserve">        sparkle.GetComponent&lt;</w:t>
+        <w:t xml:space="preserve">        </w:t>
+      </w:r>
+      <w:proofErr w:type="gramStart"/>
+      <w:r>
+        <w:rPr>
+          <w:rFonts w:asciiTheme="minorHAnsi" w:hAnsiTheme="minorHAnsi" w:cstheme="minorHAnsi"/>
+          <w:sz w:val="20"/>
+          <w:szCs w:val="20"/>
+        </w:rPr>
+        <w:t>sparkle.GetComponent</w:t>
+      </w:r>
+      <w:proofErr w:type="gramEnd"/>
+      <w:r>
+        <w:rPr>
+          <w:rFonts w:asciiTheme="minorHAnsi" w:hAnsiTheme="minorHAnsi" w:cstheme="minorHAnsi"/>
+          <w:sz w:val="20"/>
+          <w:szCs w:val="20"/>
+        </w:rPr>
+        <w:t>&lt;</w:t>
       </w:r>
       <w:r>
         <w:rPr>
@@ -948,13 +1441,23 @@
         </w:rPr>
         <w:t>ParticleSystem</w:t>
       </w:r>
-      <w:r>
-        <w:rPr>
-          <w:rFonts w:asciiTheme="minorHAnsi" w:hAnsiTheme="minorHAnsi" w:cstheme="minorHAnsi"/>
-          <w:sz w:val="20"/>
-          <w:szCs w:val="20"/>
-        </w:rPr>
-        <w:t xml:space="preserve">&gt;().enableEmission = </w:t>
+      <w:proofErr w:type="gramStart"/>
+      <w:r>
+        <w:rPr>
+          <w:rFonts w:asciiTheme="minorHAnsi" w:hAnsiTheme="minorHAnsi" w:cstheme="minorHAnsi"/>
+          <w:sz w:val="20"/>
+          <w:szCs w:val="20"/>
+        </w:rPr>
+        <w:t>&gt;().enableEmission</w:t>
+      </w:r>
+      <w:proofErr w:type="gramEnd"/>
+      <w:r>
+        <w:rPr>
+          <w:rFonts w:asciiTheme="minorHAnsi" w:hAnsiTheme="minorHAnsi" w:cstheme="minorHAnsi"/>
+          <w:sz w:val="20"/>
+          <w:szCs w:val="20"/>
+        </w:rPr>
+        <w:t xml:space="preserve"> = </w:t>
       </w:r>
       <w:r>
         <w:rPr>
@@ -1029,6 +1532,7 @@
           <w:sz w:val="20"/>
           <w:szCs w:val="20"/>
         </w:rPr>
+        <w:lastRenderedPageBreak/>
         <w:t>IEnumerator</w:t>
       </w:r>
       <w:r>
@@ -1037,7 +1541,25 @@
           <w:sz w:val="20"/>
           <w:szCs w:val="20"/>
         </w:rPr>
-        <w:t xml:space="preserve"> stopSparkles()</w:t>
+        <w:t xml:space="preserve"> </w:t>
+      </w:r>
+      <w:proofErr w:type="gramStart"/>
+      <w:r>
+        <w:rPr>
+          <w:rFonts w:asciiTheme="minorHAnsi" w:hAnsiTheme="minorHAnsi" w:cstheme="minorHAnsi"/>
+          <w:sz w:val="20"/>
+          <w:szCs w:val="20"/>
+        </w:rPr>
+        <w:t>stopSparkles(</w:t>
+      </w:r>
+      <w:proofErr w:type="gramEnd"/>
+      <w:r>
+        <w:rPr>
+          <w:rFonts w:asciiTheme="minorHAnsi" w:hAnsiTheme="minorHAnsi" w:cstheme="minorHAnsi"/>
+          <w:sz w:val="20"/>
+          <w:szCs w:val="20"/>
+        </w:rPr>
+        <w:t>)</w:t>
       </w:r>
     </w:p>
     <w:p>
@@ -1162,8 +1684,25 @@
           <w:sz w:val="20"/>
           <w:szCs w:val="20"/>
         </w:rPr>
-        <w:lastRenderedPageBreak/>
-        <w:t xml:space="preserve">        sparkle.GetComponent&lt;</w:t>
+        <w:t xml:space="preserve">        </w:t>
+      </w:r>
+      <w:proofErr w:type="gramStart"/>
+      <w:r>
+        <w:rPr>
+          <w:rFonts w:asciiTheme="minorHAnsi" w:hAnsiTheme="minorHAnsi" w:cstheme="minorHAnsi"/>
+          <w:sz w:val="20"/>
+          <w:szCs w:val="20"/>
+        </w:rPr>
+        <w:t>sparkle.GetComponent</w:t>
+      </w:r>
+      <w:proofErr w:type="gramEnd"/>
+      <w:r>
+        <w:rPr>
+          <w:rFonts w:asciiTheme="minorHAnsi" w:hAnsiTheme="minorHAnsi" w:cstheme="minorHAnsi"/>
+          <w:sz w:val="20"/>
+          <w:szCs w:val="20"/>
+        </w:rPr>
+        <w:t>&lt;</w:t>
       </w:r>
       <w:r>
         <w:rPr>
@@ -1174,13 +1713,23 @@
         </w:rPr>
         <w:t>ParticleSystem</w:t>
       </w:r>
-      <w:r>
-        <w:rPr>
-          <w:rFonts w:asciiTheme="minorHAnsi" w:hAnsiTheme="minorHAnsi" w:cstheme="minorHAnsi"/>
-          <w:sz w:val="20"/>
-          <w:szCs w:val="20"/>
-        </w:rPr>
-        <w:t xml:space="preserve">&gt;().enableEmission = </w:t>
+      <w:proofErr w:type="gramStart"/>
+      <w:r>
+        <w:rPr>
+          <w:rFonts w:asciiTheme="minorHAnsi" w:hAnsiTheme="minorHAnsi" w:cstheme="minorHAnsi"/>
+          <w:sz w:val="20"/>
+          <w:szCs w:val="20"/>
+        </w:rPr>
+        <w:t>&gt;().enableEmission</w:t>
+      </w:r>
+      <w:proofErr w:type="gramEnd"/>
+      <w:r>
+        <w:rPr>
+          <w:rFonts w:asciiTheme="minorHAnsi" w:hAnsiTheme="minorHAnsi" w:cstheme="minorHAnsi"/>
+          <w:sz w:val="20"/>
+          <w:szCs w:val="20"/>
+        </w:rPr>
+        <w:t xml:space="preserve"> = </w:t>
       </w:r>
       <w:r>
         <w:rPr>
@@ -1232,20 +1781,1105 @@
     </w:p>
     <w:p>
       <w:pPr>
+        <w:spacing w:line="276" w:lineRule="auto"/>
         <w:jc w:val="both"/>
       </w:pPr>
       <w:r>
-        <w:t>Save the code and test our scene</w:t>
-      </w:r>
-      <w:r>
-        <w:t xml:space="preserve"> by colliding two chess pieces</w:t>
-      </w:r>
-      <w:r>
+        <w:t xml:space="preserve">Save the code and test </w:t>
+      </w:r>
+      <w:r>
+        <w:t>the</w:t>
+      </w:r>
+      <w:r>
+        <w:t xml:space="preserve"> </w:t>
+      </w:r>
+      <w:r>
+        <w:t>scene</w:t>
+      </w:r>
+      <w:r>
+        <w:t xml:space="preserve"> by </w:t>
+      </w:r>
+      <w:proofErr w:type="gramStart"/>
+      <w:r>
+        <w:t>colliding</w:t>
+      </w:r>
+      <w:proofErr w:type="gramEnd"/>
+      <w:r>
+        <w:t xml:space="preserve"> two chess pieces</w:t>
+      </w:r>
+      <w:r>
+        <w:t>.</w:t>
+      </w:r>
+      <w:r>
+        <w:t xml:space="preserve"> </w:t>
+      </w:r>
+      <w:r>
+        <w:t>W</w:t>
+      </w:r>
+      <w:r>
+        <w:t xml:space="preserve">e should see the new particle system working on the chess piece </w:t>
+      </w:r>
+      <w:r>
+        <w:t xml:space="preserve">to which </w:t>
+      </w:r>
+      <w:r>
+        <w:t>we have attached it.</w:t>
+      </w:r>
+    </w:p>
+    <w:p>
+      <w:pPr>
+        <w:spacing w:after="0" w:line="276" w:lineRule="auto"/>
+        <w:jc w:val="both"/>
+      </w:pPr>
+      <w:r>
+        <w:t>You might notice that the Castle sparkles once just as you start the game. This is because Unity detects a collision with either the chessboard plane or the Quad that you have placed on the floor. There’s an easy get around to avoid that</w:t>
+      </w:r>
+      <w:r>
+        <w:t>.</w:t>
+      </w:r>
+      <w:r>
+        <w:t xml:space="preserve"> </w:t>
+      </w:r>
+      <w:r>
+        <w:t>J</w:t>
+      </w:r>
+      <w:r>
+        <w:t xml:space="preserve">ust wrap the start of the animation in an </w:t>
+      </w:r>
+      <w:proofErr w:type="gramStart"/>
+      <w:r>
+        <w:rPr>
+          <w:b/>
+          <w:bCs/>
+        </w:rPr>
+        <w:t>if(</w:t>
+      </w:r>
+      <w:proofErr w:type="gramEnd"/>
+      <w:r>
+        <w:rPr>
+          <w:b/>
+          <w:bCs/>
+        </w:rPr>
+        <w:t>)</w:t>
+      </w:r>
+      <w:r>
+        <w:t xml:space="preserve"> statement as below:</w:t>
+      </w:r>
+    </w:p>
+    <w:p>
+      <w:pPr>
+        <w:pStyle w:val="Codeblock"/>
+        <w:spacing w:after="0"/>
+        <w:rPr>
+          <w:rFonts w:asciiTheme="minorHAnsi" w:hAnsiTheme="minorHAnsi" w:cstheme="minorHAnsi"/>
+          <w:sz w:val="20"/>
+          <w:szCs w:val="20"/>
+        </w:rPr>
+      </w:pPr>
+      <w:r>
+        <w:rPr>
+          <w:rFonts w:asciiTheme="minorHAnsi" w:hAnsiTheme="minorHAnsi" w:cstheme="minorHAnsi"/>
+          <w:color w:val="0000FF"/>
+          <w:sz w:val="20"/>
+          <w:szCs w:val="20"/>
+        </w:rPr>
+        <w:t>void</w:t>
+      </w:r>
+      <w:r>
+        <w:rPr>
+          <w:rFonts w:asciiTheme="minorHAnsi" w:hAnsiTheme="minorHAnsi" w:cstheme="minorHAnsi"/>
+          <w:sz w:val="20"/>
+          <w:szCs w:val="20"/>
+        </w:rPr>
+        <w:t xml:space="preserve"> </w:t>
+      </w:r>
+      <w:proofErr w:type="gramStart"/>
+      <w:r>
+        <w:rPr>
+          <w:rFonts w:asciiTheme="minorHAnsi" w:hAnsiTheme="minorHAnsi" w:cstheme="minorHAnsi"/>
+          <w:sz w:val="20"/>
+          <w:szCs w:val="20"/>
+        </w:rPr>
+        <w:t>OnCollisionEnter(</w:t>
+      </w:r>
+      <w:proofErr w:type="gramEnd"/>
+      <w:r>
+        <w:rPr>
+          <w:rFonts w:asciiTheme="minorHAnsi" w:hAnsiTheme="minorHAnsi" w:cstheme="minorHAnsi"/>
+          <w:sz w:val="20"/>
+          <w:szCs w:val="20"/>
+        </w:rPr>
+        <w:t>Collision col)</w:t>
+      </w:r>
+    </w:p>
+    <w:p>
+      <w:pPr>
+        <w:pStyle w:val="Codeblock"/>
+        <w:spacing w:after="0"/>
+        <w:rPr>
+          <w:rFonts w:asciiTheme="minorHAnsi" w:hAnsiTheme="minorHAnsi" w:cstheme="minorHAnsi"/>
+          <w:sz w:val="20"/>
+          <w:szCs w:val="20"/>
+        </w:rPr>
+      </w:pPr>
+      <w:r>
+        <w:rPr>
+          <w:rFonts w:asciiTheme="minorHAnsi" w:hAnsiTheme="minorHAnsi" w:cstheme="minorHAnsi"/>
+          <w:sz w:val="20"/>
+          <w:szCs w:val="20"/>
+        </w:rPr>
+        <w:t>{</w:t>
+      </w:r>
+    </w:p>
+    <w:p>
+      <w:pPr>
+        <w:pStyle w:val="Codeblock"/>
+        <w:spacing w:after="0"/>
+        <w:rPr>
+          <w:rFonts w:asciiTheme="minorHAnsi" w:hAnsiTheme="minorHAnsi" w:cstheme="minorHAnsi"/>
+          <w:color w:val="008000"/>
+          <w:sz w:val="20"/>
+          <w:szCs w:val="20"/>
+        </w:rPr>
+      </w:pPr>
+      <w:r>
+        <w:rPr>
+          <w:rFonts w:asciiTheme="minorHAnsi" w:hAnsiTheme="minorHAnsi" w:cstheme="minorHAnsi"/>
+          <w:sz w:val="20"/>
+          <w:szCs w:val="20"/>
+        </w:rPr>
+        <w:t xml:space="preserve">        </w:t>
+      </w:r>
+      <w:r>
+        <w:rPr>
+          <w:rFonts w:asciiTheme="minorHAnsi" w:hAnsiTheme="minorHAnsi" w:cstheme="minorHAnsi"/>
+          <w:color w:val="008000"/>
+          <w:sz w:val="20"/>
+          <w:szCs w:val="20"/>
+        </w:rPr>
+        <w:t>// Detect which object you want to collide with/don’t want to collide with</w:t>
+      </w:r>
+    </w:p>
+    <w:p>
+      <w:pPr>
+        <w:pStyle w:val="Codeblock"/>
+        <w:spacing w:after="0"/>
+        <w:rPr>
+          <w:rFonts w:asciiTheme="minorHAnsi" w:hAnsiTheme="minorHAnsi" w:cstheme="minorHAnsi"/>
+          <w:sz w:val="20"/>
+          <w:szCs w:val="20"/>
+        </w:rPr>
+      </w:pPr>
+      <w:r>
+        <w:rPr>
+          <w:rFonts w:asciiTheme="minorHAnsi" w:hAnsiTheme="minorHAnsi" w:cstheme="minorHAnsi"/>
+          <w:sz w:val="20"/>
+          <w:szCs w:val="20"/>
+        </w:rPr>
+        <w:t xml:space="preserve">        </w:t>
+      </w:r>
+      <w:proofErr w:type="gramStart"/>
+      <w:r>
+        <w:rPr>
+          <w:rFonts w:asciiTheme="minorHAnsi" w:hAnsiTheme="minorHAnsi" w:cstheme="minorHAnsi"/>
+          <w:sz w:val="20"/>
+          <w:szCs w:val="20"/>
+        </w:rPr>
+        <w:t>if(col.gameObject.name !</w:t>
+      </w:r>
+      <w:proofErr w:type="gramEnd"/>
+      <w:r>
+        <w:rPr>
+          <w:rFonts w:asciiTheme="minorHAnsi" w:hAnsiTheme="minorHAnsi" w:cstheme="minorHAnsi"/>
+          <w:sz w:val="20"/>
+          <w:szCs w:val="20"/>
+        </w:rPr>
+        <w:t xml:space="preserve">= "ChessBoard" &amp;&amp; </w:t>
+      </w:r>
+      <w:proofErr w:type="gramStart"/>
+      <w:r>
+        <w:rPr>
+          <w:rFonts w:asciiTheme="minorHAnsi" w:hAnsiTheme="minorHAnsi" w:cstheme="minorHAnsi"/>
+          <w:sz w:val="20"/>
+          <w:szCs w:val="20"/>
+        </w:rPr>
+        <w:t>col.gameObject.name!=</w:t>
+      </w:r>
+      <w:proofErr w:type="gramEnd"/>
+      <w:r>
+        <w:rPr>
+          <w:rFonts w:asciiTheme="minorHAnsi" w:hAnsiTheme="minorHAnsi" w:cstheme="minorHAnsi"/>
+          <w:sz w:val="20"/>
+          <w:szCs w:val="20"/>
+        </w:rPr>
+        <w:t xml:space="preserve"> "Quad (5)</w:t>
+      </w:r>
+      <w:proofErr w:type="gramStart"/>
+      <w:r>
+        <w:rPr>
+          <w:rFonts w:asciiTheme="minorHAnsi" w:hAnsiTheme="minorHAnsi" w:cstheme="minorHAnsi"/>
+          <w:sz w:val="20"/>
+          <w:szCs w:val="20"/>
+        </w:rPr>
+        <w:t>" )</w:t>
+      </w:r>
+      <w:proofErr w:type="gramEnd"/>
+      <w:r>
+        <w:rPr>
+          <w:rFonts w:asciiTheme="minorHAnsi" w:hAnsiTheme="minorHAnsi" w:cstheme="minorHAnsi"/>
+          <w:sz w:val="20"/>
+          <w:szCs w:val="20"/>
+        </w:rPr>
+        <w:t xml:space="preserve"> </w:t>
+      </w:r>
+      <w:r>
+        <w:rPr>
+          <w:rFonts w:asciiTheme="minorHAnsi" w:hAnsiTheme="minorHAnsi" w:cstheme="minorHAnsi"/>
+          <w:sz w:val="20"/>
+          <w:szCs w:val="20"/>
+        </w:rPr>
+        <w:t xml:space="preserve"> </w:t>
+      </w:r>
+      <w:r>
+        <w:rPr>
+          <w:rFonts w:asciiTheme="minorHAnsi" w:hAnsiTheme="minorHAnsi" w:cstheme="minorHAnsi"/>
+          <w:color w:val="008000"/>
+          <w:sz w:val="20"/>
+          <w:szCs w:val="20"/>
+        </w:rPr>
+        <w:t>//</w:t>
+      </w:r>
+      <w:proofErr w:type="gramStart"/>
+      <w:r>
+        <w:rPr>
+          <w:rFonts w:asciiTheme="minorHAnsi" w:hAnsiTheme="minorHAnsi" w:cstheme="minorHAnsi"/>
+          <w:color w:val="008000"/>
+          <w:sz w:val="20"/>
+          <w:szCs w:val="20"/>
+        </w:rPr>
+        <w:t>Quad(</w:t>
+      </w:r>
+      <w:proofErr w:type="gramEnd"/>
+      <w:r>
+        <w:rPr>
+          <w:rFonts w:asciiTheme="minorHAnsi" w:hAnsiTheme="minorHAnsi" w:cstheme="minorHAnsi"/>
+          <w:color w:val="008000"/>
+          <w:sz w:val="20"/>
+          <w:szCs w:val="20"/>
+        </w:rPr>
+        <w:t>5) is the floor</w:t>
+      </w:r>
+    </w:p>
+    <w:p>
+      <w:pPr>
+        <w:pStyle w:val="Codeblock"/>
+        <w:spacing w:after="0"/>
+        <w:rPr>
+          <w:rFonts w:asciiTheme="minorHAnsi" w:hAnsiTheme="minorHAnsi" w:cstheme="minorHAnsi"/>
+          <w:sz w:val="20"/>
+          <w:szCs w:val="20"/>
+        </w:rPr>
+      </w:pPr>
+      <w:r>
+        <w:rPr>
+          <w:rFonts w:asciiTheme="minorHAnsi" w:hAnsiTheme="minorHAnsi" w:cstheme="minorHAnsi"/>
+          <w:sz w:val="20"/>
+          <w:szCs w:val="20"/>
+        </w:rPr>
+        <w:t xml:space="preserve">        </w:t>
+      </w:r>
+      <w:r>
+        <w:rPr>
+          <w:rFonts w:asciiTheme="minorHAnsi" w:hAnsiTheme="minorHAnsi" w:cstheme="minorHAnsi"/>
+          <w:sz w:val="20"/>
+          <w:szCs w:val="20"/>
+        </w:rPr>
+        <w:t>{</w:t>
+      </w:r>
+    </w:p>
+    <w:p>
+      <w:pPr>
+        <w:pStyle w:val="Codeblock"/>
+        <w:spacing w:after="0"/>
+        <w:rPr>
+          <w:rFonts w:asciiTheme="minorHAnsi" w:hAnsiTheme="minorHAnsi" w:cstheme="minorHAnsi"/>
+          <w:sz w:val="20"/>
+          <w:szCs w:val="20"/>
+        </w:rPr>
+      </w:pPr>
+      <w:r>
+        <w:rPr>
+          <w:rFonts w:asciiTheme="minorHAnsi" w:hAnsiTheme="minorHAnsi" w:cstheme="minorHAnsi"/>
+          <w:sz w:val="20"/>
+          <w:szCs w:val="20"/>
+        </w:rPr>
+        <w:t xml:space="preserve">        </w:t>
+      </w:r>
+      <w:proofErr w:type="gramStart"/>
+      <w:r>
+        <w:rPr>
+          <w:rFonts w:asciiTheme="minorHAnsi" w:hAnsiTheme="minorHAnsi" w:cstheme="minorHAnsi"/>
+          <w:sz w:val="20"/>
+          <w:szCs w:val="20"/>
+        </w:rPr>
+        <w:t>sparkle.GetComponent</w:t>
+      </w:r>
+      <w:proofErr w:type="gramEnd"/>
+      <w:r>
+        <w:rPr>
+          <w:rFonts w:asciiTheme="minorHAnsi" w:hAnsiTheme="minorHAnsi" w:cstheme="minorHAnsi"/>
+          <w:sz w:val="20"/>
+          <w:szCs w:val="20"/>
+        </w:rPr>
+        <w:t>&lt;ParticleSystem</w:t>
+      </w:r>
+      <w:proofErr w:type="gramStart"/>
+      <w:r>
+        <w:rPr>
+          <w:rFonts w:asciiTheme="minorHAnsi" w:hAnsiTheme="minorHAnsi" w:cstheme="minorHAnsi"/>
+          <w:sz w:val="20"/>
+          <w:szCs w:val="20"/>
+        </w:rPr>
+        <w:t>&gt;().enableEmission</w:t>
+      </w:r>
+      <w:proofErr w:type="gramEnd"/>
+      <w:r>
+        <w:rPr>
+          <w:rFonts w:asciiTheme="minorHAnsi" w:hAnsiTheme="minorHAnsi" w:cstheme="minorHAnsi"/>
+          <w:sz w:val="20"/>
+          <w:szCs w:val="20"/>
+        </w:rPr>
+        <w:t xml:space="preserve"> = </w:t>
+      </w:r>
+      <w:r>
+        <w:rPr>
+          <w:rFonts w:asciiTheme="minorHAnsi" w:hAnsiTheme="minorHAnsi" w:cstheme="minorHAnsi"/>
+          <w:color w:val="0000FF"/>
+          <w:sz w:val="20"/>
+          <w:szCs w:val="20"/>
+        </w:rPr>
+        <w:t>true</w:t>
+      </w:r>
+      <w:r>
+        <w:rPr>
+          <w:rFonts w:asciiTheme="minorHAnsi" w:hAnsiTheme="minorHAnsi" w:cstheme="minorHAnsi"/>
+          <w:sz w:val="20"/>
+          <w:szCs w:val="20"/>
+        </w:rPr>
         <w:t>;</w:t>
       </w:r>
-      <w:r>
-        <w:t xml:space="preserve"> we should see the new particle system working on the chess piece we have attached it to.</w:t>
-      </w:r>
+    </w:p>
+    <w:p>
+      <w:pPr>
+        <w:pStyle w:val="Codeblock"/>
+        <w:spacing w:after="0"/>
+        <w:rPr>
+          <w:rFonts w:asciiTheme="minorHAnsi" w:hAnsiTheme="minorHAnsi" w:cstheme="minorHAnsi"/>
+          <w:sz w:val="20"/>
+          <w:szCs w:val="20"/>
+        </w:rPr>
+      </w:pPr>
+      <w:r>
+        <w:rPr>
+          <w:rFonts w:asciiTheme="minorHAnsi" w:hAnsiTheme="minorHAnsi" w:cstheme="minorHAnsi"/>
+          <w:sz w:val="20"/>
+          <w:szCs w:val="20"/>
+        </w:rPr>
+        <w:t xml:space="preserve">        </w:t>
+      </w:r>
+      <w:proofErr w:type="spellStart"/>
+      <w:proofErr w:type="gramStart"/>
+      <w:r>
+        <w:rPr>
+          <w:rFonts w:asciiTheme="minorHAnsi" w:hAnsiTheme="minorHAnsi" w:cstheme="minorHAnsi"/>
+          <w:sz w:val="20"/>
+          <w:szCs w:val="20"/>
+        </w:rPr>
+        <w:t>StartCoroutine</w:t>
+      </w:r>
+      <w:proofErr w:type="spellEnd"/>
+      <w:r>
+        <w:rPr>
+          <w:rFonts w:asciiTheme="minorHAnsi" w:hAnsiTheme="minorHAnsi" w:cstheme="minorHAnsi"/>
+          <w:sz w:val="20"/>
+          <w:szCs w:val="20"/>
+        </w:rPr>
+        <w:t xml:space="preserve">( </w:t>
+      </w:r>
+      <w:proofErr w:type="spellStart"/>
+      <w:r>
+        <w:rPr>
+          <w:rFonts w:asciiTheme="minorHAnsi" w:hAnsiTheme="minorHAnsi" w:cstheme="minorHAnsi"/>
+          <w:sz w:val="20"/>
+          <w:szCs w:val="20"/>
+        </w:rPr>
+        <w:t>s</w:t>
+      </w:r>
+      <w:r>
+        <w:rPr>
+          <w:rFonts w:asciiTheme="minorHAnsi" w:hAnsiTheme="minorHAnsi" w:cstheme="minorHAnsi"/>
+          <w:sz w:val="20"/>
+          <w:szCs w:val="20"/>
+        </w:rPr>
+        <w:t>topSparkles</w:t>
+      </w:r>
+      <w:proofErr w:type="spellEnd"/>
+      <w:proofErr w:type="gramEnd"/>
+      <w:r>
+        <w:rPr>
+          <w:rFonts w:asciiTheme="minorHAnsi" w:hAnsiTheme="minorHAnsi" w:cstheme="minorHAnsi"/>
+          <w:sz w:val="20"/>
+          <w:szCs w:val="20"/>
+        </w:rPr>
+        <w:t>(</w:t>
+      </w:r>
+      <w:proofErr w:type="gramStart"/>
+      <w:r>
+        <w:rPr>
+          <w:rFonts w:asciiTheme="minorHAnsi" w:hAnsiTheme="minorHAnsi" w:cstheme="minorHAnsi"/>
+          <w:sz w:val="20"/>
+          <w:szCs w:val="20"/>
+        </w:rPr>
+        <w:t>) )</w:t>
+      </w:r>
+      <w:proofErr w:type="gramEnd"/>
+      <w:r>
+        <w:rPr>
+          <w:rFonts w:asciiTheme="minorHAnsi" w:hAnsiTheme="minorHAnsi" w:cstheme="minorHAnsi"/>
+          <w:sz w:val="20"/>
+          <w:szCs w:val="20"/>
+        </w:rPr>
+        <w:t>;</w:t>
+      </w:r>
+    </w:p>
+    <w:p>
+      <w:pPr>
+        <w:pStyle w:val="Codeblock"/>
+        <w:spacing w:after="0"/>
+        <w:rPr>
+          <w:rFonts w:asciiTheme="minorHAnsi" w:hAnsiTheme="minorHAnsi" w:cstheme="minorHAnsi"/>
+          <w:sz w:val="20"/>
+          <w:szCs w:val="20"/>
+        </w:rPr>
+      </w:pPr>
+      <w:r>
+        <w:rPr>
+          <w:rFonts w:asciiTheme="minorHAnsi" w:hAnsiTheme="minorHAnsi" w:cstheme="minorHAnsi"/>
+          <w:sz w:val="20"/>
+          <w:szCs w:val="20"/>
+        </w:rPr>
+        <w:t xml:space="preserve">        }</w:t>
+      </w:r>
+    </w:p>
+    <w:p>
+      <w:pPr>
+        <w:pStyle w:val="Codeblock"/>
+        <w:spacing w:after="0"/>
+        <w:rPr>
+          <w:rFonts w:asciiTheme="minorHAnsi" w:hAnsiTheme="minorHAnsi" w:cstheme="minorHAnsi"/>
+          <w:sz w:val="20"/>
+          <w:szCs w:val="20"/>
+        </w:rPr>
+      </w:pPr>
+      <w:r>
+        <w:rPr>
+          <w:rFonts w:asciiTheme="minorHAnsi" w:hAnsiTheme="minorHAnsi" w:cstheme="minorHAnsi"/>
+          <w:sz w:val="20"/>
+          <w:szCs w:val="20"/>
+        </w:rPr>
+        <w:t>}</w:t>
+      </w:r>
+    </w:p>
+    <w:p/>
+    <w:p>
+      <w:r>
+        <w:t xml:space="preserve">If </w:t>
+      </w:r>
+      <w:r>
+        <w:t xml:space="preserve">you </w:t>
+      </w:r>
+      <w:r>
+        <w:t xml:space="preserve">are </w:t>
+      </w:r>
+      <w:r>
+        <w:t xml:space="preserve">still </w:t>
+      </w:r>
+      <w:r>
+        <w:t xml:space="preserve">seeing </w:t>
+      </w:r>
+      <w:r>
+        <w:t>sparkles,</w:t>
+      </w:r>
+      <w:r>
+        <w:t xml:space="preserve"> you might need to add </w:t>
+      </w:r>
+      <w:proofErr w:type="spellStart"/>
+      <w:r>
+        <w:t>skeletonRoom</w:t>
+      </w:r>
+      <w:proofErr w:type="spellEnd"/>
+      <w:r>
+        <w:t xml:space="preserve"> and the plane to the </w:t>
+      </w:r>
+      <w:r>
+        <w:rPr>
+          <w:b/>
+          <w:bCs/>
+        </w:rPr>
+        <w:t>if</w:t>
+      </w:r>
+      <w:r>
+        <w:t xml:space="preserve"> statement</w:t>
+      </w:r>
+      <w:r>
+        <w:t>.</w:t>
+      </w:r>
+      <w:r>
+        <w:t xml:space="preserve"> A</w:t>
+      </w:r>
+      <w:r>
+        <w:t>lso,</w:t>
+      </w:r>
+      <w:r>
+        <w:t xml:space="preserve"> don’t forget to check that your pieces are above these </w:t>
+      </w:r>
+      <w:proofErr w:type="spellStart"/>
+      <w:r>
+        <w:t>gameObjects</w:t>
+      </w:r>
+      <w:proofErr w:type="spellEnd"/>
+      <w:r>
+        <w:t>.</w:t>
+      </w:r>
+    </w:p>
+    <w:p>
+      <w:pPr>
+        <w:pStyle w:val="Codeblock"/>
+        <w:spacing w:after="0"/>
+        <w:rPr>
+          <w:rFonts w:asciiTheme="minorHAnsi" w:hAnsiTheme="minorHAnsi" w:cstheme="minorHAnsi"/>
+          <w:sz w:val="20"/>
+          <w:szCs w:val="20"/>
+        </w:rPr>
+      </w:pPr>
+      <w:r>
+        <w:rPr>
+          <w:rFonts w:asciiTheme="minorHAnsi" w:hAnsiTheme="minorHAnsi" w:cstheme="minorHAnsi"/>
+          <w:color w:val="0000FF"/>
+          <w:sz w:val="20"/>
+          <w:szCs w:val="20"/>
+        </w:rPr>
+        <w:t>void</w:t>
+      </w:r>
+      <w:r>
+        <w:rPr>
+          <w:rFonts w:asciiTheme="minorHAnsi" w:hAnsiTheme="minorHAnsi" w:cstheme="minorHAnsi"/>
+          <w:sz w:val="20"/>
+          <w:szCs w:val="20"/>
+        </w:rPr>
+        <w:t xml:space="preserve"> </w:t>
+      </w:r>
+      <w:proofErr w:type="gramStart"/>
+      <w:r>
+        <w:rPr>
+          <w:rFonts w:asciiTheme="minorHAnsi" w:hAnsiTheme="minorHAnsi" w:cstheme="minorHAnsi"/>
+          <w:sz w:val="20"/>
+          <w:szCs w:val="20"/>
+        </w:rPr>
+        <w:t>OnCollisionEnter(</w:t>
+      </w:r>
+      <w:proofErr w:type="gramEnd"/>
+      <w:r>
+        <w:rPr>
+          <w:rFonts w:asciiTheme="minorHAnsi" w:hAnsiTheme="minorHAnsi" w:cstheme="minorHAnsi"/>
+          <w:sz w:val="20"/>
+          <w:szCs w:val="20"/>
+        </w:rPr>
+        <w:t>Collision col)</w:t>
+      </w:r>
+    </w:p>
+    <w:p>
+      <w:pPr>
+        <w:pStyle w:val="Codeblock"/>
+        <w:spacing w:after="0"/>
+        <w:rPr>
+          <w:rFonts w:asciiTheme="minorHAnsi" w:hAnsiTheme="minorHAnsi" w:cstheme="minorHAnsi"/>
+          <w:sz w:val="20"/>
+          <w:szCs w:val="20"/>
+        </w:rPr>
+      </w:pPr>
+      <w:r>
+        <w:rPr>
+          <w:rFonts w:asciiTheme="minorHAnsi" w:hAnsiTheme="minorHAnsi" w:cstheme="minorHAnsi"/>
+          <w:sz w:val="20"/>
+          <w:szCs w:val="20"/>
+        </w:rPr>
+        <w:t>{</w:t>
+      </w:r>
+    </w:p>
+    <w:p>
+      <w:pPr>
+        <w:pStyle w:val="Codeblock"/>
+        <w:spacing w:after="0"/>
+        <w:rPr>
+          <w:rFonts w:asciiTheme="minorHAnsi" w:hAnsiTheme="minorHAnsi" w:cstheme="minorHAnsi"/>
+          <w:color w:val="008000"/>
+          <w:sz w:val="20"/>
+          <w:szCs w:val="20"/>
+        </w:rPr>
+      </w:pPr>
+      <w:r>
+        <w:rPr>
+          <w:rFonts w:asciiTheme="minorHAnsi" w:hAnsiTheme="minorHAnsi" w:cstheme="minorHAnsi"/>
+          <w:sz w:val="20"/>
+          <w:szCs w:val="20"/>
+        </w:rPr>
+        <w:t xml:space="preserve">        </w:t>
+      </w:r>
+      <w:r>
+        <w:rPr>
+          <w:rFonts w:asciiTheme="minorHAnsi" w:hAnsiTheme="minorHAnsi" w:cstheme="minorHAnsi"/>
+          <w:color w:val="008000"/>
+          <w:sz w:val="20"/>
+          <w:szCs w:val="20"/>
+        </w:rPr>
+        <w:t>// Detect which object you want to collide with/don’t want to collide with</w:t>
+      </w:r>
+    </w:p>
+    <w:p>
+      <w:pPr>
+        <w:pStyle w:val="Codeblock"/>
+        <w:spacing w:after="0"/>
+        <w:rPr>
+          <w:rFonts w:asciiTheme="minorHAnsi" w:hAnsiTheme="minorHAnsi" w:cstheme="minorHAnsi"/>
+          <w:sz w:val="20"/>
+          <w:szCs w:val="20"/>
+        </w:rPr>
+      </w:pPr>
+      <w:r>
+        <w:rPr>
+          <w:rFonts w:asciiTheme="minorHAnsi" w:hAnsiTheme="minorHAnsi" w:cstheme="minorHAnsi"/>
+          <w:sz w:val="20"/>
+          <w:szCs w:val="20"/>
+        </w:rPr>
+        <w:t xml:space="preserve">        </w:t>
+      </w:r>
+      <w:proofErr w:type="gramStart"/>
+      <w:r>
+        <w:rPr>
+          <w:rFonts w:asciiTheme="minorHAnsi" w:hAnsiTheme="minorHAnsi" w:cstheme="minorHAnsi"/>
+          <w:sz w:val="20"/>
+          <w:szCs w:val="20"/>
+        </w:rPr>
+        <w:t>if(col.gameObject.name !</w:t>
+      </w:r>
+      <w:proofErr w:type="gramEnd"/>
+      <w:r>
+        <w:rPr>
+          <w:rFonts w:asciiTheme="minorHAnsi" w:hAnsiTheme="minorHAnsi" w:cstheme="minorHAnsi"/>
+          <w:sz w:val="20"/>
+          <w:szCs w:val="20"/>
+        </w:rPr>
+        <w:t xml:space="preserve">= "ChessBoard" &amp;&amp; </w:t>
+      </w:r>
+    </w:p>
+    <w:p>
+      <w:pPr>
+        <w:pStyle w:val="Codeblock"/>
+        <w:spacing w:after="0"/>
+        <w:rPr>
+          <w:rFonts w:asciiTheme="minorHAnsi" w:hAnsiTheme="minorHAnsi" w:cstheme="minorHAnsi"/>
+          <w:sz w:val="20"/>
+          <w:szCs w:val="20"/>
+        </w:rPr>
+      </w:pPr>
+      <w:r>
+        <w:rPr>
+          <w:rFonts w:asciiTheme="minorHAnsi" w:hAnsiTheme="minorHAnsi" w:cstheme="minorHAnsi"/>
+          <w:sz w:val="20"/>
+          <w:szCs w:val="20"/>
+        </w:rPr>
+        <w:t xml:space="preserve">            </w:t>
+      </w:r>
+      <w:proofErr w:type="gramStart"/>
+      <w:r>
+        <w:rPr>
+          <w:rFonts w:asciiTheme="minorHAnsi" w:hAnsiTheme="minorHAnsi" w:cstheme="minorHAnsi"/>
+          <w:sz w:val="20"/>
+          <w:szCs w:val="20"/>
+        </w:rPr>
+        <w:t>col.gameObject.name!=</w:t>
+      </w:r>
+      <w:proofErr w:type="gramEnd"/>
+      <w:r>
+        <w:rPr>
+          <w:rFonts w:asciiTheme="minorHAnsi" w:hAnsiTheme="minorHAnsi" w:cstheme="minorHAnsi"/>
+          <w:sz w:val="20"/>
+          <w:szCs w:val="20"/>
+        </w:rPr>
+        <w:t xml:space="preserve"> "Quad (5)" &amp;</w:t>
+      </w:r>
+      <w:proofErr w:type="gramStart"/>
+      <w:r>
+        <w:rPr>
+          <w:rFonts w:asciiTheme="minorHAnsi" w:hAnsiTheme="minorHAnsi" w:cstheme="minorHAnsi"/>
+          <w:sz w:val="20"/>
+          <w:szCs w:val="20"/>
+        </w:rPr>
+        <w:t>&amp;</w:t>
+      </w:r>
+      <w:r>
+        <w:rPr>
+          <w:rFonts w:asciiTheme="minorHAnsi" w:hAnsiTheme="minorHAnsi" w:cstheme="minorHAnsi"/>
+          <w:sz w:val="20"/>
+          <w:szCs w:val="20"/>
+        </w:rPr>
+        <w:t xml:space="preserve"> )  </w:t>
+      </w:r>
+      <w:r>
+        <w:rPr>
+          <w:rFonts w:asciiTheme="minorHAnsi" w:hAnsiTheme="minorHAnsi" w:cstheme="minorHAnsi"/>
+          <w:color w:val="008000"/>
+          <w:sz w:val="20"/>
+          <w:szCs w:val="20"/>
+        </w:rPr>
+        <w:t>//Quad(</w:t>
+      </w:r>
+      <w:proofErr w:type="gramEnd"/>
+      <w:r>
+        <w:rPr>
+          <w:rFonts w:asciiTheme="minorHAnsi" w:hAnsiTheme="minorHAnsi" w:cstheme="minorHAnsi"/>
+          <w:color w:val="008000"/>
+          <w:sz w:val="20"/>
+          <w:szCs w:val="20"/>
+        </w:rPr>
+        <w:t>5) is the floor</w:t>
+      </w:r>
+    </w:p>
+    <w:p>
+      <w:pPr>
+        <w:pStyle w:val="Codeblock"/>
+        <w:spacing w:after="0"/>
+        <w:rPr>
+          <w:rFonts w:asciiTheme="minorHAnsi" w:hAnsiTheme="minorHAnsi" w:cstheme="minorHAnsi"/>
+          <w:sz w:val="20"/>
+          <w:szCs w:val="20"/>
+        </w:rPr>
+      </w:pPr>
+      <w:r>
+        <w:rPr>
+          <w:rFonts w:asciiTheme="minorHAnsi" w:hAnsiTheme="minorHAnsi" w:cstheme="minorHAnsi"/>
+          <w:sz w:val="20"/>
+          <w:szCs w:val="20"/>
+        </w:rPr>
+        <w:t xml:space="preserve">            </w:t>
+      </w:r>
+      <w:proofErr w:type="gramStart"/>
+      <w:r>
+        <w:rPr>
+          <w:rFonts w:asciiTheme="minorHAnsi" w:hAnsiTheme="minorHAnsi" w:cstheme="minorHAnsi"/>
+          <w:sz w:val="20"/>
+          <w:szCs w:val="20"/>
+        </w:rPr>
+        <w:t>col.gameObject.name!=</w:t>
+      </w:r>
+      <w:proofErr w:type="gramEnd"/>
+      <w:r>
+        <w:rPr>
+          <w:rFonts w:asciiTheme="minorHAnsi" w:hAnsiTheme="minorHAnsi" w:cstheme="minorHAnsi"/>
+          <w:sz w:val="20"/>
+          <w:szCs w:val="20"/>
+        </w:rPr>
+        <w:t xml:space="preserve"> "</w:t>
+      </w:r>
+      <w:r>
+        <w:rPr>
+          <w:rFonts w:asciiTheme="minorHAnsi" w:hAnsiTheme="minorHAnsi" w:cstheme="minorHAnsi"/>
+          <w:sz w:val="20"/>
+          <w:szCs w:val="20"/>
+        </w:rPr>
+        <w:t>roomSkeleton</w:t>
+      </w:r>
+      <w:r>
+        <w:rPr>
+          <w:rFonts w:asciiTheme="minorHAnsi" w:hAnsiTheme="minorHAnsi" w:cstheme="minorHAnsi"/>
+          <w:sz w:val="20"/>
+          <w:szCs w:val="20"/>
+        </w:rPr>
+        <w:t>" &amp;&amp;</w:t>
+      </w:r>
+    </w:p>
+    <w:p>
+      <w:pPr>
+        <w:pStyle w:val="Codeblock"/>
+        <w:spacing w:after="0"/>
+        <w:rPr>
+          <w:rFonts w:asciiTheme="minorHAnsi" w:hAnsiTheme="minorHAnsi" w:cstheme="minorHAnsi"/>
+          <w:sz w:val="20"/>
+          <w:szCs w:val="20"/>
+        </w:rPr>
+      </w:pPr>
+      <w:r>
+        <w:rPr>
+          <w:rFonts w:asciiTheme="minorHAnsi" w:hAnsiTheme="minorHAnsi" w:cstheme="minorHAnsi"/>
+          <w:sz w:val="20"/>
+          <w:szCs w:val="20"/>
+        </w:rPr>
+        <w:t xml:space="preserve">            </w:t>
+      </w:r>
+      <w:proofErr w:type="gramStart"/>
+      <w:r>
+        <w:rPr>
+          <w:rFonts w:asciiTheme="minorHAnsi" w:hAnsiTheme="minorHAnsi" w:cstheme="minorHAnsi"/>
+          <w:sz w:val="20"/>
+          <w:szCs w:val="20"/>
+        </w:rPr>
+        <w:t>col.gameObject.name!=</w:t>
+      </w:r>
+      <w:proofErr w:type="gramEnd"/>
+      <w:r>
+        <w:rPr>
+          <w:rFonts w:asciiTheme="minorHAnsi" w:hAnsiTheme="minorHAnsi" w:cstheme="minorHAnsi"/>
+          <w:sz w:val="20"/>
+          <w:szCs w:val="20"/>
+        </w:rPr>
+        <w:t xml:space="preserve"> "</w:t>
+      </w:r>
+      <w:r>
+        <w:rPr>
+          <w:rFonts w:asciiTheme="minorHAnsi" w:hAnsiTheme="minorHAnsi" w:cstheme="minorHAnsi"/>
+          <w:sz w:val="20"/>
+          <w:szCs w:val="20"/>
+        </w:rPr>
+        <w:t>Plane</w:t>
+      </w:r>
+      <w:proofErr w:type="gramStart"/>
+      <w:r>
+        <w:rPr>
+          <w:rFonts w:asciiTheme="minorHAnsi" w:hAnsiTheme="minorHAnsi" w:cstheme="minorHAnsi"/>
+          <w:sz w:val="20"/>
+          <w:szCs w:val="20"/>
+        </w:rPr>
+        <w:t xml:space="preserve">" </w:t>
+      </w:r>
+      <w:r>
+        <w:rPr>
+          <w:rFonts w:asciiTheme="minorHAnsi" w:hAnsiTheme="minorHAnsi" w:cstheme="minorHAnsi"/>
+          <w:sz w:val="20"/>
+          <w:szCs w:val="20"/>
+        </w:rPr>
+        <w:t>)</w:t>
+      </w:r>
+      <w:proofErr w:type="gramEnd"/>
+      <w:r>
+        <w:rPr>
+          <w:rFonts w:asciiTheme="minorHAnsi" w:hAnsiTheme="minorHAnsi" w:cstheme="minorHAnsi"/>
+          <w:sz w:val="20"/>
+          <w:szCs w:val="20"/>
+        </w:rPr>
+        <w:t xml:space="preserve"> </w:t>
+      </w:r>
+    </w:p>
+    <w:p>
+      <w:pPr>
+        <w:pStyle w:val="Codeblock"/>
+        <w:spacing w:after="0"/>
+        <w:rPr>
+          <w:rFonts w:asciiTheme="minorHAnsi" w:hAnsiTheme="minorHAnsi" w:cstheme="minorHAnsi"/>
+          <w:sz w:val="20"/>
+          <w:szCs w:val="20"/>
+        </w:rPr>
+      </w:pPr>
+      <w:r>
+        <w:rPr>
+          <w:rFonts w:asciiTheme="minorHAnsi" w:hAnsiTheme="minorHAnsi" w:cstheme="minorHAnsi"/>
+          <w:sz w:val="20"/>
+          <w:szCs w:val="20"/>
+        </w:rPr>
+        <w:t xml:space="preserve">        {</w:t>
+      </w:r>
+    </w:p>
+    <w:p>
+      <w:pPr>
+        <w:pStyle w:val="Codeblock"/>
+        <w:spacing w:after="0"/>
+        <w:rPr>
+          <w:rFonts w:asciiTheme="minorHAnsi" w:hAnsiTheme="minorHAnsi" w:cstheme="minorHAnsi"/>
+          <w:sz w:val="20"/>
+          <w:szCs w:val="20"/>
+        </w:rPr>
+      </w:pPr>
+      <w:r>
+        <w:rPr>
+          <w:rFonts w:asciiTheme="minorHAnsi" w:hAnsiTheme="minorHAnsi" w:cstheme="minorHAnsi"/>
+          <w:sz w:val="20"/>
+          <w:szCs w:val="20"/>
+        </w:rPr>
+        <w:t xml:space="preserve">        </w:t>
+      </w:r>
+      <w:proofErr w:type="gramStart"/>
+      <w:r>
+        <w:rPr>
+          <w:rFonts w:asciiTheme="minorHAnsi" w:hAnsiTheme="minorHAnsi" w:cstheme="minorHAnsi"/>
+          <w:sz w:val="20"/>
+          <w:szCs w:val="20"/>
+        </w:rPr>
+        <w:t>sparkle.GetComponent</w:t>
+      </w:r>
+      <w:proofErr w:type="gramEnd"/>
+      <w:r>
+        <w:rPr>
+          <w:rFonts w:asciiTheme="minorHAnsi" w:hAnsiTheme="minorHAnsi" w:cstheme="minorHAnsi"/>
+          <w:sz w:val="20"/>
+          <w:szCs w:val="20"/>
+        </w:rPr>
+        <w:t>&lt;ParticleSystem</w:t>
+      </w:r>
+      <w:proofErr w:type="gramStart"/>
+      <w:r>
+        <w:rPr>
+          <w:rFonts w:asciiTheme="minorHAnsi" w:hAnsiTheme="minorHAnsi" w:cstheme="minorHAnsi"/>
+          <w:sz w:val="20"/>
+          <w:szCs w:val="20"/>
+        </w:rPr>
+        <w:t>&gt;().enableEmission</w:t>
+      </w:r>
+      <w:proofErr w:type="gramEnd"/>
+      <w:r>
+        <w:rPr>
+          <w:rFonts w:asciiTheme="minorHAnsi" w:hAnsiTheme="minorHAnsi" w:cstheme="minorHAnsi"/>
+          <w:sz w:val="20"/>
+          <w:szCs w:val="20"/>
+        </w:rPr>
+        <w:t xml:space="preserve"> = </w:t>
+      </w:r>
+      <w:r>
+        <w:rPr>
+          <w:rFonts w:asciiTheme="minorHAnsi" w:hAnsiTheme="minorHAnsi" w:cstheme="minorHAnsi"/>
+          <w:color w:val="0000FF"/>
+          <w:sz w:val="20"/>
+          <w:szCs w:val="20"/>
+        </w:rPr>
+        <w:t>true</w:t>
+      </w:r>
+      <w:r>
+        <w:rPr>
+          <w:rFonts w:asciiTheme="minorHAnsi" w:hAnsiTheme="minorHAnsi" w:cstheme="minorHAnsi"/>
+          <w:sz w:val="20"/>
+          <w:szCs w:val="20"/>
+        </w:rPr>
+        <w:t>;</w:t>
+      </w:r>
+    </w:p>
+    <w:p>
+      <w:pPr>
+        <w:pStyle w:val="Codeblock"/>
+        <w:spacing w:after="0"/>
+        <w:rPr>
+          <w:rFonts w:asciiTheme="minorHAnsi" w:hAnsiTheme="minorHAnsi" w:cstheme="minorHAnsi"/>
+          <w:sz w:val="20"/>
+          <w:szCs w:val="20"/>
+        </w:rPr>
+      </w:pPr>
+      <w:r>
+        <w:rPr>
+          <w:rFonts w:asciiTheme="minorHAnsi" w:hAnsiTheme="minorHAnsi" w:cstheme="minorHAnsi"/>
+          <w:sz w:val="20"/>
+          <w:szCs w:val="20"/>
+        </w:rPr>
+        <w:t xml:space="preserve">        </w:t>
+      </w:r>
+      <w:proofErr w:type="gramStart"/>
+      <w:r>
+        <w:rPr>
+          <w:rFonts w:asciiTheme="minorHAnsi" w:hAnsiTheme="minorHAnsi" w:cstheme="minorHAnsi"/>
+          <w:sz w:val="20"/>
+          <w:szCs w:val="20"/>
+        </w:rPr>
+        <w:t>StartCoroutine( stopSparkles</w:t>
+      </w:r>
+      <w:proofErr w:type="gramEnd"/>
+      <w:r>
+        <w:rPr>
+          <w:rFonts w:asciiTheme="minorHAnsi" w:hAnsiTheme="minorHAnsi" w:cstheme="minorHAnsi"/>
+          <w:sz w:val="20"/>
+          <w:szCs w:val="20"/>
+        </w:rPr>
+        <w:t>(</w:t>
+      </w:r>
+      <w:proofErr w:type="gramStart"/>
+      <w:r>
+        <w:rPr>
+          <w:rFonts w:asciiTheme="minorHAnsi" w:hAnsiTheme="minorHAnsi" w:cstheme="minorHAnsi"/>
+          <w:sz w:val="20"/>
+          <w:szCs w:val="20"/>
+        </w:rPr>
+        <w:t>) )</w:t>
+      </w:r>
+      <w:proofErr w:type="gramEnd"/>
+      <w:r>
+        <w:rPr>
+          <w:rFonts w:asciiTheme="minorHAnsi" w:hAnsiTheme="minorHAnsi" w:cstheme="minorHAnsi"/>
+          <w:sz w:val="20"/>
+          <w:szCs w:val="20"/>
+        </w:rPr>
+        <w:t>;</w:t>
+      </w:r>
+    </w:p>
+    <w:p>
+      <w:pPr>
+        <w:pStyle w:val="Codeblock"/>
+        <w:spacing w:after="0"/>
+        <w:rPr>
+          <w:rFonts w:asciiTheme="minorHAnsi" w:hAnsiTheme="minorHAnsi" w:cstheme="minorHAnsi"/>
+          <w:sz w:val="20"/>
+          <w:szCs w:val="20"/>
+        </w:rPr>
+      </w:pPr>
+      <w:r>
+        <w:rPr>
+          <w:rFonts w:asciiTheme="minorHAnsi" w:hAnsiTheme="minorHAnsi" w:cstheme="minorHAnsi"/>
+          <w:sz w:val="20"/>
+          <w:szCs w:val="20"/>
+        </w:rPr>
+        <w:t xml:space="preserve">        }</w:t>
+      </w:r>
+    </w:p>
+    <w:p>
+      <w:pPr>
+        <w:pStyle w:val="Codeblock"/>
+        <w:spacing w:after="0"/>
+        <w:rPr>
+          <w:rFonts w:asciiTheme="minorHAnsi" w:hAnsiTheme="minorHAnsi" w:cstheme="minorHAnsi"/>
+          <w:sz w:val="20"/>
+          <w:szCs w:val="20"/>
+        </w:rPr>
+      </w:pPr>
+      <w:r>
+        <w:rPr>
+          <w:rFonts w:asciiTheme="minorHAnsi" w:hAnsiTheme="minorHAnsi" w:cstheme="minorHAnsi"/>
+          <w:sz w:val="20"/>
+          <w:szCs w:val="20"/>
+        </w:rPr>
+        <w:t>}</w:t>
+      </w:r>
+    </w:p>
+    <w:p/>
+    <w:p>
+      <w:pPr>
+        <w:pStyle w:val="Heading1"/>
+      </w:pPr>
+      <w:bookmarkStart w:id="4" w:name="_Toc36126104"/>
+      <w:r>
+        <w:t xml:space="preserve">Dynamic </w:t>
+      </w:r>
+      <w:r>
+        <w:t>e</w:t>
+      </w:r>
+      <w:r>
+        <w:t>ffects</w:t>
+      </w:r>
+      <w:bookmarkEnd w:id="4"/>
     </w:p>
     <w:p>
       <w:pPr>
@@ -1253,662 +2887,16 @@
         <w:jc w:val="both"/>
       </w:pPr>
       <w:r>
-        <w:t>You might notice that the Castle sparkles once just as you start the game. This is because Unity detects a collision with either the chessboard plane or the Quad that you have placed on the floor. There’s an easy get around to avoid that, just wrap the start of the animation in an if() statement as below:</w:t>
-      </w:r>
-    </w:p>
-    <w:p>
-      <w:pPr>
-        <w:pStyle w:val="Codeblock"/>
-        <w:spacing w:after="0"/>
-        <w:rPr>
-          <w:rFonts w:asciiTheme="minorHAnsi" w:hAnsiTheme="minorHAnsi" w:cstheme="minorHAnsi"/>
-          <w:sz w:val="20"/>
-          <w:szCs w:val="20"/>
-        </w:rPr>
-      </w:pPr>
-      <w:r>
-        <w:rPr>
-          <w:rFonts w:asciiTheme="minorHAnsi" w:hAnsiTheme="minorHAnsi" w:cstheme="minorHAnsi"/>
-          <w:color w:val="0000FF"/>
-          <w:sz w:val="20"/>
-          <w:szCs w:val="20"/>
-        </w:rPr>
-        <w:t>void</w:t>
-      </w:r>
-      <w:r>
-        <w:rPr>
-          <w:rFonts w:asciiTheme="minorHAnsi" w:hAnsiTheme="minorHAnsi" w:cstheme="minorHAnsi"/>
-          <w:sz w:val="20"/>
-          <w:szCs w:val="20"/>
-        </w:rPr>
-        <w:t xml:space="preserve"> OnCollisionEnter(Collision col)</w:t>
-      </w:r>
-    </w:p>
-    <w:p>
-      <w:pPr>
-        <w:pStyle w:val="Codeblock"/>
-        <w:spacing w:after="0"/>
-        <w:rPr>
-          <w:rFonts w:asciiTheme="minorHAnsi" w:hAnsiTheme="minorHAnsi" w:cstheme="minorHAnsi"/>
-          <w:sz w:val="20"/>
-          <w:szCs w:val="20"/>
-        </w:rPr>
-      </w:pPr>
-      <w:r>
-        <w:rPr>
-          <w:rFonts w:asciiTheme="minorHAnsi" w:hAnsiTheme="minorHAnsi" w:cstheme="minorHAnsi"/>
-          <w:sz w:val="20"/>
-          <w:szCs w:val="20"/>
-        </w:rPr>
-        <w:t>{</w:t>
-      </w:r>
-    </w:p>
-    <w:p>
-      <w:pPr>
-        <w:pStyle w:val="Codeblock"/>
-        <w:spacing w:after="0"/>
-        <w:rPr>
-          <w:rFonts w:asciiTheme="minorHAnsi" w:hAnsiTheme="minorHAnsi" w:cstheme="minorHAnsi"/>
-          <w:color w:val="008000"/>
-          <w:sz w:val="20"/>
-          <w:szCs w:val="20"/>
-        </w:rPr>
-      </w:pPr>
-      <w:r>
-        <w:rPr>
-          <w:rFonts w:asciiTheme="minorHAnsi" w:hAnsiTheme="minorHAnsi" w:cstheme="minorHAnsi"/>
-          <w:sz w:val="20"/>
-          <w:szCs w:val="20"/>
-        </w:rPr>
-        <w:t xml:space="preserve">        </w:t>
-      </w:r>
-      <w:r>
-        <w:rPr>
-          <w:rFonts w:asciiTheme="minorHAnsi" w:hAnsiTheme="minorHAnsi" w:cstheme="minorHAnsi"/>
-          <w:color w:val="008000"/>
-          <w:sz w:val="20"/>
-          <w:szCs w:val="20"/>
-        </w:rPr>
-        <w:t>// Detect which object you want to collide with/don’t want to collide with</w:t>
-      </w:r>
-    </w:p>
-    <w:p>
-      <w:pPr>
-        <w:pStyle w:val="Codeblock"/>
-        <w:spacing w:after="0"/>
-        <w:rPr>
-          <w:rFonts w:asciiTheme="minorHAnsi" w:hAnsiTheme="minorHAnsi" w:cstheme="minorHAnsi"/>
-          <w:sz w:val="20"/>
-          <w:szCs w:val="20"/>
-        </w:rPr>
-      </w:pPr>
-      <w:r>
-        <w:rPr>
-          <w:rFonts w:asciiTheme="minorHAnsi" w:hAnsiTheme="minorHAnsi" w:cstheme="minorHAnsi"/>
-          <w:sz w:val="20"/>
-          <w:szCs w:val="20"/>
-        </w:rPr>
-        <w:t xml:space="preserve">        if(col.gameObject.name != "ChessBoard" &amp;&amp; col.gameObject.name!= "Quad (5)" ) </w:t>
-      </w:r>
-      <w:r>
-        <w:rPr>
-          <w:rFonts w:asciiTheme="minorHAnsi" w:hAnsiTheme="minorHAnsi" w:cstheme="minorHAnsi"/>
-          <w:sz w:val="20"/>
-          <w:szCs w:val="20"/>
-        </w:rPr>
+        <w:t xml:space="preserve">We will now create some dynamic effects to further improve the </w:t>
+      </w:r>
+      <w:r>
+        <w:t>interactivity</w:t>
+      </w:r>
+      <w:r>
         <w:t xml:space="preserve"> </w:t>
       </w:r>
       <w:r>
-        <w:rPr>
-          <w:rFonts w:asciiTheme="minorHAnsi" w:hAnsiTheme="minorHAnsi" w:cstheme="minorHAnsi"/>
-          <w:color w:val="008000"/>
-          <w:sz w:val="20"/>
-          <w:szCs w:val="20"/>
-        </w:rPr>
-        <w:t>//Quad(5) is the floor</w:t>
-      </w:r>
-    </w:p>
-    <w:p>
-      <w:pPr>
-        <w:pStyle w:val="Codeblock"/>
-        <w:spacing w:after="0"/>
-        <w:rPr>
-          <w:rFonts w:asciiTheme="minorHAnsi" w:hAnsiTheme="minorHAnsi" w:cstheme="minorHAnsi"/>
-          <w:sz w:val="20"/>
-          <w:szCs w:val="20"/>
-        </w:rPr>
-      </w:pPr>
-      <w:r>
-        <w:rPr>
-          <w:rFonts w:asciiTheme="minorHAnsi" w:hAnsiTheme="minorHAnsi" w:cstheme="minorHAnsi"/>
-          <w:sz w:val="20"/>
-          <w:szCs w:val="20"/>
-        </w:rPr>
-        <w:t xml:space="preserve">        </w:t>
-      </w:r>
-      <w:r>
-        <w:rPr>
-          <w:rFonts w:asciiTheme="minorHAnsi" w:hAnsiTheme="minorHAnsi" w:cstheme="minorHAnsi"/>
-          <w:sz w:val="20"/>
-          <w:szCs w:val="20"/>
-        </w:rPr>
-        <w:t>{</w:t>
-      </w:r>
-    </w:p>
-    <w:p>
-      <w:pPr>
-        <w:pStyle w:val="Codeblock"/>
-        <w:spacing w:after="0"/>
-        <w:rPr>
-          <w:rFonts w:asciiTheme="minorHAnsi" w:hAnsiTheme="minorHAnsi" w:cstheme="minorHAnsi"/>
-          <w:sz w:val="20"/>
-          <w:szCs w:val="20"/>
-        </w:rPr>
-      </w:pPr>
-      <w:r>
-        <w:rPr>
-          <w:rFonts w:asciiTheme="minorHAnsi" w:hAnsiTheme="minorHAnsi" w:cstheme="minorHAnsi"/>
-          <w:sz w:val="20"/>
-          <w:szCs w:val="20"/>
-        </w:rPr>
-        <w:t xml:space="preserve">        sparkle.GetComponent&lt;ParticleSystem&gt;().enableEmission = </w:t>
-      </w:r>
-      <w:r>
-        <w:rPr>
-          <w:rFonts w:asciiTheme="minorHAnsi" w:hAnsiTheme="minorHAnsi" w:cstheme="minorHAnsi"/>
-          <w:color w:val="0000FF"/>
-          <w:sz w:val="20"/>
-          <w:szCs w:val="20"/>
-        </w:rPr>
-        <w:t>true</w:t>
-      </w:r>
-      <w:r>
-        <w:rPr>
-          <w:rFonts w:asciiTheme="minorHAnsi" w:hAnsiTheme="minorHAnsi" w:cstheme="minorHAnsi"/>
-          <w:sz w:val="20"/>
-          <w:szCs w:val="20"/>
-        </w:rPr>
-        <w:t>;</w:t>
-      </w:r>
-    </w:p>
-    <w:p>
-      <w:pPr>
-        <w:pStyle w:val="Codeblock"/>
-        <w:spacing w:after="0"/>
-        <w:rPr>
-          <w:rFonts w:asciiTheme="minorHAnsi" w:hAnsiTheme="minorHAnsi" w:cstheme="minorHAnsi"/>
-          <w:sz w:val="20"/>
-          <w:szCs w:val="20"/>
-        </w:rPr>
-      </w:pPr>
-      <w:r>
-        <w:rPr>
-          <w:rFonts w:asciiTheme="minorHAnsi" w:hAnsiTheme="minorHAnsi" w:cstheme="minorHAnsi"/>
-          <w:sz w:val="20"/>
-          <w:szCs w:val="20"/>
-        </w:rPr>
-        <w:t xml:space="preserve">        </w:t>
-      </w:r>
-      <w:proofErr w:type="spellStart"/>
-      <w:r>
-        <w:rPr>
-          <w:rFonts w:asciiTheme="minorHAnsi" w:hAnsiTheme="minorHAnsi" w:cstheme="minorHAnsi"/>
-          <w:sz w:val="20"/>
-          <w:szCs w:val="20"/>
-        </w:rPr>
-        <w:t>StartCoroutine</w:t>
-      </w:r>
-      <w:proofErr w:type="spellEnd"/>
-      <w:r>
-        <w:rPr>
-          <w:rFonts w:asciiTheme="minorHAnsi" w:hAnsiTheme="minorHAnsi" w:cstheme="minorHAnsi"/>
-          <w:sz w:val="20"/>
-          <w:szCs w:val="20"/>
-        </w:rPr>
-        <w:t xml:space="preserve">( </w:t>
-      </w:r>
-      <w:proofErr w:type="spellStart"/>
-      <w:r>
-        <w:rPr>
-          <w:rFonts w:asciiTheme="minorHAnsi" w:hAnsiTheme="minorHAnsi" w:cstheme="minorHAnsi"/>
-          <w:sz w:val="20"/>
-          <w:szCs w:val="20"/>
-        </w:rPr>
-        <w:t>s</w:t>
-      </w:r>
-      <w:r>
-        <w:rPr>
-          <w:rFonts w:asciiTheme="minorHAnsi" w:hAnsiTheme="minorHAnsi" w:cstheme="minorHAnsi"/>
-          <w:sz w:val="20"/>
-          <w:szCs w:val="20"/>
-        </w:rPr>
-        <w:t>topSparkles</w:t>
-      </w:r>
-      <w:proofErr w:type="spellEnd"/>
-      <w:r>
-        <w:rPr>
-          <w:rFonts w:asciiTheme="minorHAnsi" w:hAnsiTheme="minorHAnsi" w:cstheme="minorHAnsi"/>
-          <w:sz w:val="20"/>
-          <w:szCs w:val="20"/>
-        </w:rPr>
-        <w:t>() );</w:t>
-      </w:r>
-    </w:p>
-    <w:p>
-      <w:pPr>
-        <w:pStyle w:val="Codeblock"/>
-        <w:spacing w:after="0"/>
-        <w:rPr>
-          <w:rFonts w:asciiTheme="minorHAnsi" w:hAnsiTheme="minorHAnsi" w:cstheme="minorHAnsi"/>
-          <w:sz w:val="20"/>
-          <w:szCs w:val="20"/>
-        </w:rPr>
-      </w:pPr>
-      <w:r>
-        <w:rPr>
-          <w:rFonts w:asciiTheme="minorHAnsi" w:hAnsiTheme="minorHAnsi" w:cstheme="minorHAnsi"/>
-          <w:sz w:val="20"/>
-          <w:szCs w:val="20"/>
-        </w:rPr>
-        <w:t xml:space="preserve">        }</w:t>
-      </w:r>
-    </w:p>
-    <w:p>
-      <w:pPr>
-        <w:pStyle w:val="Codeblock"/>
-        <w:spacing w:after="0"/>
-        <w:rPr>
-          <w:rFonts w:asciiTheme="minorHAnsi" w:hAnsiTheme="minorHAnsi" w:cstheme="minorHAnsi"/>
-          <w:sz w:val="20"/>
-          <w:szCs w:val="20"/>
-        </w:rPr>
-      </w:pPr>
-      <w:r>
-        <w:rPr>
-          <w:rFonts w:asciiTheme="minorHAnsi" w:hAnsiTheme="minorHAnsi" w:cstheme="minorHAnsi"/>
-          <w:sz w:val="20"/>
-          <w:szCs w:val="20"/>
-        </w:rPr>
-        <w:t>}</w:t>
-      </w:r>
-    </w:p>
-    <w:p/>
-    <w:p>
-      <w:r>
-        <w:t xml:space="preserve">In the case that you </w:t>
-      </w:r>
-      <w:r>
-        <w:t xml:space="preserve">are </w:t>
-      </w:r>
-      <w:r>
-        <w:t xml:space="preserve">still getting </w:t>
-      </w:r>
-      <w:r>
-        <w:t>sparkles,</w:t>
-      </w:r>
-      <w:r>
-        <w:t xml:space="preserve"> you might need to add the</w:t>
-      </w:r>
-      <w:r>
-        <w:t xml:space="preserve"> skeletonRoom and the plane to the if statement</w:t>
-      </w:r>
-      <w:r>
-        <w:t>.</w:t>
-      </w:r>
-      <w:r>
-        <w:t xml:space="preserve"> And don’t forget to check that your pieces are above these </w:t>
-      </w:r>
-      <w:proofErr w:type="spellStart"/>
-      <w:r>
-        <w:t>gameObjects</w:t>
-      </w:r>
-      <w:proofErr w:type="spellEnd"/>
-    </w:p>
-    <w:p>
-      <w:pPr>
-        <w:pStyle w:val="Codeblock"/>
-        <w:spacing w:after="0"/>
-        <w:rPr>
-          <w:rFonts w:asciiTheme="minorHAnsi" w:hAnsiTheme="minorHAnsi" w:cstheme="minorHAnsi"/>
-          <w:sz w:val="20"/>
-          <w:szCs w:val="20"/>
-        </w:rPr>
-      </w:pPr>
-      <w:r>
-        <w:rPr>
-          <w:rFonts w:asciiTheme="minorHAnsi" w:hAnsiTheme="minorHAnsi" w:cstheme="minorHAnsi"/>
-          <w:color w:val="0000FF"/>
-          <w:sz w:val="20"/>
-          <w:szCs w:val="20"/>
-        </w:rPr>
-        <w:t>void</w:t>
-      </w:r>
-      <w:r>
-        <w:rPr>
-          <w:rFonts w:asciiTheme="minorHAnsi" w:hAnsiTheme="minorHAnsi" w:cstheme="minorHAnsi"/>
-          <w:sz w:val="20"/>
-          <w:szCs w:val="20"/>
-        </w:rPr>
-        <w:t xml:space="preserve"> OnCollisionEnter(Collision col)</w:t>
-      </w:r>
-    </w:p>
-    <w:p>
-      <w:pPr>
-        <w:pStyle w:val="Codeblock"/>
-        <w:spacing w:after="0"/>
-        <w:rPr>
-          <w:rFonts w:asciiTheme="minorHAnsi" w:hAnsiTheme="minorHAnsi" w:cstheme="minorHAnsi"/>
-          <w:sz w:val="20"/>
-          <w:szCs w:val="20"/>
-        </w:rPr>
-      </w:pPr>
-      <w:r>
-        <w:rPr>
-          <w:rFonts w:asciiTheme="minorHAnsi" w:hAnsiTheme="minorHAnsi" w:cstheme="minorHAnsi"/>
-          <w:sz w:val="20"/>
-          <w:szCs w:val="20"/>
-        </w:rPr>
-        <w:t>{</w:t>
-      </w:r>
-    </w:p>
-    <w:p>
-      <w:pPr>
-        <w:pStyle w:val="Codeblock"/>
-        <w:spacing w:after="0"/>
-        <w:rPr>
-          <w:rFonts w:asciiTheme="minorHAnsi" w:hAnsiTheme="minorHAnsi" w:cstheme="minorHAnsi"/>
-          <w:color w:val="008000"/>
-          <w:sz w:val="20"/>
-          <w:szCs w:val="20"/>
-        </w:rPr>
-      </w:pPr>
-      <w:r>
-        <w:rPr>
-          <w:rFonts w:asciiTheme="minorHAnsi" w:hAnsiTheme="minorHAnsi" w:cstheme="minorHAnsi"/>
-          <w:sz w:val="20"/>
-          <w:szCs w:val="20"/>
-        </w:rPr>
-        <w:t xml:space="preserve">        </w:t>
-      </w:r>
-      <w:r>
-        <w:rPr>
-          <w:rFonts w:asciiTheme="minorHAnsi" w:hAnsiTheme="minorHAnsi" w:cstheme="minorHAnsi"/>
-          <w:color w:val="008000"/>
-          <w:sz w:val="20"/>
-          <w:szCs w:val="20"/>
-        </w:rPr>
-        <w:t>// Detect which object you want to collide with/don’t want to collide with</w:t>
-      </w:r>
-    </w:p>
-    <w:p>
-      <w:pPr>
-        <w:pStyle w:val="Codeblock"/>
-        <w:spacing w:after="0"/>
-        <w:rPr>
-          <w:rFonts w:asciiTheme="minorHAnsi" w:hAnsiTheme="minorHAnsi" w:cstheme="minorHAnsi"/>
-          <w:sz w:val="20"/>
-          <w:szCs w:val="20"/>
-        </w:rPr>
-      </w:pPr>
-      <w:r>
-        <w:rPr>
-          <w:rFonts w:asciiTheme="minorHAnsi" w:hAnsiTheme="minorHAnsi" w:cstheme="minorHAnsi"/>
-          <w:sz w:val="20"/>
-          <w:szCs w:val="20"/>
-        </w:rPr>
-        <w:t xml:space="preserve">        if(col.gameObject.name != "ChessBoard" &amp;&amp; </w:t>
-      </w:r>
-    </w:p>
-    <w:p>
-      <w:pPr>
-        <w:pStyle w:val="Codeblock"/>
-        <w:spacing w:after="0"/>
-        <w:rPr>
-          <w:rFonts w:asciiTheme="minorHAnsi" w:hAnsiTheme="minorHAnsi" w:cstheme="minorHAnsi"/>
-          <w:sz w:val="20"/>
-          <w:szCs w:val="20"/>
-        </w:rPr>
-      </w:pPr>
-      <w:r>
-        <w:rPr>
-          <w:rFonts w:asciiTheme="minorHAnsi" w:hAnsiTheme="minorHAnsi" w:cstheme="minorHAnsi"/>
-          <w:sz w:val="20"/>
-          <w:szCs w:val="20"/>
-        </w:rPr>
-        <w:t xml:space="preserve">            col.gameObject.name!= "Quad (5)" &amp;&amp;</w:t>
-      </w:r>
-      <w:r>
-        <w:rPr>
-          <w:rFonts w:asciiTheme="minorHAnsi" w:hAnsiTheme="minorHAnsi" w:cstheme="minorHAnsi"/>
-          <w:sz w:val="20"/>
-          <w:szCs w:val="20"/>
-        </w:rPr>
-        <w:t xml:space="preserve"> )  </w:t>
-      </w:r>
-      <w:r>
-        <w:rPr>
-          <w:rFonts w:asciiTheme="minorHAnsi" w:hAnsiTheme="minorHAnsi" w:cstheme="minorHAnsi"/>
-          <w:color w:val="008000"/>
-          <w:sz w:val="20"/>
-          <w:szCs w:val="20"/>
-        </w:rPr>
-        <w:t>//Quad(5) is the floor</w:t>
-      </w:r>
-    </w:p>
-    <w:p>
-      <w:pPr>
-        <w:pStyle w:val="Codeblock"/>
-        <w:spacing w:after="0"/>
-        <w:rPr>
-          <w:rFonts w:asciiTheme="minorHAnsi" w:hAnsiTheme="minorHAnsi" w:cstheme="minorHAnsi"/>
-          <w:sz w:val="20"/>
-          <w:szCs w:val="20"/>
-        </w:rPr>
-      </w:pPr>
-      <w:r>
-        <w:rPr>
-          <w:rFonts w:asciiTheme="minorHAnsi" w:hAnsiTheme="minorHAnsi" w:cstheme="minorHAnsi"/>
-          <w:sz w:val="20"/>
-          <w:szCs w:val="20"/>
-        </w:rPr>
-        <w:t xml:space="preserve">            col.gameObject.name!= "</w:t>
-      </w:r>
-      <w:r>
-        <w:rPr>
-          <w:rFonts w:asciiTheme="minorHAnsi" w:hAnsiTheme="minorHAnsi" w:cstheme="minorHAnsi"/>
-          <w:sz w:val="20"/>
-          <w:szCs w:val="20"/>
-        </w:rPr>
-        <w:t>roomSkeleton</w:t>
-      </w:r>
-      <w:r>
-        <w:rPr>
-          <w:rFonts w:asciiTheme="minorHAnsi" w:hAnsiTheme="minorHAnsi" w:cstheme="minorHAnsi"/>
-          <w:sz w:val="20"/>
-          <w:szCs w:val="20"/>
-        </w:rPr>
-        <w:t>" &amp;&amp;</w:t>
-      </w:r>
-    </w:p>
-    <w:p>
-      <w:pPr>
-        <w:pStyle w:val="Codeblock"/>
-        <w:spacing w:after="0"/>
-        <w:rPr>
-          <w:rFonts w:asciiTheme="minorHAnsi" w:hAnsiTheme="minorHAnsi" w:cstheme="minorHAnsi"/>
-          <w:sz w:val="20"/>
-          <w:szCs w:val="20"/>
-        </w:rPr>
-      </w:pPr>
-      <w:r>
-        <w:rPr>
-          <w:rFonts w:asciiTheme="minorHAnsi" w:hAnsiTheme="minorHAnsi" w:cstheme="minorHAnsi"/>
-          <w:sz w:val="20"/>
-          <w:szCs w:val="20"/>
-        </w:rPr>
-        <w:t xml:space="preserve">            col.gameObject.name!= "</w:t>
-      </w:r>
-      <w:r>
-        <w:rPr>
-          <w:rFonts w:asciiTheme="minorHAnsi" w:hAnsiTheme="minorHAnsi" w:cstheme="minorHAnsi"/>
-          <w:sz w:val="20"/>
-          <w:szCs w:val="20"/>
-        </w:rPr>
-        <w:t>Plane</w:t>
-      </w:r>
-      <w:r>
-        <w:rPr>
-          <w:rFonts w:asciiTheme="minorHAnsi" w:hAnsiTheme="minorHAnsi" w:cstheme="minorHAnsi"/>
-          <w:sz w:val="20"/>
-          <w:szCs w:val="20"/>
-        </w:rPr>
-        <w:t xml:space="preserve">" </w:t>
-      </w:r>
-      <w:r>
-        <w:rPr>
-          <w:rFonts w:asciiTheme="minorHAnsi" w:hAnsiTheme="minorHAnsi" w:cstheme="minorHAnsi"/>
-          <w:sz w:val="20"/>
-          <w:szCs w:val="20"/>
-        </w:rPr>
-        <w:t xml:space="preserve">) </w:t>
-      </w:r>
-    </w:p>
-    <w:p>
-      <w:pPr>
-        <w:pStyle w:val="Codeblock"/>
-        <w:spacing w:after="0"/>
-        <w:rPr>
-          <w:rFonts w:asciiTheme="minorHAnsi" w:hAnsiTheme="minorHAnsi" w:cstheme="minorHAnsi"/>
-          <w:sz w:val="20"/>
-          <w:szCs w:val="20"/>
-        </w:rPr>
-      </w:pPr>
-      <w:r>
-        <w:rPr>
-          <w:rFonts w:asciiTheme="minorHAnsi" w:hAnsiTheme="minorHAnsi" w:cstheme="minorHAnsi"/>
-          <w:sz w:val="20"/>
-          <w:szCs w:val="20"/>
-        </w:rPr>
-        <w:t xml:space="preserve">        {</w:t>
-      </w:r>
-    </w:p>
-    <w:p>
-      <w:pPr>
-        <w:pStyle w:val="Codeblock"/>
-        <w:spacing w:after="0"/>
-        <w:rPr>
-          <w:rFonts w:asciiTheme="minorHAnsi" w:hAnsiTheme="minorHAnsi" w:cstheme="minorHAnsi"/>
-          <w:sz w:val="20"/>
-          <w:szCs w:val="20"/>
-        </w:rPr>
-      </w:pPr>
-      <w:r>
-        <w:rPr>
-          <w:rFonts w:asciiTheme="minorHAnsi" w:hAnsiTheme="minorHAnsi" w:cstheme="minorHAnsi"/>
-          <w:sz w:val="20"/>
-          <w:szCs w:val="20"/>
-        </w:rPr>
-        <w:t xml:space="preserve">        sparkle.GetComponent&lt;ParticleSystem&gt;().enableEmission = </w:t>
-      </w:r>
-      <w:r>
-        <w:rPr>
-          <w:rFonts w:asciiTheme="minorHAnsi" w:hAnsiTheme="minorHAnsi" w:cstheme="minorHAnsi"/>
-          <w:color w:val="0000FF"/>
-          <w:sz w:val="20"/>
-          <w:szCs w:val="20"/>
-        </w:rPr>
-        <w:t>true</w:t>
-      </w:r>
-      <w:r>
-        <w:rPr>
-          <w:rFonts w:asciiTheme="minorHAnsi" w:hAnsiTheme="minorHAnsi" w:cstheme="minorHAnsi"/>
-          <w:sz w:val="20"/>
-          <w:szCs w:val="20"/>
-        </w:rPr>
-        <w:t>;</w:t>
-      </w:r>
-    </w:p>
-    <w:p>
-      <w:pPr>
-        <w:pStyle w:val="Codeblock"/>
-        <w:spacing w:after="0"/>
-        <w:rPr>
-          <w:rFonts w:asciiTheme="minorHAnsi" w:hAnsiTheme="minorHAnsi" w:cstheme="minorHAnsi"/>
-          <w:sz w:val="20"/>
-          <w:szCs w:val="20"/>
-        </w:rPr>
-      </w:pPr>
-      <w:r>
-        <w:rPr>
-          <w:rFonts w:asciiTheme="minorHAnsi" w:hAnsiTheme="minorHAnsi" w:cstheme="minorHAnsi"/>
-          <w:sz w:val="20"/>
-          <w:szCs w:val="20"/>
-        </w:rPr>
-        <w:t xml:space="preserve">        StartCoroutine( stopSparkles() );</w:t>
-      </w:r>
-    </w:p>
-    <w:p>
-      <w:pPr>
-        <w:pStyle w:val="Codeblock"/>
-        <w:spacing w:after="0"/>
-        <w:rPr>
-          <w:rFonts w:asciiTheme="minorHAnsi" w:hAnsiTheme="minorHAnsi" w:cstheme="minorHAnsi"/>
-          <w:sz w:val="20"/>
-          <w:szCs w:val="20"/>
-        </w:rPr>
-      </w:pPr>
-      <w:r>
-        <w:rPr>
-          <w:rFonts w:asciiTheme="minorHAnsi" w:hAnsiTheme="minorHAnsi" w:cstheme="minorHAnsi"/>
-          <w:sz w:val="20"/>
-          <w:szCs w:val="20"/>
-        </w:rPr>
-        <w:t xml:space="preserve">        }</w:t>
-      </w:r>
-    </w:p>
-    <w:p>
-      <w:pPr>
-        <w:pStyle w:val="Codeblock"/>
-        <w:spacing w:after="0"/>
-        <w:rPr>
-          <w:rFonts w:asciiTheme="minorHAnsi" w:hAnsiTheme="minorHAnsi" w:cstheme="minorHAnsi"/>
-          <w:sz w:val="20"/>
-          <w:szCs w:val="20"/>
-        </w:rPr>
-      </w:pPr>
-      <w:r>
-        <w:rPr>
-          <w:rFonts w:asciiTheme="minorHAnsi" w:hAnsiTheme="minorHAnsi" w:cstheme="minorHAnsi"/>
-          <w:sz w:val="20"/>
-          <w:szCs w:val="20"/>
-        </w:rPr>
-        <w:t>}</w:t>
-      </w:r>
-    </w:p>
-    <w:p/>
-    <w:p>
-      <w:pPr>
-        <w:pStyle w:val="Heading1"/>
-      </w:pPr>
-      <w:bookmarkStart w:id="5" w:name="_Toc36126104"/>
-      <w:r>
-        <w:t xml:space="preserve">Dynamic </w:t>
-      </w:r>
-      <w:r>
-        <w:t>e</w:t>
-      </w:r>
-      <w:r>
-        <w:t>ffects</w:t>
-      </w:r>
-      <w:bookmarkEnd w:id="5"/>
-    </w:p>
-    <w:p>
-      <w:pPr>
-        <w:spacing w:after="0" w:line="360" w:lineRule="auto"/>
-        <w:jc w:val="both"/>
-      </w:pPr>
-      <w:r>
-        <w:t>We will now create some dynamic effects to further improve the intractability that the user has with our game.</w:t>
+        <w:t>that the user has with our game.</w:t>
       </w:r>
     </w:p>
     <w:p>
@@ -1952,6 +2940,7 @@
       <w:r>
         <w:t xml:space="preserve">Create a second new object and rename it </w:t>
       </w:r>
+      <w:proofErr w:type="spellStart"/>
       <w:r>
         <w:rPr>
           <w:b/>
@@ -1961,14 +2950,26 @@
         </w:rPr>
         <w:t>chimneyFire</w:t>
       </w:r>
-      <w:r>
-        <w:t xml:space="preserve">, make it a child of </w:t>
+      <w:proofErr w:type="spellEnd"/>
+      <w:r>
+        <w:t>.</w:t>
+      </w:r>
+      <w:r>
+        <w:t xml:space="preserve"> </w:t>
+      </w:r>
+      <w:r>
+        <w:t>M</w:t>
+      </w:r>
+      <w:r>
+        <w:t xml:space="preserve">ake it a child of </w:t>
       </w:r>
       <w:proofErr w:type="spellStart"/>
+      <w:proofErr w:type="gramStart"/>
       <w:r>
         <w:t>roomEffects</w:t>
       </w:r>
       <w:proofErr w:type="spellEnd"/>
+      <w:proofErr w:type="gramEnd"/>
       <w:r>
         <w:t>.</w:t>
       </w:r>
@@ -1984,7 +2985,35 @@
         <w:jc w:val="both"/>
       </w:pPr>
       <w:r>
-        <w:t xml:space="preserve">From the particles folder, go to Prefabs and drag the </w:t>
+        <w:lastRenderedPageBreak/>
+        <w:t xml:space="preserve">From the </w:t>
+      </w:r>
+      <w:r>
+        <w:rPr>
+          <w:b/>
+          <w:bCs/>
+        </w:rPr>
+        <w:t>P</w:t>
+      </w:r>
+      <w:r>
+        <w:rPr>
+          <w:b/>
+          <w:bCs/>
+        </w:rPr>
+        <w:t>articles</w:t>
+      </w:r>
+      <w:r>
+        <w:t xml:space="preserve"> folder, go to </w:t>
+      </w:r>
+      <w:r>
+        <w:rPr>
+          <w:b/>
+          <w:bCs/>
+        </w:rPr>
+        <w:t>Prefabs</w:t>
+      </w:r>
+      <w:r>
+        <w:t xml:space="preserve"> and drag the </w:t>
       </w:r>
       <w:r>
         <w:rPr>
@@ -1996,7 +3025,19 @@
         <w:t xml:space="preserve">fireMobile </w:t>
       </w:r>
       <w:r>
-        <w:t xml:space="preserve">script to chimneyFire to also make it a child. </w:t>
+        <w:t xml:space="preserve">script to </w:t>
+      </w:r>
+      <w:r>
+        <w:rPr>
+          <w:b/>
+          <w:bCs/>
+          <w:i/>
+          <w:iCs/>
+        </w:rPr>
+        <w:t>chimneyFire</w:t>
+      </w:r>
+      <w:r>
+        <w:t xml:space="preserve"> to also make it a child. </w:t>
       </w:r>
     </w:p>
     <w:p>
@@ -2005,14 +3046,38 @@
         <w:jc w:val="both"/>
       </w:pPr>
       <w:r>
-        <w:lastRenderedPageBreak/>
         <w:t>Now let</w:t>
       </w:r>
       <w:r>
         <w:t>’</w:t>
       </w:r>
       <w:r>
-        <w:t xml:space="preserve">s go to the inspector panel for fireMobile: </w:t>
+        <w:t xml:space="preserve">s go to the </w:t>
+      </w:r>
+      <w:r>
+        <w:rPr>
+          <w:b/>
+          <w:bCs/>
+        </w:rPr>
+        <w:t>I</w:t>
+      </w:r>
+      <w:r>
+        <w:rPr>
+          <w:b/>
+          <w:bCs/>
+        </w:rPr>
+        <w:t>nspector</w:t>
+      </w:r>
+      <w:r>
+        <w:t xml:space="preserve"> panel for </w:t>
+      </w:r>
+      <w:proofErr w:type="spellStart"/>
+      <w:r>
+        <w:t>fireMobile</w:t>
+      </w:r>
+      <w:proofErr w:type="spellEnd"/>
+      <w:r>
+        <w:t xml:space="preserve">: </w:t>
       </w:r>
     </w:p>
     <w:p>
@@ -2026,7 +3091,17 @@
         <w:jc w:val="both"/>
       </w:pPr>
       <w:r>
-        <w:t>Untick the Particle System Destroyer script</w:t>
+        <w:t xml:space="preserve">Untick the </w:t>
+      </w:r>
+      <w:r>
+        <w:rPr>
+          <w:b/>
+          <w:bCs/>
+        </w:rPr>
+        <w:t>Particle System Destroyer</w:t>
+      </w:r>
+      <w:r>
+        <w:t xml:space="preserve"> script</w:t>
       </w:r>
     </w:p>
     <w:p>
@@ -2040,13 +3115,69 @@
         <w:jc w:val="both"/>
       </w:pPr>
       <w:r>
-        <w:t>Click Open Editor and then click on Size over Lifetime in the options</w:t>
+        <w:t xml:space="preserve">Click </w:t>
+      </w:r>
+      <w:r>
+        <w:rPr>
+          <w:b/>
+          <w:bCs/>
+        </w:rPr>
+        <w:t>Open Editor</w:t>
+      </w:r>
+      <w:r>
+        <w:t xml:space="preserve"> and then click </w:t>
+      </w:r>
+      <w:r>
+        <w:rPr>
+          <w:b/>
+          <w:bCs/>
+        </w:rPr>
+        <w:t>Size over Lifetime</w:t>
+      </w:r>
+      <w:r>
+        <w:t xml:space="preserve"> in the options</w:t>
       </w:r>
       <w:r>
         <w:t xml:space="preserve"> and</w:t>
       </w:r>
       <w:r>
-        <w:t xml:space="preserve"> then on the rectangle next to Size. This will bring up a graph that represents the size of the fire particle. Modify it to 15 by clicking on the left-hand side column. See the image below for how this should look</w:t>
+        <w:t xml:space="preserve"> click </w:t>
+      </w:r>
+      <w:r>
+        <w:t xml:space="preserve">the rectangle next to </w:t>
+      </w:r>
+      <w:r>
+        <w:rPr>
+          <w:b/>
+          <w:bCs/>
+        </w:rPr>
+        <w:t>Size</w:t>
+      </w:r>
+      <w:r>
+        <w:t xml:space="preserve">. This will bring up a graph that represents the size of the fire </w:t>
+      </w:r>
+      <w:proofErr w:type="gramStart"/>
+      <w:r>
+        <w:t>particle</w:t>
+      </w:r>
+      <w:proofErr w:type="gramEnd"/>
+      <w:r>
+        <w:t xml:space="preserve">. </w:t>
+      </w:r>
+      <w:r>
+        <w:t xml:space="preserve">Change the value </w:t>
+      </w:r>
+      <w:r>
+        <w:t xml:space="preserve">to 15 by clicking on the left-hand side </w:t>
+      </w:r>
+      <w:r>
+        <w:t>of the graph</w:t>
+      </w:r>
+      <w:r>
+        <w:t>. See the image below for how this should look</w:t>
+      </w:r>
+      <w:r>
+        <w:t>.</w:t>
       </w:r>
     </w:p>
     <w:p>
@@ -2101,7 +3232,7 @@
         <w:jc w:val="both"/>
       </w:pPr>
       <w:r>
-        <w:t>We would like to be able to tap on the fire to turn it on or off:</w:t>
+        <w:t>We would like to be able to tap the fire to turn it on or off:</w:t>
       </w:r>
     </w:p>
     <w:p>
@@ -2115,25 +3246,110 @@
         <w:jc w:val="both"/>
       </w:pPr>
       <w:r>
-        <w:t>Add a Rigidbody and Box collider to the</w:t>
-      </w:r>
-      <w:r>
-        <w:t xml:space="preserve"> chimneyFire</w:t>
-      </w:r>
+        <w:t xml:space="preserve">Add a </w:t>
+      </w:r>
+      <w:proofErr w:type="spellStart"/>
+      <w:r>
+        <w:rPr>
+          <w:b/>
+          <w:bCs/>
+        </w:rPr>
+        <w:t>Rigidbody</w:t>
+      </w:r>
+      <w:proofErr w:type="spellEnd"/>
+      <w:r>
+        <w:t xml:space="preserve"> and </w:t>
+      </w:r>
+      <w:r>
+        <w:rPr>
+          <w:b/>
+          <w:bCs/>
+        </w:rPr>
+        <w:t xml:space="preserve">Box </w:t>
+      </w:r>
+      <w:r>
+        <w:rPr>
+          <w:b/>
+          <w:bCs/>
+        </w:rPr>
+        <w:t>C</w:t>
+      </w:r>
+      <w:r>
+        <w:rPr>
+          <w:b/>
+          <w:bCs/>
+        </w:rPr>
+        <w:t>ollider</w:t>
+      </w:r>
+      <w:r>
+        <w:t xml:space="preserve"> to the</w:t>
+      </w:r>
+      <w:r>
+        <w:t xml:space="preserve"> </w:t>
+      </w:r>
+      <w:proofErr w:type="spellStart"/>
+      <w:r>
+        <w:rPr>
+          <w:b/>
+          <w:bCs/>
+        </w:rPr>
+        <w:t>chimneyFire</w:t>
+      </w:r>
+      <w:proofErr w:type="spellEnd"/>
       <w:r>
         <w:t xml:space="preserve"> element in the Inspector panel</w:t>
       </w:r>
       <w:r>
-        <w:t xml:space="preserve"> and</w:t>
-      </w:r>
-      <w:r>
-        <w:t xml:space="preserve"> then rescale the box collider to surround the fire. This is because we want t</w:t>
+        <w:t>,</w:t>
+      </w:r>
+      <w:r>
+        <w:t xml:space="preserve"> </w:t>
+      </w:r>
+      <w:r>
+        <w:t xml:space="preserve">then rescale the </w:t>
+      </w:r>
+      <w:r>
+        <w:rPr>
+          <w:b/>
+          <w:bCs/>
+        </w:rPr>
+        <w:t>B</w:t>
+      </w:r>
+      <w:r>
+        <w:rPr>
+          <w:b/>
+          <w:bCs/>
+        </w:rPr>
+        <w:t xml:space="preserve">ox </w:t>
+      </w:r>
+      <w:r>
+        <w:rPr>
+          <w:b/>
+          <w:bCs/>
+        </w:rPr>
+        <w:t>C</w:t>
+      </w:r>
+      <w:r>
+        <w:rPr>
+          <w:b/>
+          <w:bCs/>
+        </w:rPr>
+        <w:t>ollider</w:t>
+      </w:r>
+      <w:r>
+        <w:t xml:space="preserve"> to surround the fire. This is because we want t</w:t>
       </w:r>
       <w:r>
         <w:t>he</w:t>
       </w:r>
       <w:r>
-        <w:t xml:space="preserve"> collider to activate the fire. Adjust the size of the effect to match the interior of the fire place in our scene.</w:t>
+        <w:t xml:space="preserve"> collider to activate the fire. Adjust the size of the effect to match the interior of the fireplace in </w:t>
+      </w:r>
+      <w:r>
+        <w:t>the</w:t>
+      </w:r>
+      <w:r>
+        <w:t xml:space="preserve"> scene.</w:t>
       </w:r>
     </w:p>
     <w:p>
@@ -2154,52 +3370,167 @@
           <w:i/>
           <w:iCs/>
         </w:rPr>
-        <w:t xml:space="preserve"> particle</w:t>
-      </w:r>
-      <w:r>
-        <w:rPr>
+        <w:t xml:space="preserve"> </w:t>
+      </w:r>
+      <w:proofErr w:type="spellStart"/>
+      <w:proofErr w:type="gramStart"/>
+      <w:r>
+        <w:rPr>
+          <w:b/>
+          <w:bCs/>
+        </w:rPr>
+        <w:t>particle</w:t>
+      </w:r>
+      <w:r>
+        <w:rPr>
+          <w:b/>
+          <w:bCs/>
+        </w:rPr>
+        <w:t>s</w:t>
+      </w:r>
+      <w:r>
+        <w:rPr>
+          <w:b/>
+          <w:bCs/>
+        </w:rPr>
+        <w:t>Effect</w:t>
+      </w:r>
+      <w:proofErr w:type="spellEnd"/>
+      <w:proofErr w:type="gramEnd"/>
+      <w:r>
+        <w:t xml:space="preserve"> by adding it as a new layer. Click on </w:t>
+      </w:r>
+      <w:proofErr w:type="spellStart"/>
+      <w:proofErr w:type="gramStart"/>
+      <w:r>
+        <w:rPr>
+          <w:b/>
+          <w:bCs/>
+        </w:rPr>
+        <w:t>room</w:t>
+      </w:r>
+      <w:r>
+        <w:rPr>
+          <w:b/>
+          <w:bCs/>
+        </w:rPr>
+        <w:t>E</w:t>
+      </w:r>
+      <w:r>
+        <w:rPr>
+          <w:b/>
+          <w:bCs/>
+        </w:rPr>
+        <w:t>ffects</w:t>
+      </w:r>
+      <w:proofErr w:type="spellEnd"/>
+      <w:proofErr w:type="gramEnd"/>
+      <w:r>
+        <w:t xml:space="preserve"> from </w:t>
+      </w:r>
+      <w:r>
+        <w:rPr>
+          <w:b/>
+          <w:bCs/>
+        </w:rPr>
+        <w:t>H</w:t>
+      </w:r>
+      <w:r>
+        <w:rPr>
+          <w:b/>
+          <w:bCs/>
+        </w:rPr>
+        <w:t>ierarchy</w:t>
+      </w:r>
+      <w:r>
+        <w:t xml:space="preserve"> and add a new layer called </w:t>
+      </w:r>
+      <w:proofErr w:type="spellStart"/>
+      <w:proofErr w:type="gramStart"/>
+      <w:r>
+        <w:rPr>
+          <w:b/>
+          <w:bCs/>
           <w:i/>
           <w:iCs/>
         </w:rPr>
-        <w:t>s</w:t>
-      </w:r>
-      <w:r>
-        <w:rPr>
-          <w:i/>
-          <w:iCs/>
-        </w:rPr>
-        <w:t>Effect</w:t>
-      </w:r>
-      <w:r>
-        <w:t xml:space="preserve">, by adding it as a new layer. Click on room effects from hierarchy and add a new layer called </w:t>
-      </w:r>
-      <w:r>
-        <w:rPr>
-          <w:b/>
-          <w:bCs/>
-          <w:i/>
-          <w:iCs/>
-        </w:rPr>
         <w:t>particlesEffect</w:t>
       </w:r>
-      <w:r>
-        <w:t xml:space="preserve"> (make sure your name matches exactly, otherwise the script won’t work)</w:t>
-      </w:r>
-      <w:r>
-        <w:t>. Import the “dynamicParticles” script from this lab folder to the scripts folder</w:t>
-      </w:r>
-      <w:r>
-        <w:t xml:space="preserve"> (you can find it under </w:t>
-      </w:r>
-      <w:r>
-        <w:rPr>
-          <w:i/>
-          <w:iCs/>
+      <w:proofErr w:type="spellEnd"/>
+      <w:proofErr w:type="gramEnd"/>
+      <w:r>
+        <w:t>. M</w:t>
+      </w:r>
+      <w:r>
+        <w:t>ake sure your name matches exactly, otherwise the script won’t work</w:t>
+      </w:r>
+      <w:r>
+        <w:t>. Import the “</w:t>
+      </w:r>
+      <w:r>
+        <w:rPr>
+          <w:b/>
+          <w:bCs/>
+        </w:rPr>
+        <w:t>dynamicParticles</w:t>
+      </w:r>
+      <w:r>
+        <w:t xml:space="preserve">” script from this lab folder to the </w:t>
+      </w:r>
+      <w:r>
+        <w:rPr>
+          <w:b/>
+          <w:bCs/>
+        </w:rPr>
+        <w:t>S</w:t>
+      </w:r>
+      <w:r>
+        <w:rPr>
+          <w:b/>
+          <w:bCs/>
+        </w:rPr>
+        <w:t>cripts</w:t>
+      </w:r>
+      <w:r>
+        <w:t xml:space="preserve"> folder</w:t>
+      </w:r>
+      <w:r>
+        <w:t>.</w:t>
+      </w:r>
+      <w:r>
+        <w:t xml:space="preserve"> </w:t>
+      </w:r>
+      <w:r>
+        <w:t>Y</w:t>
+      </w:r>
+      <w:r>
+        <w:t xml:space="preserve">ou can find it under </w:t>
+      </w:r>
+      <w:proofErr w:type="spellStart"/>
+      <w:r>
+        <w:rPr>
+          <w:b/>
+          <w:bCs/>
         </w:rPr>
         <w:t>OriginalFiles</w:t>
       </w:r>
-      <w:r>
-        <w:t>; this file will provide a skeleton for your script)</w:t>
+      <w:proofErr w:type="spellEnd"/>
+      <w:r>
+        <w:t>.</w:t>
+      </w:r>
+      <w:r>
+        <w:t xml:space="preserve"> </w:t>
+      </w:r>
+      <w:proofErr w:type="gramStart"/>
+      <w:r>
+        <w:t>this</w:t>
+      </w:r>
+      <w:proofErr w:type="gramEnd"/>
+      <w:r>
+        <w:t xml:space="preserve"> file will provide a skeleton for your script</w:t>
+      </w:r>
+      <w:r>
+        <w:t>.</w:t>
       </w:r>
     </w:p>
     <w:p>
@@ -2208,19 +3539,41 @@
         <w:jc w:val="both"/>
       </w:pPr>
       <w:r>
-        <w:t>Using the same logic used for setting the particles visible in the chess pieces and applying a force when tapping on them, add the necessary code so that when tapping on a “particleEffect</w:t>
-      </w:r>
-      <w:r>
-        <w:t>,</w:t>
-      </w:r>
-      <w:r>
-        <w:t>” the user activates that effect</w:t>
-      </w:r>
-      <w:r>
-        <w:t>;</w:t>
-      </w:r>
-      <w:r>
-        <w:t xml:space="preserve"> we want to do this for the fire in the chimney. The user has to be able to switch the particle on and off with every tap. </w:t>
+        <w:t>Using the same logic used for setting the particles visible in the chess pieces and applying a force when tapping them, add the necessary code so that when tapping a “</w:t>
+      </w:r>
+      <w:proofErr w:type="spellStart"/>
+      <w:r>
+        <w:rPr>
+          <w:b/>
+          <w:bCs/>
+        </w:rPr>
+        <w:t>particleEffect</w:t>
+      </w:r>
+      <w:proofErr w:type="spellEnd"/>
+      <w:r>
+        <w:t xml:space="preserve">” the user activates that </w:t>
+      </w:r>
+      <w:r>
+        <w:lastRenderedPageBreak/>
+        <w:t>effect</w:t>
+      </w:r>
+      <w:r>
+        <w:t>.</w:t>
+      </w:r>
+      <w:r>
+        <w:t xml:space="preserve"> </w:t>
+      </w:r>
+      <w:r>
+        <w:t>W</w:t>
+      </w:r>
+      <w:r>
+        <w:t xml:space="preserve">e want to do this for the fire in the chimney. The user </w:t>
+      </w:r>
+      <w:r>
+        <w:t xml:space="preserve">must </w:t>
+      </w:r>
+      <w:r>
+        <w:t xml:space="preserve">be able to switch the particle on and off with every tap. </w:t>
       </w:r>
     </w:p>
     <w:p>
@@ -2228,9 +3581,73 @@
         <w:spacing w:after="0" w:line="360" w:lineRule="auto"/>
         <w:jc w:val="both"/>
       </w:pPr>
-      <w:r>
-        <w:lastRenderedPageBreak/>
-        <w:t>Firstly, remember that you will need to create a Transform function and attach the script to the fireMobile in the Inspector. You will also need to fill the transform field of the script with fireMobile itself from the hierarchy panel.</w:t>
+    </w:p>
+    <w:p>
+      <w:pPr>
+        <w:spacing w:after="0" w:line="360" w:lineRule="auto"/>
+        <w:jc w:val="both"/>
+      </w:pPr>
+      <w:r>
+        <w:t xml:space="preserve">First, remember that you will need to create a </w:t>
+      </w:r>
+      <w:r>
+        <w:rPr>
+          <w:b/>
+          <w:bCs/>
+        </w:rPr>
+        <w:t>Transform</w:t>
+      </w:r>
+      <w:r>
+        <w:t xml:space="preserve"> function and attach the script to </w:t>
+      </w:r>
+      <w:proofErr w:type="spellStart"/>
+      <w:r>
+        <w:rPr>
+          <w:b/>
+          <w:bCs/>
+        </w:rPr>
+        <w:t>fireMobile</w:t>
+      </w:r>
+      <w:proofErr w:type="spellEnd"/>
+      <w:r>
+        <w:t xml:space="preserve"> in the </w:t>
+      </w:r>
+      <w:r>
+        <w:rPr>
+          <w:b/>
+          <w:bCs/>
+        </w:rPr>
+        <w:t>Inspector</w:t>
+      </w:r>
+      <w:r>
+        <w:t xml:space="preserve">. You will also need to fill the transform field of the script with </w:t>
+      </w:r>
+      <w:r>
+        <w:rPr>
+          <w:b/>
+          <w:bCs/>
+        </w:rPr>
+        <w:t>fireMobile</w:t>
+      </w:r>
+      <w:r>
+        <w:t xml:space="preserve"> itself from the </w:t>
+      </w:r>
+      <w:r>
+        <w:rPr>
+          <w:b/>
+          <w:bCs/>
+        </w:rPr>
+        <w:t>H</w:t>
+      </w:r>
+      <w:r>
+        <w:rPr>
+          <w:b/>
+          <w:bCs/>
+        </w:rPr>
+        <w:t>ierarchy</w:t>
+      </w:r>
+      <w:r>
+        <w:t xml:space="preserve"> panel.</w:t>
       </w:r>
     </w:p>
     <w:p>
@@ -2254,7 +3671,25 @@
           <w:sz w:val="20"/>
           <w:szCs w:val="20"/>
         </w:rPr>
-        <w:t>void Start()</w:t>
+        <w:t xml:space="preserve">void </w:t>
+      </w:r>
+      <w:proofErr w:type="gramStart"/>
+      <w:r>
+        <w:rPr>
+          <w:rFonts w:asciiTheme="minorHAnsi" w:hAnsiTheme="minorHAnsi" w:cstheme="minorHAnsi"/>
+          <w:sz w:val="20"/>
+          <w:szCs w:val="20"/>
+        </w:rPr>
+        <w:t>Start(</w:t>
+      </w:r>
+      <w:proofErr w:type="gramEnd"/>
+      <w:r>
+        <w:rPr>
+          <w:rFonts w:asciiTheme="minorHAnsi" w:hAnsiTheme="minorHAnsi" w:cstheme="minorHAnsi"/>
+          <w:sz w:val="20"/>
+          <w:szCs w:val="20"/>
+        </w:rPr>
+        <w:t>)</w:t>
       </w:r>
     </w:p>
     <w:p>
@@ -2367,7 +3802,25 @@
           <w:sz w:val="20"/>
           <w:szCs w:val="20"/>
         </w:rPr>
-        <w:t xml:space="preserve">               if (e.type == EventType.MouseUp)</w:t>
+        <w:t xml:space="preserve">               if (</w:t>
+      </w:r>
+      <w:proofErr w:type="gramStart"/>
+      <w:r>
+        <w:rPr>
+          <w:rFonts w:asciiTheme="minorHAnsi" w:hAnsiTheme="minorHAnsi" w:cstheme="minorHAnsi"/>
+          <w:sz w:val="20"/>
+          <w:szCs w:val="20"/>
+        </w:rPr>
+        <w:t>e.type</w:t>
+      </w:r>
+      <w:proofErr w:type="gramEnd"/>
+      <w:r>
+        <w:rPr>
+          <w:rFonts w:asciiTheme="minorHAnsi" w:hAnsiTheme="minorHAnsi" w:cstheme="minorHAnsi"/>
+          <w:sz w:val="20"/>
+          <w:szCs w:val="20"/>
+        </w:rPr>
+        <w:t xml:space="preserve"> == EventType.MouseUp)</w:t>
       </w:r>
     </w:p>
     <w:p>
@@ -2415,7 +3868,27 @@
           <w:sz w:val="20"/>
           <w:szCs w:val="20"/>
         </w:rPr>
-        <w:t>//TODO : fire on and off on click</w:t>
+        <w:t>//</w:t>
+      </w:r>
+      <w:proofErr w:type="gramStart"/>
+      <w:r>
+        <w:rPr>
+          <w:rFonts w:asciiTheme="minorHAnsi" w:hAnsiTheme="minorHAnsi" w:cstheme="minorHAnsi"/>
+          <w:color w:val="008000"/>
+          <w:sz w:val="20"/>
+          <w:szCs w:val="20"/>
+        </w:rPr>
+        <w:t>TODO :</w:t>
+      </w:r>
+      <w:proofErr w:type="gramEnd"/>
+      <w:r>
+        <w:rPr>
+          <w:rFonts w:asciiTheme="minorHAnsi" w:hAnsiTheme="minorHAnsi" w:cstheme="minorHAnsi"/>
+          <w:color w:val="008000"/>
+          <w:sz w:val="20"/>
+          <w:szCs w:val="20"/>
+        </w:rPr>
+        <w:t xml:space="preserve"> fire on and off on click</w:t>
       </w:r>
     </w:p>
     <w:p>
@@ -2498,7 +3971,61 @@
           <w:sz w:val="20"/>
           <w:szCs w:val="20"/>
         </w:rPr>
-        <w:t>if ((fingerId == touch.fingerId) &amp;&amp; (touch.phase == TouchPhase.Ended || touch.phase ==</w:t>
+        <w:t xml:space="preserve">if ((fingerId == </w:t>
+      </w:r>
+      <w:proofErr w:type="gramStart"/>
+      <w:r>
+        <w:rPr>
+          <w:rFonts w:asciiTheme="minorHAnsi" w:hAnsiTheme="minorHAnsi" w:cstheme="minorHAnsi"/>
+          <w:sz w:val="20"/>
+          <w:szCs w:val="20"/>
+        </w:rPr>
+        <w:t>touch.fingerId</w:t>
+      </w:r>
+      <w:proofErr w:type="gramEnd"/>
+      <w:r>
+        <w:rPr>
+          <w:rFonts w:asciiTheme="minorHAnsi" w:hAnsiTheme="minorHAnsi" w:cstheme="minorHAnsi"/>
+          <w:sz w:val="20"/>
+          <w:szCs w:val="20"/>
+        </w:rPr>
+        <w:t>) &amp;&amp; (</w:t>
+      </w:r>
+      <w:proofErr w:type="gramStart"/>
+      <w:r>
+        <w:rPr>
+          <w:rFonts w:asciiTheme="minorHAnsi" w:hAnsiTheme="minorHAnsi" w:cstheme="minorHAnsi"/>
+          <w:sz w:val="20"/>
+          <w:szCs w:val="20"/>
+        </w:rPr>
+        <w:t>touch.phase</w:t>
+      </w:r>
+      <w:proofErr w:type="gramEnd"/>
+      <w:r>
+        <w:rPr>
+          <w:rFonts w:asciiTheme="minorHAnsi" w:hAnsiTheme="minorHAnsi" w:cstheme="minorHAnsi"/>
+          <w:sz w:val="20"/>
+          <w:szCs w:val="20"/>
+        </w:rPr>
+        <w:t xml:space="preserve"> == TouchPhase.Ended || </w:t>
+      </w:r>
+      <w:proofErr w:type="gramStart"/>
+      <w:r>
+        <w:rPr>
+          <w:rFonts w:asciiTheme="minorHAnsi" w:hAnsiTheme="minorHAnsi" w:cstheme="minorHAnsi"/>
+          <w:sz w:val="20"/>
+          <w:szCs w:val="20"/>
+        </w:rPr>
+        <w:t>touch.phase</w:t>
+      </w:r>
+      <w:proofErr w:type="gramEnd"/>
+      <w:r>
+        <w:rPr>
+          <w:rFonts w:asciiTheme="minorHAnsi" w:hAnsiTheme="minorHAnsi" w:cstheme="minorHAnsi"/>
+          <w:sz w:val="20"/>
+          <w:szCs w:val="20"/>
+        </w:rPr>
+        <w:t xml:space="preserve"> ==</w:t>
       </w:r>
     </w:p>
     <w:p>
@@ -2713,6 +4240,10 @@
         <w:t xml:space="preserve">Add the script to the </w:t>
       </w:r>
       <w:r>
+        <w:rPr>
+          <w:b/>
+          <w:bCs/>
+        </w:rPr>
         <w:t>chimneyFire</w:t>
       </w:r>
       <w:r>
@@ -2722,16 +4253,64 @@
         <w:t>,</w:t>
       </w:r>
       <w:r>
-        <w:t xml:space="preserve"> and in the Inspector panel</w:t>
+        <w:t xml:space="preserve"> and in the </w:t>
+      </w:r>
+      <w:r>
+        <w:rPr>
+          <w:b/>
+          <w:bCs/>
+        </w:rPr>
+        <w:t>Inspector</w:t>
+      </w:r>
+      <w:r>
+        <w:t xml:space="preserve"> panel</w:t>
       </w:r>
       <w:r>
         <w:t>,</w:t>
       </w:r>
       <w:r>
-        <w:t xml:space="preserve"> drag and drop the fireMobile element to the script Transform field. </w:t>
-      </w:r>
-      <w:r>
-        <w:t>If you get stuck, consult the Solutions folder.</w:t>
+        <w:t xml:space="preserve"> drag and drop the </w:t>
+      </w:r>
+      <w:proofErr w:type="spellStart"/>
+      <w:r>
+        <w:rPr>
+          <w:b/>
+          <w:bCs/>
+        </w:rPr>
+        <w:t>fireMobile</w:t>
+      </w:r>
+      <w:proofErr w:type="spellEnd"/>
+      <w:r>
+        <w:t xml:space="preserve"> element </w:t>
+      </w:r>
+      <w:r>
+        <w:t>in</w:t>
+      </w:r>
+      <w:r>
+        <w:t xml:space="preserve">to the script </w:t>
+      </w:r>
+      <w:r>
+        <w:rPr>
+          <w:b/>
+          <w:bCs/>
+        </w:rPr>
+        <w:t>Transform</w:t>
+      </w:r>
+      <w:r>
+        <w:t xml:space="preserve"> field. </w:t>
+      </w:r>
+      <w:r>
+        <w:t xml:space="preserve">If you get stuck, consult the </w:t>
+      </w:r>
+      <w:r>
+        <w:rPr>
+          <w:b/>
+          <w:bCs/>
+        </w:rPr>
+        <w:t>Solutions</w:t>
+      </w:r>
+      <w:r>
+        <w:t xml:space="preserve"> folder.</w:t>
       </w:r>
     </w:p>
     <w:p>
@@ -2739,8 +4318,28 @@
         <w:spacing w:after="0" w:line="360" w:lineRule="auto"/>
         <w:jc w:val="both"/>
       </w:pPr>
-      <w:r>
-        <w:t>When pressing play</w:t>
+    </w:p>
+    <w:p>
+      <w:pPr>
+        <w:spacing w:after="0" w:line="360" w:lineRule="auto"/>
+        <w:jc w:val="both"/>
+      </w:pPr>
+      <w:r>
+        <w:t xml:space="preserve">When pressing </w:t>
+      </w:r>
+      <w:r>
+        <w:rPr>
+          <w:b/>
+          <w:bCs/>
+        </w:rPr>
+        <w:t>P</w:t>
+      </w:r>
+      <w:r>
+        <w:rPr>
+          <w:b/>
+          <w:bCs/>
+        </w:rPr>
+        <w:t>lay</w:t>
       </w:r>
       <w:r>
         <w:t>,</w:t>
@@ -2755,16 +4354,84 @@
         <w:t>notice the fire will slowly fall</w:t>
       </w:r>
       <w:r>
-        <w:t>;</w:t>
-      </w:r>
-      <w:r>
-        <w:t xml:space="preserve"> this is because the fireplace has no mesh collider. Double</w:t>
+        <w:t>.</w:t>
+      </w:r>
+      <w:r>
+        <w:t xml:space="preserve"> </w:t>
+      </w:r>
+      <w:r>
+        <w:t>T</w:t>
+      </w:r>
+      <w:r>
+        <w:t xml:space="preserve">his is because the fireplace has no </w:t>
+      </w:r>
+      <w:r>
+        <w:rPr>
+          <w:b/>
+          <w:bCs/>
+        </w:rPr>
+        <w:t>M</w:t>
+      </w:r>
+      <w:r>
+        <w:rPr>
+          <w:b/>
+          <w:bCs/>
+        </w:rPr>
+        <w:t xml:space="preserve">esh </w:t>
+      </w:r>
+      <w:r>
+        <w:rPr>
+          <w:b/>
+          <w:bCs/>
+        </w:rPr>
+        <w:t>C</w:t>
+      </w:r>
+      <w:r>
+        <w:rPr>
+          <w:b/>
+          <w:bCs/>
+        </w:rPr>
+        <w:t>ollider</w:t>
+      </w:r>
+      <w:r>
+        <w:t>. Double</w:t>
       </w:r>
       <w:r>
         <w:t>-</w:t>
       </w:r>
       <w:r>
-        <w:t>click on the fireplace and add a mesh collider component</w:t>
+        <w:t xml:space="preserve">click on the fireplace and add a </w:t>
+      </w:r>
+      <w:r>
+        <w:rPr>
+          <w:b/>
+          <w:bCs/>
+        </w:rPr>
+        <w:t>M</w:t>
+      </w:r>
+      <w:r>
+        <w:rPr>
+          <w:b/>
+          <w:bCs/>
+        </w:rPr>
+        <w:t xml:space="preserve">esh </w:t>
+      </w:r>
+      <w:r>
+        <w:rPr>
+          <w:b/>
+          <w:bCs/>
+        </w:rPr>
+        <w:t>C</w:t>
+      </w:r>
+      <w:r>
+        <w:rPr>
+          <w:b/>
+          <w:bCs/>
+        </w:rPr>
+        <w:t>ollider</w:t>
+      </w:r>
+      <w:r>
+        <w:t xml:space="preserve"> component</w:t>
       </w:r>
       <w:r>
         <w:t>.</w:t>
@@ -2773,16 +4440,36 @@
         <w:t xml:space="preserve"> Play again and wait</w:t>
       </w:r>
       <w:r>
-        <w:t>;</w:t>
-      </w:r>
-      <w:r>
-        <w:t xml:space="preserve"> the fire will not move away.</w:t>
-      </w:r>
-      <w:r>
-        <w:t xml:space="preserve"> Alternatively, just untick the Use Gravity on the </w:t>
+        <w:t>.</w:t>
+      </w:r>
+      <w:r>
+        <w:t xml:space="preserve"> </w:t>
+      </w:r>
+      <w:r>
+        <w:t>T</w:t>
+      </w:r>
+      <w:r>
+        <w:t>he fire will not move away.</w:t>
+      </w:r>
+      <w:r>
+        <w:t xml:space="preserve"> Alternatively, untick the </w:t>
+      </w:r>
+      <w:r>
+        <w:rPr>
+          <w:b/>
+          <w:bCs/>
+        </w:rPr>
+        <w:t>Use Gravity</w:t>
+      </w:r>
+      <w:r>
+        <w:t xml:space="preserve"> on the </w:t>
       </w:r>
       <w:proofErr w:type="spellStart"/>
       <w:r>
+        <w:rPr>
+          <w:b/>
+          <w:bCs/>
+        </w:rPr>
         <w:t>chimneyFire</w:t>
       </w:r>
       <w:proofErr w:type="spellEnd"/>
@@ -2817,14 +4504,8 @@
 </w:document>
 </file>
 
-<file path=word/commentsExtensible.xml><?xml version="1.0" encoding="utf-8"?>
-<w16cex:commentsExtensible xmlns:wpc="http://schemas.microsoft.com/office/word/2010/wordprocessingCanvas" xmlns:cx="http://schemas.microsoft.com/office/drawing/2014/chartex" xmlns:cx1="http://schemas.microsoft.com/office/drawing/2015/9/8/chartex" xmlns:cx2="http://schemas.microsoft.com/office/drawing/2015/10/21/chartex" xmlns:cx3="http://schemas.microsoft.com/office/drawing/2016/5/9/chartex" xmlns:cx4="http://schemas.microsoft.com/office/drawing/2016/5/10/chartex" xmlns:cx5="http://schemas.microsoft.com/office/drawing/2016/5/11/chartex" xmlns:cx6="http://schemas.microsoft.com/office/drawing/2016/5/12/chartex" xmlns:cx7="http://schemas.microsoft.com/office/drawing/2016/5/13/chartex" xmlns:cx8="http://schemas.microsoft.com/office/drawing/2016/5/14/chartex" xmlns:mc="http://schemas.openxmlformats.org/markup-compatibility/2006" xmlns:aink="http://schemas.microsoft.com/office/drawing/2016/ink" xmlns:am3d="http://schemas.microsoft.com/office/drawing/2017/model3d" xmlns:o="urn:schemas-microsoft-com:office:office" xmlns:r="http://schemas.openxmlformats.org/officeDocument/2006/relationships" xmlns:m="http://schemas.openxmlformats.org/officeDocument/2006/math" xmlns:v="urn:schemas-microsoft-com:vml" xmlns:wp14="http://schemas.microsoft.com/office/word/2010/wordprocessingDrawing" xmlns:wp="http://schemas.openxmlformats.org/drawingml/2006/wordprocessingDrawing" xmlns:w10="urn:schemas-microsoft-com:office:word" xmlns:w="http://schemas.openxmlformats.org/wordprocessingml/2006/main" xmlns:w14="http://schemas.microsoft.com/office/word/2010/wordml" xmlns:w15="http://schemas.microsoft.com/office/word/2012/wordml" xmlns:w16cex="http://schemas.microsoft.com/office/word/2018/wordml/cex" xmlns:w16cid="http://schemas.microsoft.com/office/word/2016/wordml/cid" xmlns:w16="http://schemas.microsoft.com/office/word/2018/wordml" xmlns:w16se="http://schemas.microsoft.com/office/word/2015/wordml/symex" xmlns:wpg="http://schemas.microsoft.com/office/word/2010/wordprocessingGroup" xmlns:wpi="http://schemas.microsoft.com/office/word/2010/wordprocessingInk" xmlns:wne="http://schemas.microsoft.com/office/word/2006/wordml" xmlns:wps="http://schemas.microsoft.com/office/word/2010/wordprocessingShape" mc:Ignorable="w14 w15 w16se w16cid w16 w16cex wp14">
-  <w16cex:commentExtensible w16cex:durableId="2213A319" w16cex:dateUtc="2020-03-11T12:19:00Z"/>
-</w16cex:commentsExtensible>
-</file>
-
 <file path=word/endnotes.xml><?xml version="1.0" encoding="utf-8"?>
-<w:endnotes xmlns:wpc="http://schemas.microsoft.com/office/word/2010/wordprocessingCanvas" xmlns:cx="http://schemas.microsoft.com/office/drawing/2014/chartex" xmlns:cx1="http://schemas.microsoft.com/office/drawing/2015/9/8/chartex" xmlns:cx2="http://schemas.microsoft.com/office/drawing/2015/10/21/chartex" xmlns:cx3="http://schemas.microsoft.com/office/drawing/2016/5/9/chartex" xmlns:cx4="http://schemas.microsoft.com/office/drawing/2016/5/10/chartex" xmlns:cx5="http://schemas.microsoft.com/office/drawing/2016/5/11/chartex" xmlns:cx6="http://schemas.microsoft.com/office/drawing/2016/5/12/chartex" xmlns:cx7="http://schemas.microsoft.com/office/drawing/2016/5/13/chartex" xmlns:cx8="http://schemas.microsoft.com/office/drawing/2016/5/14/chartex" xmlns:mc="http://schemas.openxmlformats.org/markup-compatibility/2006" xmlns:aink="http://schemas.microsoft.com/office/drawing/2016/ink" xmlns:am3d="http://schemas.microsoft.com/office/drawing/2017/model3d" xmlns:o="urn:schemas-microsoft-com:office:office" xmlns:r="http://schemas.openxmlformats.org/officeDocument/2006/relationships" xmlns:m="http://schemas.openxmlformats.org/officeDocument/2006/math" xmlns:v="urn:schemas-microsoft-com:vml" xmlns:wp14="http://schemas.microsoft.com/office/word/2010/wordprocessingDrawing" xmlns:wp="http://schemas.openxmlformats.org/drawingml/2006/wordprocessingDrawing" xmlns:w10="urn:schemas-microsoft-com:office:word" xmlns:w="http://schemas.openxmlformats.org/wordprocessingml/2006/main" xmlns:w14="http://schemas.microsoft.com/office/word/2010/wordml" xmlns:w15="http://schemas.microsoft.com/office/word/2012/wordml" xmlns:w16cid="http://schemas.microsoft.com/office/word/2016/wordml/cid" xmlns:w16se="http://schemas.microsoft.com/office/word/2015/wordml/symex" xmlns:wpg="http://schemas.microsoft.com/office/word/2010/wordprocessingGroup" xmlns:wpi="http://schemas.microsoft.com/office/word/2010/wordprocessingInk" xmlns:wne="http://schemas.microsoft.com/office/word/2006/wordml" xmlns:wps="http://schemas.microsoft.com/office/word/2010/wordprocessingShape" mc:Ignorable="w14 w15 w16se w16cid wp14">
+<w:endnotes xmlns:wpc="http://schemas.microsoft.com/office/word/2010/wordprocessingCanvas" xmlns:cx="http://schemas.microsoft.com/office/drawing/2014/chartex" xmlns:cx1="http://schemas.microsoft.com/office/drawing/2015/9/8/chartex" xmlns:cx2="http://schemas.microsoft.com/office/drawing/2015/10/21/chartex" xmlns:cx3="http://schemas.microsoft.com/office/drawing/2016/5/9/chartex" xmlns:cx4="http://schemas.microsoft.com/office/drawing/2016/5/10/chartex" xmlns:cx5="http://schemas.microsoft.com/office/drawing/2016/5/11/chartex" xmlns:cx6="http://schemas.microsoft.com/office/drawing/2016/5/12/chartex" xmlns:cx7="http://schemas.microsoft.com/office/drawing/2016/5/13/chartex" xmlns:cx8="http://schemas.microsoft.com/office/drawing/2016/5/14/chartex" xmlns:mc="http://schemas.openxmlformats.org/markup-compatibility/2006" xmlns:aink="http://schemas.microsoft.com/office/drawing/2016/ink" xmlns:am3d="http://schemas.microsoft.com/office/drawing/2017/model3d" xmlns:o="urn:schemas-microsoft-com:office:office" xmlns:oel="http://schemas.microsoft.com/office/2019/extlst" xmlns:r="http://schemas.openxmlformats.org/officeDocument/2006/relationships" xmlns:m="http://schemas.openxmlformats.org/officeDocument/2006/math" xmlns:v="urn:schemas-microsoft-com:vml" xmlns:wp14="http://schemas.microsoft.com/office/word/2010/wordprocessingDrawing" xmlns:wp="http://schemas.openxmlformats.org/drawingml/2006/wordprocessingDrawing" xmlns:w10="urn:schemas-microsoft-com:office:word" xmlns:w="http://schemas.openxmlformats.org/wordprocessingml/2006/main" xmlns:w14="http://schemas.microsoft.com/office/word/2010/wordml" xmlns:w15="http://schemas.microsoft.com/office/word/2012/wordml" xmlns:w16cex="http://schemas.microsoft.com/office/word/2018/wordml/cex" xmlns:w16cid="http://schemas.microsoft.com/office/word/2016/wordml/cid" xmlns:w16="http://schemas.microsoft.com/office/word/2018/wordml" xmlns:w16du="http://schemas.microsoft.com/office/word/2023/wordml/word16du" xmlns:w16sdtdh="http://schemas.microsoft.com/office/word/2020/wordml/sdtdatahash" xmlns:w16sdtfl="http://schemas.microsoft.com/office/word/2024/wordml/sdtformatlock" xmlns:w16se="http://schemas.microsoft.com/office/word/2015/wordml/symex" xmlns:wpg="http://schemas.microsoft.com/office/word/2010/wordprocessingGroup" xmlns:wpi="http://schemas.microsoft.com/office/word/2010/wordprocessingInk" xmlns:wne="http://schemas.microsoft.com/office/word/2006/wordml" xmlns:wps="http://schemas.microsoft.com/office/word/2010/wordprocessingShape" mc:Ignorable="w14 w15 w16se w16cid w16 w16cex w16sdtdh w16sdtfl w16du wp14">
   <w:endnote w:type="separator" w:id="-1">
     <w:p>
       <w:pPr>
@@ -2849,7 +4530,7 @@
 </file>
 
 <file path=word/footer1.xml><?xml version="1.0" encoding="utf-8"?>
-<w:ftr xmlns:wpc="http://schemas.microsoft.com/office/word/2010/wordprocessingCanvas" xmlns:cx="http://schemas.microsoft.com/office/drawing/2014/chartex" xmlns:cx1="http://schemas.microsoft.com/office/drawing/2015/9/8/chartex" xmlns:cx2="http://schemas.microsoft.com/office/drawing/2015/10/21/chartex" xmlns:cx3="http://schemas.microsoft.com/office/drawing/2016/5/9/chartex" xmlns:cx4="http://schemas.microsoft.com/office/drawing/2016/5/10/chartex" xmlns:cx5="http://schemas.microsoft.com/office/drawing/2016/5/11/chartex" xmlns:cx6="http://schemas.microsoft.com/office/drawing/2016/5/12/chartex" xmlns:cx7="http://schemas.microsoft.com/office/drawing/2016/5/13/chartex" xmlns:cx8="http://schemas.microsoft.com/office/drawing/2016/5/14/chartex" xmlns:mc="http://schemas.openxmlformats.org/markup-compatibility/2006" xmlns:aink="http://schemas.microsoft.com/office/drawing/2016/ink" xmlns:am3d="http://schemas.microsoft.com/office/drawing/2017/model3d" xmlns:o="urn:schemas-microsoft-com:office:office" xmlns:r="http://schemas.openxmlformats.org/officeDocument/2006/relationships" xmlns:m="http://schemas.openxmlformats.org/officeDocument/2006/math" xmlns:v="urn:schemas-microsoft-com:vml" xmlns:wp14="http://schemas.microsoft.com/office/word/2010/wordprocessingDrawing" xmlns:wp="http://schemas.openxmlformats.org/drawingml/2006/wordprocessingDrawing" xmlns:w10="urn:schemas-microsoft-com:office:word" xmlns:w="http://schemas.openxmlformats.org/wordprocessingml/2006/main" xmlns:w14="http://schemas.microsoft.com/office/word/2010/wordml" xmlns:w15="http://schemas.microsoft.com/office/word/2012/wordml" xmlns:w16cid="http://schemas.microsoft.com/office/word/2016/wordml/cid" xmlns:w16se="http://schemas.microsoft.com/office/word/2015/wordml/symex" xmlns:wpg="http://schemas.microsoft.com/office/word/2010/wordprocessingGroup" xmlns:wpi="http://schemas.microsoft.com/office/word/2010/wordprocessingInk" xmlns:wne="http://schemas.microsoft.com/office/word/2006/wordml" xmlns:wps="http://schemas.microsoft.com/office/word/2010/wordprocessingShape" mc:Ignorable="w14 w15 w16se w16cid wp14">
+<w:ftr xmlns:wpc="http://schemas.microsoft.com/office/word/2010/wordprocessingCanvas" xmlns:cx="http://schemas.microsoft.com/office/drawing/2014/chartex" xmlns:cx1="http://schemas.microsoft.com/office/drawing/2015/9/8/chartex" xmlns:cx2="http://schemas.microsoft.com/office/drawing/2015/10/21/chartex" xmlns:cx3="http://schemas.microsoft.com/office/drawing/2016/5/9/chartex" xmlns:cx4="http://schemas.microsoft.com/office/drawing/2016/5/10/chartex" xmlns:cx5="http://schemas.microsoft.com/office/drawing/2016/5/11/chartex" xmlns:cx6="http://schemas.microsoft.com/office/drawing/2016/5/12/chartex" xmlns:cx7="http://schemas.microsoft.com/office/drawing/2016/5/13/chartex" xmlns:cx8="http://schemas.microsoft.com/office/drawing/2016/5/14/chartex" xmlns:mc="http://schemas.openxmlformats.org/markup-compatibility/2006" xmlns:aink="http://schemas.microsoft.com/office/drawing/2016/ink" xmlns:am3d="http://schemas.microsoft.com/office/drawing/2017/model3d" xmlns:o="urn:schemas-microsoft-com:office:office" xmlns:oel="http://schemas.microsoft.com/office/2019/extlst" xmlns:r="http://schemas.openxmlformats.org/officeDocument/2006/relationships" xmlns:m="http://schemas.openxmlformats.org/officeDocument/2006/math" xmlns:v="urn:schemas-microsoft-com:vml" xmlns:wp14="http://schemas.microsoft.com/office/word/2010/wordprocessingDrawing" xmlns:wp="http://schemas.openxmlformats.org/drawingml/2006/wordprocessingDrawing" xmlns:w10="urn:schemas-microsoft-com:office:word" xmlns:w="http://schemas.openxmlformats.org/wordprocessingml/2006/main" xmlns:w14="http://schemas.microsoft.com/office/word/2010/wordml" xmlns:w15="http://schemas.microsoft.com/office/word/2012/wordml" xmlns:w16cex="http://schemas.microsoft.com/office/word/2018/wordml/cex" xmlns:w16cid="http://schemas.microsoft.com/office/word/2016/wordml/cid" xmlns:w16="http://schemas.microsoft.com/office/word/2018/wordml" xmlns:w16du="http://schemas.microsoft.com/office/word/2023/wordml/word16du" xmlns:w16sdtdh="http://schemas.microsoft.com/office/word/2020/wordml/sdtdatahash" xmlns:w16sdtfl="http://schemas.microsoft.com/office/word/2024/wordml/sdtformatlock" xmlns:w16se="http://schemas.microsoft.com/office/word/2015/wordml/symex" xmlns:wpg="http://schemas.microsoft.com/office/word/2010/wordprocessingGroup" xmlns:wpi="http://schemas.microsoft.com/office/word/2010/wordprocessingInk" xmlns:wne="http://schemas.microsoft.com/office/word/2006/wordml" xmlns:wps="http://schemas.microsoft.com/office/word/2010/wordprocessingShape" mc:Ignorable="w14 w15 w16se w16cid w16 w16cex w16sdtdh w16sdtfl w16du wp14">
   <w:p>
     <w:pPr>
       <w:pStyle w:val="Footer"/>
@@ -2871,7 +4552,7 @@
 </file>
 
 <file path=word/footer2.xml><?xml version="1.0" encoding="utf-8"?>
-<w:ftr xmlns:wpc="http://schemas.microsoft.com/office/word/2010/wordprocessingCanvas" xmlns:cx="http://schemas.microsoft.com/office/drawing/2014/chartex" xmlns:cx1="http://schemas.microsoft.com/office/drawing/2015/9/8/chartex" xmlns:cx2="http://schemas.microsoft.com/office/drawing/2015/10/21/chartex" xmlns:cx3="http://schemas.microsoft.com/office/drawing/2016/5/9/chartex" xmlns:cx4="http://schemas.microsoft.com/office/drawing/2016/5/10/chartex" xmlns:cx5="http://schemas.microsoft.com/office/drawing/2016/5/11/chartex" xmlns:cx6="http://schemas.microsoft.com/office/drawing/2016/5/12/chartex" xmlns:cx7="http://schemas.microsoft.com/office/drawing/2016/5/13/chartex" xmlns:cx8="http://schemas.microsoft.com/office/drawing/2016/5/14/chartex" xmlns:mc="http://schemas.openxmlformats.org/markup-compatibility/2006" xmlns:aink="http://schemas.microsoft.com/office/drawing/2016/ink" xmlns:am3d="http://schemas.microsoft.com/office/drawing/2017/model3d" xmlns:o="urn:schemas-microsoft-com:office:office" xmlns:r="http://schemas.openxmlformats.org/officeDocument/2006/relationships" xmlns:m="http://schemas.openxmlformats.org/officeDocument/2006/math" xmlns:v="urn:schemas-microsoft-com:vml" xmlns:wp14="http://schemas.microsoft.com/office/word/2010/wordprocessingDrawing" xmlns:wp="http://schemas.openxmlformats.org/drawingml/2006/wordprocessingDrawing" xmlns:w10="urn:schemas-microsoft-com:office:word" xmlns:w="http://schemas.openxmlformats.org/wordprocessingml/2006/main" xmlns:w14="http://schemas.microsoft.com/office/word/2010/wordml" xmlns:w15="http://schemas.microsoft.com/office/word/2012/wordml" xmlns:w16cid="http://schemas.microsoft.com/office/word/2016/wordml/cid" xmlns:w16se="http://schemas.microsoft.com/office/word/2015/wordml/symex" xmlns:wpg="http://schemas.microsoft.com/office/word/2010/wordprocessingGroup" xmlns:wpi="http://schemas.microsoft.com/office/word/2010/wordprocessingInk" xmlns:wne="http://schemas.microsoft.com/office/word/2006/wordml" xmlns:wps="http://schemas.microsoft.com/office/word/2010/wordprocessingShape" mc:Ignorable="w14 w15 w16se w16cid wp14">
+<w:ftr xmlns:wpc="http://schemas.microsoft.com/office/word/2010/wordprocessingCanvas" xmlns:cx="http://schemas.microsoft.com/office/drawing/2014/chartex" xmlns:cx1="http://schemas.microsoft.com/office/drawing/2015/9/8/chartex" xmlns:cx2="http://schemas.microsoft.com/office/drawing/2015/10/21/chartex" xmlns:cx3="http://schemas.microsoft.com/office/drawing/2016/5/9/chartex" xmlns:cx4="http://schemas.microsoft.com/office/drawing/2016/5/10/chartex" xmlns:cx5="http://schemas.microsoft.com/office/drawing/2016/5/11/chartex" xmlns:cx6="http://schemas.microsoft.com/office/drawing/2016/5/12/chartex" xmlns:cx7="http://schemas.microsoft.com/office/drawing/2016/5/13/chartex" xmlns:cx8="http://schemas.microsoft.com/office/drawing/2016/5/14/chartex" xmlns:mc="http://schemas.openxmlformats.org/markup-compatibility/2006" xmlns:aink="http://schemas.microsoft.com/office/drawing/2016/ink" xmlns:am3d="http://schemas.microsoft.com/office/drawing/2017/model3d" xmlns:o="urn:schemas-microsoft-com:office:office" xmlns:oel="http://schemas.microsoft.com/office/2019/extlst" xmlns:r="http://schemas.openxmlformats.org/officeDocument/2006/relationships" xmlns:m="http://schemas.openxmlformats.org/officeDocument/2006/math" xmlns:v="urn:schemas-microsoft-com:vml" xmlns:wp14="http://schemas.microsoft.com/office/word/2010/wordprocessingDrawing" xmlns:wp="http://schemas.openxmlformats.org/drawingml/2006/wordprocessingDrawing" xmlns:w10="urn:schemas-microsoft-com:office:word" xmlns:w="http://schemas.openxmlformats.org/wordprocessingml/2006/main" xmlns:w14="http://schemas.microsoft.com/office/word/2010/wordml" xmlns:w15="http://schemas.microsoft.com/office/word/2012/wordml" xmlns:w16cex="http://schemas.microsoft.com/office/word/2018/wordml/cex" xmlns:w16cid="http://schemas.microsoft.com/office/word/2016/wordml/cid" xmlns:w16="http://schemas.microsoft.com/office/word/2018/wordml" xmlns:w16du="http://schemas.microsoft.com/office/word/2023/wordml/word16du" xmlns:w16sdtdh="http://schemas.microsoft.com/office/word/2020/wordml/sdtdatahash" xmlns:w16sdtfl="http://schemas.microsoft.com/office/word/2024/wordml/sdtformatlock" xmlns:w16se="http://schemas.microsoft.com/office/word/2015/wordml/symex" xmlns:wpg="http://schemas.microsoft.com/office/word/2010/wordprocessingGroup" xmlns:wpi="http://schemas.microsoft.com/office/word/2010/wordprocessingInk" xmlns:wne="http://schemas.microsoft.com/office/word/2006/wordml" xmlns:wps="http://schemas.microsoft.com/office/word/2010/wordprocessingShape" mc:Ignorable="w14 w15 w16se w16cid w16 w16cex w16sdtdh w16sdtfl w16du wp14">
   <w:sdt>
     <w:sdtPr>
       <w:id w:val="-552073365"/>
@@ -2903,7 +4584,7 @@
 </file>
 
 <file path=word/footer3.xml><?xml version="1.0" encoding="utf-8"?>
-<w:ftr xmlns:wpc="http://schemas.microsoft.com/office/word/2010/wordprocessingCanvas" xmlns:cx="http://schemas.microsoft.com/office/drawing/2014/chartex" xmlns:cx1="http://schemas.microsoft.com/office/drawing/2015/9/8/chartex" xmlns:cx2="http://schemas.microsoft.com/office/drawing/2015/10/21/chartex" xmlns:cx3="http://schemas.microsoft.com/office/drawing/2016/5/9/chartex" xmlns:cx4="http://schemas.microsoft.com/office/drawing/2016/5/10/chartex" xmlns:cx5="http://schemas.microsoft.com/office/drawing/2016/5/11/chartex" xmlns:cx6="http://schemas.microsoft.com/office/drawing/2016/5/12/chartex" xmlns:cx7="http://schemas.microsoft.com/office/drawing/2016/5/13/chartex" xmlns:cx8="http://schemas.microsoft.com/office/drawing/2016/5/14/chartex" xmlns:mc="http://schemas.openxmlformats.org/markup-compatibility/2006" xmlns:aink="http://schemas.microsoft.com/office/drawing/2016/ink" xmlns:am3d="http://schemas.microsoft.com/office/drawing/2017/model3d" xmlns:o="urn:schemas-microsoft-com:office:office" xmlns:r="http://schemas.openxmlformats.org/officeDocument/2006/relationships" xmlns:m="http://schemas.openxmlformats.org/officeDocument/2006/math" xmlns:v="urn:schemas-microsoft-com:vml" xmlns:wp14="http://schemas.microsoft.com/office/word/2010/wordprocessingDrawing" xmlns:wp="http://schemas.openxmlformats.org/drawingml/2006/wordprocessingDrawing" xmlns:w10="urn:schemas-microsoft-com:office:word" xmlns:w="http://schemas.openxmlformats.org/wordprocessingml/2006/main" xmlns:w14="http://schemas.microsoft.com/office/word/2010/wordml" xmlns:w15="http://schemas.microsoft.com/office/word/2012/wordml" xmlns:w16cid="http://schemas.microsoft.com/office/word/2016/wordml/cid" xmlns:w16se="http://schemas.microsoft.com/office/word/2015/wordml/symex" xmlns:wpg="http://schemas.microsoft.com/office/word/2010/wordprocessingGroup" xmlns:wpi="http://schemas.microsoft.com/office/word/2010/wordprocessingInk" xmlns:wne="http://schemas.microsoft.com/office/word/2006/wordml" xmlns:wps="http://schemas.microsoft.com/office/word/2010/wordprocessingShape" mc:Ignorable="w14 w15 w16se w16cid wp14">
+<w:ftr xmlns:wpc="http://schemas.microsoft.com/office/word/2010/wordprocessingCanvas" xmlns:cx="http://schemas.microsoft.com/office/drawing/2014/chartex" xmlns:cx1="http://schemas.microsoft.com/office/drawing/2015/9/8/chartex" xmlns:cx2="http://schemas.microsoft.com/office/drawing/2015/10/21/chartex" xmlns:cx3="http://schemas.microsoft.com/office/drawing/2016/5/9/chartex" xmlns:cx4="http://schemas.microsoft.com/office/drawing/2016/5/10/chartex" xmlns:cx5="http://schemas.microsoft.com/office/drawing/2016/5/11/chartex" xmlns:cx6="http://schemas.microsoft.com/office/drawing/2016/5/12/chartex" xmlns:cx7="http://schemas.microsoft.com/office/drawing/2016/5/13/chartex" xmlns:cx8="http://schemas.microsoft.com/office/drawing/2016/5/14/chartex" xmlns:mc="http://schemas.openxmlformats.org/markup-compatibility/2006" xmlns:aink="http://schemas.microsoft.com/office/drawing/2016/ink" xmlns:am3d="http://schemas.microsoft.com/office/drawing/2017/model3d" xmlns:o="urn:schemas-microsoft-com:office:office" xmlns:oel="http://schemas.microsoft.com/office/2019/extlst" xmlns:r="http://schemas.openxmlformats.org/officeDocument/2006/relationships" xmlns:m="http://schemas.openxmlformats.org/officeDocument/2006/math" xmlns:v="urn:schemas-microsoft-com:vml" xmlns:wp14="http://schemas.microsoft.com/office/word/2010/wordprocessingDrawing" xmlns:wp="http://schemas.openxmlformats.org/drawingml/2006/wordprocessingDrawing" xmlns:w10="urn:schemas-microsoft-com:office:word" xmlns:w="http://schemas.openxmlformats.org/wordprocessingml/2006/main" xmlns:w14="http://schemas.microsoft.com/office/word/2010/wordml" xmlns:w15="http://schemas.microsoft.com/office/word/2012/wordml" xmlns:w16cex="http://schemas.microsoft.com/office/word/2018/wordml/cex" xmlns:w16cid="http://schemas.microsoft.com/office/word/2016/wordml/cid" xmlns:w16="http://schemas.microsoft.com/office/word/2018/wordml" xmlns:w16du="http://schemas.microsoft.com/office/word/2023/wordml/word16du" xmlns:w16sdtdh="http://schemas.microsoft.com/office/word/2020/wordml/sdtdatahash" xmlns:w16sdtfl="http://schemas.microsoft.com/office/word/2024/wordml/sdtformatlock" xmlns:w16se="http://schemas.microsoft.com/office/word/2015/wordml/symex" xmlns:wpg="http://schemas.microsoft.com/office/word/2010/wordprocessingGroup" xmlns:wpi="http://schemas.microsoft.com/office/word/2010/wordprocessingInk" xmlns:wne="http://schemas.microsoft.com/office/word/2006/wordml" xmlns:wps="http://schemas.microsoft.com/office/word/2010/wordprocessingShape" mc:Ignorable="w14 w15 w16se w16cid w16 w16cex w16sdtdh w16sdtfl w16du wp14">
   <w:sdt>
     <w:sdtPr>
       <w:id w:val="4715308"/>
@@ -2965,7 +4646,7 @@
               <w:rPr>
                 <w:noProof/>
               </w:rPr>
-              <w:t>2020</w:t>
+              <w:t>2026</w:t>
             </w:r>
             <w:r>
               <w:fldChar w:fldCharType="end"/>
@@ -3048,7 +4729,7 @@
 </file>
 
 <file path=word/footnotes.xml><?xml version="1.0" encoding="utf-8"?>
-<w:footnotes xmlns:wpc="http://schemas.microsoft.com/office/word/2010/wordprocessingCanvas" xmlns:cx="http://schemas.microsoft.com/office/drawing/2014/chartex" xmlns:cx1="http://schemas.microsoft.com/office/drawing/2015/9/8/chartex" xmlns:cx2="http://schemas.microsoft.com/office/drawing/2015/10/21/chartex" xmlns:cx3="http://schemas.microsoft.com/office/drawing/2016/5/9/chartex" xmlns:cx4="http://schemas.microsoft.com/office/drawing/2016/5/10/chartex" xmlns:cx5="http://schemas.microsoft.com/office/drawing/2016/5/11/chartex" xmlns:cx6="http://schemas.microsoft.com/office/drawing/2016/5/12/chartex" xmlns:cx7="http://schemas.microsoft.com/office/drawing/2016/5/13/chartex" xmlns:cx8="http://schemas.microsoft.com/office/drawing/2016/5/14/chartex" xmlns:mc="http://schemas.openxmlformats.org/markup-compatibility/2006" xmlns:aink="http://schemas.microsoft.com/office/drawing/2016/ink" xmlns:am3d="http://schemas.microsoft.com/office/drawing/2017/model3d" xmlns:o="urn:schemas-microsoft-com:office:office" xmlns:r="http://schemas.openxmlformats.org/officeDocument/2006/relationships" xmlns:m="http://schemas.openxmlformats.org/officeDocument/2006/math" xmlns:v="urn:schemas-microsoft-com:vml" xmlns:wp14="http://schemas.microsoft.com/office/word/2010/wordprocessingDrawing" xmlns:wp="http://schemas.openxmlformats.org/drawingml/2006/wordprocessingDrawing" xmlns:w10="urn:schemas-microsoft-com:office:word" xmlns:w="http://schemas.openxmlformats.org/wordprocessingml/2006/main" xmlns:w14="http://schemas.microsoft.com/office/word/2010/wordml" xmlns:w15="http://schemas.microsoft.com/office/word/2012/wordml" xmlns:w16cid="http://schemas.microsoft.com/office/word/2016/wordml/cid" xmlns:w16se="http://schemas.microsoft.com/office/word/2015/wordml/symex" xmlns:wpg="http://schemas.microsoft.com/office/word/2010/wordprocessingGroup" xmlns:wpi="http://schemas.microsoft.com/office/word/2010/wordprocessingInk" xmlns:wne="http://schemas.microsoft.com/office/word/2006/wordml" xmlns:wps="http://schemas.microsoft.com/office/word/2010/wordprocessingShape" mc:Ignorable="w14 w15 w16se w16cid wp14">
+<w:footnotes xmlns:wpc="http://schemas.microsoft.com/office/word/2010/wordprocessingCanvas" xmlns:cx="http://schemas.microsoft.com/office/drawing/2014/chartex" xmlns:cx1="http://schemas.microsoft.com/office/drawing/2015/9/8/chartex" xmlns:cx2="http://schemas.microsoft.com/office/drawing/2015/10/21/chartex" xmlns:cx3="http://schemas.microsoft.com/office/drawing/2016/5/9/chartex" xmlns:cx4="http://schemas.microsoft.com/office/drawing/2016/5/10/chartex" xmlns:cx5="http://schemas.microsoft.com/office/drawing/2016/5/11/chartex" xmlns:cx6="http://schemas.microsoft.com/office/drawing/2016/5/12/chartex" xmlns:cx7="http://schemas.microsoft.com/office/drawing/2016/5/13/chartex" xmlns:cx8="http://schemas.microsoft.com/office/drawing/2016/5/14/chartex" xmlns:mc="http://schemas.openxmlformats.org/markup-compatibility/2006" xmlns:aink="http://schemas.microsoft.com/office/drawing/2016/ink" xmlns:am3d="http://schemas.microsoft.com/office/drawing/2017/model3d" xmlns:o="urn:schemas-microsoft-com:office:office" xmlns:oel="http://schemas.microsoft.com/office/2019/extlst" xmlns:r="http://schemas.openxmlformats.org/officeDocument/2006/relationships" xmlns:m="http://schemas.openxmlformats.org/officeDocument/2006/math" xmlns:v="urn:schemas-microsoft-com:vml" xmlns:wp14="http://schemas.microsoft.com/office/word/2010/wordprocessingDrawing" xmlns:wp="http://schemas.openxmlformats.org/drawingml/2006/wordprocessingDrawing" xmlns:w10="urn:schemas-microsoft-com:office:word" xmlns:w="http://schemas.openxmlformats.org/wordprocessingml/2006/main" xmlns:w14="http://schemas.microsoft.com/office/word/2010/wordml" xmlns:w15="http://schemas.microsoft.com/office/word/2012/wordml" xmlns:w16cex="http://schemas.microsoft.com/office/word/2018/wordml/cex" xmlns:w16cid="http://schemas.microsoft.com/office/word/2016/wordml/cid" xmlns:w16="http://schemas.microsoft.com/office/word/2018/wordml" xmlns:w16du="http://schemas.microsoft.com/office/word/2023/wordml/word16du" xmlns:w16sdtdh="http://schemas.microsoft.com/office/word/2020/wordml/sdtdatahash" xmlns:w16sdtfl="http://schemas.microsoft.com/office/word/2024/wordml/sdtformatlock" xmlns:w16se="http://schemas.microsoft.com/office/word/2015/wordml/symex" xmlns:wpg="http://schemas.microsoft.com/office/word/2010/wordprocessingGroup" xmlns:wpi="http://schemas.microsoft.com/office/word/2010/wordprocessingInk" xmlns:wne="http://schemas.microsoft.com/office/word/2006/wordml" xmlns:wps="http://schemas.microsoft.com/office/word/2010/wordprocessingShape" mc:Ignorable="w14 w15 w16se w16cid w16 w16cex w16sdtdh w16sdtfl w16du wp14">
   <w:footnote w:type="separator" w:id="-1">
     <w:p>
       <w:pPr>
@@ -3075,7 +4756,7 @@
 </file>
 
 <file path=word/header1.xml><?xml version="1.0" encoding="utf-8"?>
-<w:hdr xmlns:wpc="http://schemas.microsoft.com/office/word/2010/wordprocessingCanvas" xmlns:cx="http://schemas.microsoft.com/office/drawing/2014/chartex" xmlns:cx1="http://schemas.microsoft.com/office/drawing/2015/9/8/chartex" xmlns:cx2="http://schemas.microsoft.com/office/drawing/2015/10/21/chartex" xmlns:cx3="http://schemas.microsoft.com/office/drawing/2016/5/9/chartex" xmlns:cx4="http://schemas.microsoft.com/office/drawing/2016/5/10/chartex" xmlns:cx5="http://schemas.microsoft.com/office/drawing/2016/5/11/chartex" xmlns:cx6="http://schemas.microsoft.com/office/drawing/2016/5/12/chartex" xmlns:cx7="http://schemas.microsoft.com/office/drawing/2016/5/13/chartex" xmlns:cx8="http://schemas.microsoft.com/office/drawing/2016/5/14/chartex" xmlns:mc="http://schemas.openxmlformats.org/markup-compatibility/2006" xmlns:aink="http://schemas.microsoft.com/office/drawing/2016/ink" xmlns:am3d="http://schemas.microsoft.com/office/drawing/2017/model3d" xmlns:o="urn:schemas-microsoft-com:office:office" xmlns:r="http://schemas.openxmlformats.org/officeDocument/2006/relationships" xmlns:m="http://schemas.openxmlformats.org/officeDocument/2006/math" xmlns:v="urn:schemas-microsoft-com:vml" xmlns:wp14="http://schemas.microsoft.com/office/word/2010/wordprocessingDrawing" xmlns:wp="http://schemas.openxmlformats.org/drawingml/2006/wordprocessingDrawing" xmlns:w10="urn:schemas-microsoft-com:office:word" xmlns:w="http://schemas.openxmlformats.org/wordprocessingml/2006/main" xmlns:w14="http://schemas.microsoft.com/office/word/2010/wordml" xmlns:w15="http://schemas.microsoft.com/office/word/2012/wordml" xmlns:w16cid="http://schemas.microsoft.com/office/word/2016/wordml/cid" xmlns:w16se="http://schemas.microsoft.com/office/word/2015/wordml/symex" xmlns:wpg="http://schemas.microsoft.com/office/word/2010/wordprocessingGroup" xmlns:wpi="http://schemas.microsoft.com/office/word/2010/wordprocessingInk" xmlns:wne="http://schemas.microsoft.com/office/word/2006/wordml" xmlns:wps="http://schemas.microsoft.com/office/word/2010/wordprocessingShape" mc:Ignorable="w14 w15 w16se w16cid wp14">
+<w:hdr xmlns:wpc="http://schemas.microsoft.com/office/word/2010/wordprocessingCanvas" xmlns:cx="http://schemas.microsoft.com/office/drawing/2014/chartex" xmlns:cx1="http://schemas.microsoft.com/office/drawing/2015/9/8/chartex" xmlns:cx2="http://schemas.microsoft.com/office/drawing/2015/10/21/chartex" xmlns:cx3="http://schemas.microsoft.com/office/drawing/2016/5/9/chartex" xmlns:cx4="http://schemas.microsoft.com/office/drawing/2016/5/10/chartex" xmlns:cx5="http://schemas.microsoft.com/office/drawing/2016/5/11/chartex" xmlns:cx6="http://schemas.microsoft.com/office/drawing/2016/5/12/chartex" xmlns:cx7="http://schemas.microsoft.com/office/drawing/2016/5/13/chartex" xmlns:cx8="http://schemas.microsoft.com/office/drawing/2016/5/14/chartex" xmlns:mc="http://schemas.openxmlformats.org/markup-compatibility/2006" xmlns:aink="http://schemas.microsoft.com/office/drawing/2016/ink" xmlns:am3d="http://schemas.microsoft.com/office/drawing/2017/model3d" xmlns:o="urn:schemas-microsoft-com:office:office" xmlns:oel="http://schemas.microsoft.com/office/2019/extlst" xmlns:r="http://schemas.openxmlformats.org/officeDocument/2006/relationships" xmlns:m="http://schemas.openxmlformats.org/officeDocument/2006/math" xmlns:v="urn:schemas-microsoft-com:vml" xmlns:wp14="http://schemas.microsoft.com/office/word/2010/wordprocessingDrawing" xmlns:wp="http://schemas.openxmlformats.org/drawingml/2006/wordprocessingDrawing" xmlns:w10="urn:schemas-microsoft-com:office:word" xmlns:w="http://schemas.openxmlformats.org/wordprocessingml/2006/main" xmlns:w14="http://schemas.microsoft.com/office/word/2010/wordml" xmlns:w15="http://schemas.microsoft.com/office/word/2012/wordml" xmlns:w16cex="http://schemas.microsoft.com/office/word/2018/wordml/cex" xmlns:w16cid="http://schemas.microsoft.com/office/word/2016/wordml/cid" xmlns:w16="http://schemas.microsoft.com/office/word/2018/wordml" xmlns:w16du="http://schemas.microsoft.com/office/word/2023/wordml/word16du" xmlns:w16sdtdh="http://schemas.microsoft.com/office/word/2020/wordml/sdtdatahash" xmlns:w16sdtfl="http://schemas.microsoft.com/office/word/2024/wordml/sdtformatlock" xmlns:w16se="http://schemas.microsoft.com/office/word/2015/wordml/symex" xmlns:wpg="http://schemas.microsoft.com/office/word/2010/wordprocessingGroup" xmlns:wpi="http://schemas.microsoft.com/office/word/2010/wordprocessingInk" xmlns:wne="http://schemas.microsoft.com/office/word/2006/wordml" xmlns:wps="http://schemas.microsoft.com/office/word/2010/wordprocessingShape" mc:Ignorable="w14 w15 w16se w16cid w16 w16cex w16sdtdh w16sdtfl w16du wp14">
   <w:p>
     <w:pPr>
       <w:pStyle w:val="Header"/>
@@ -3180,7 +4861,7 @@
 </file>
 
 <file path=word/header2.xml><?xml version="1.0" encoding="utf-8"?>
-<w:hdr xmlns:wpc="http://schemas.microsoft.com/office/word/2010/wordprocessingCanvas" xmlns:cx="http://schemas.microsoft.com/office/drawing/2014/chartex" xmlns:cx1="http://schemas.microsoft.com/office/drawing/2015/9/8/chartex" xmlns:cx2="http://schemas.microsoft.com/office/drawing/2015/10/21/chartex" xmlns:cx3="http://schemas.microsoft.com/office/drawing/2016/5/9/chartex" xmlns:cx4="http://schemas.microsoft.com/office/drawing/2016/5/10/chartex" xmlns:cx5="http://schemas.microsoft.com/office/drawing/2016/5/11/chartex" xmlns:cx6="http://schemas.microsoft.com/office/drawing/2016/5/12/chartex" xmlns:cx7="http://schemas.microsoft.com/office/drawing/2016/5/13/chartex" xmlns:cx8="http://schemas.microsoft.com/office/drawing/2016/5/14/chartex" xmlns:mc="http://schemas.openxmlformats.org/markup-compatibility/2006" xmlns:aink="http://schemas.microsoft.com/office/drawing/2016/ink" xmlns:am3d="http://schemas.microsoft.com/office/drawing/2017/model3d" xmlns:o="urn:schemas-microsoft-com:office:office" xmlns:r="http://schemas.openxmlformats.org/officeDocument/2006/relationships" xmlns:m="http://schemas.openxmlformats.org/officeDocument/2006/math" xmlns:v="urn:schemas-microsoft-com:vml" xmlns:wp14="http://schemas.microsoft.com/office/word/2010/wordprocessingDrawing" xmlns:wp="http://schemas.openxmlformats.org/drawingml/2006/wordprocessingDrawing" xmlns:w10="urn:schemas-microsoft-com:office:word" xmlns:w="http://schemas.openxmlformats.org/wordprocessingml/2006/main" xmlns:w14="http://schemas.microsoft.com/office/word/2010/wordml" xmlns:w15="http://schemas.microsoft.com/office/word/2012/wordml" xmlns:w16cid="http://schemas.microsoft.com/office/word/2016/wordml/cid" xmlns:w16se="http://schemas.microsoft.com/office/word/2015/wordml/symex" xmlns:wpg="http://schemas.microsoft.com/office/word/2010/wordprocessingGroup" xmlns:wpi="http://schemas.microsoft.com/office/word/2010/wordprocessingInk" xmlns:wne="http://schemas.microsoft.com/office/word/2006/wordml" xmlns:wps="http://schemas.microsoft.com/office/word/2010/wordprocessingShape" mc:Ignorable="w14 w15 w16se w16cid wp14">
+<w:hdr xmlns:wpc="http://schemas.microsoft.com/office/word/2010/wordprocessingCanvas" xmlns:cx="http://schemas.microsoft.com/office/drawing/2014/chartex" xmlns:cx1="http://schemas.microsoft.com/office/drawing/2015/9/8/chartex" xmlns:cx2="http://schemas.microsoft.com/office/drawing/2015/10/21/chartex" xmlns:cx3="http://schemas.microsoft.com/office/drawing/2016/5/9/chartex" xmlns:cx4="http://schemas.microsoft.com/office/drawing/2016/5/10/chartex" xmlns:cx5="http://schemas.microsoft.com/office/drawing/2016/5/11/chartex" xmlns:cx6="http://schemas.microsoft.com/office/drawing/2016/5/12/chartex" xmlns:cx7="http://schemas.microsoft.com/office/drawing/2016/5/13/chartex" xmlns:cx8="http://schemas.microsoft.com/office/drawing/2016/5/14/chartex" xmlns:mc="http://schemas.openxmlformats.org/markup-compatibility/2006" xmlns:aink="http://schemas.microsoft.com/office/drawing/2016/ink" xmlns:am3d="http://schemas.microsoft.com/office/drawing/2017/model3d" xmlns:o="urn:schemas-microsoft-com:office:office" xmlns:oel="http://schemas.microsoft.com/office/2019/extlst" xmlns:r="http://schemas.openxmlformats.org/officeDocument/2006/relationships" xmlns:m="http://schemas.openxmlformats.org/officeDocument/2006/math" xmlns:v="urn:schemas-microsoft-com:vml" xmlns:wp14="http://schemas.microsoft.com/office/word/2010/wordprocessingDrawing" xmlns:wp="http://schemas.openxmlformats.org/drawingml/2006/wordprocessingDrawing" xmlns:w10="urn:schemas-microsoft-com:office:word" xmlns:w="http://schemas.openxmlformats.org/wordprocessingml/2006/main" xmlns:w14="http://schemas.microsoft.com/office/word/2010/wordml" xmlns:w15="http://schemas.microsoft.com/office/word/2012/wordml" xmlns:w16cex="http://schemas.microsoft.com/office/word/2018/wordml/cex" xmlns:w16cid="http://schemas.microsoft.com/office/word/2016/wordml/cid" xmlns:w16="http://schemas.microsoft.com/office/word/2018/wordml" xmlns:w16du="http://schemas.microsoft.com/office/word/2023/wordml/word16du" xmlns:w16sdtdh="http://schemas.microsoft.com/office/word/2020/wordml/sdtdatahash" xmlns:w16sdtfl="http://schemas.microsoft.com/office/word/2024/wordml/sdtformatlock" xmlns:w16se="http://schemas.microsoft.com/office/word/2015/wordml/symex" xmlns:wpg="http://schemas.microsoft.com/office/word/2010/wordprocessingGroup" xmlns:wpi="http://schemas.microsoft.com/office/word/2010/wordprocessingInk" xmlns:wne="http://schemas.microsoft.com/office/word/2006/wordml" xmlns:wps="http://schemas.microsoft.com/office/word/2010/wordprocessingShape" mc:Ignorable="w14 w15 w16se w16cid w16 w16cex w16sdtdh w16sdtfl w16du wp14">
   <w:p>
     <w:pPr>
       <w:pStyle w:val="Header"/>
@@ -3261,7 +4942,7 @@
 </file>
 
 <file path=word/header3.xml><?xml version="1.0" encoding="utf-8"?>
-<w:hdr xmlns:wpc="http://schemas.microsoft.com/office/word/2010/wordprocessingCanvas" xmlns:cx="http://schemas.microsoft.com/office/drawing/2014/chartex" xmlns:cx1="http://schemas.microsoft.com/office/drawing/2015/9/8/chartex" xmlns:cx2="http://schemas.microsoft.com/office/drawing/2015/10/21/chartex" xmlns:cx3="http://schemas.microsoft.com/office/drawing/2016/5/9/chartex" xmlns:cx4="http://schemas.microsoft.com/office/drawing/2016/5/10/chartex" xmlns:cx5="http://schemas.microsoft.com/office/drawing/2016/5/11/chartex" xmlns:cx6="http://schemas.microsoft.com/office/drawing/2016/5/12/chartex" xmlns:cx7="http://schemas.microsoft.com/office/drawing/2016/5/13/chartex" xmlns:cx8="http://schemas.microsoft.com/office/drawing/2016/5/14/chartex" xmlns:mc="http://schemas.openxmlformats.org/markup-compatibility/2006" xmlns:aink="http://schemas.microsoft.com/office/drawing/2016/ink" xmlns:am3d="http://schemas.microsoft.com/office/drawing/2017/model3d" xmlns:o="urn:schemas-microsoft-com:office:office" xmlns:r="http://schemas.openxmlformats.org/officeDocument/2006/relationships" xmlns:m="http://schemas.openxmlformats.org/officeDocument/2006/math" xmlns:v="urn:schemas-microsoft-com:vml" xmlns:wp14="http://schemas.microsoft.com/office/word/2010/wordprocessingDrawing" xmlns:wp="http://schemas.openxmlformats.org/drawingml/2006/wordprocessingDrawing" xmlns:w10="urn:schemas-microsoft-com:office:word" xmlns:w="http://schemas.openxmlformats.org/wordprocessingml/2006/main" xmlns:w14="http://schemas.microsoft.com/office/word/2010/wordml" xmlns:w15="http://schemas.microsoft.com/office/word/2012/wordml" xmlns:w16cid="http://schemas.microsoft.com/office/word/2016/wordml/cid" xmlns:w16se="http://schemas.microsoft.com/office/word/2015/wordml/symex" xmlns:wpg="http://schemas.microsoft.com/office/word/2010/wordprocessingGroup" xmlns:wpi="http://schemas.microsoft.com/office/word/2010/wordprocessingInk" xmlns:wne="http://schemas.microsoft.com/office/word/2006/wordml" xmlns:wps="http://schemas.microsoft.com/office/word/2010/wordprocessingShape" mc:Ignorable="w14 w15 w16se w16cid wp14">
+<w:hdr xmlns:wpc="http://schemas.microsoft.com/office/word/2010/wordprocessingCanvas" xmlns:cx="http://schemas.microsoft.com/office/drawing/2014/chartex" xmlns:cx1="http://schemas.microsoft.com/office/drawing/2015/9/8/chartex" xmlns:cx2="http://schemas.microsoft.com/office/drawing/2015/10/21/chartex" xmlns:cx3="http://schemas.microsoft.com/office/drawing/2016/5/9/chartex" xmlns:cx4="http://schemas.microsoft.com/office/drawing/2016/5/10/chartex" xmlns:cx5="http://schemas.microsoft.com/office/drawing/2016/5/11/chartex" xmlns:cx6="http://schemas.microsoft.com/office/drawing/2016/5/12/chartex" xmlns:cx7="http://schemas.microsoft.com/office/drawing/2016/5/13/chartex" xmlns:cx8="http://schemas.microsoft.com/office/drawing/2016/5/14/chartex" xmlns:mc="http://schemas.openxmlformats.org/markup-compatibility/2006" xmlns:aink="http://schemas.microsoft.com/office/drawing/2016/ink" xmlns:am3d="http://schemas.microsoft.com/office/drawing/2017/model3d" xmlns:o="urn:schemas-microsoft-com:office:office" xmlns:oel="http://schemas.microsoft.com/office/2019/extlst" xmlns:r="http://schemas.openxmlformats.org/officeDocument/2006/relationships" xmlns:m="http://schemas.openxmlformats.org/officeDocument/2006/math" xmlns:v="urn:schemas-microsoft-com:vml" xmlns:wp14="http://schemas.microsoft.com/office/word/2010/wordprocessingDrawing" xmlns:wp="http://schemas.openxmlformats.org/drawingml/2006/wordprocessingDrawing" xmlns:w10="urn:schemas-microsoft-com:office:word" xmlns:w="http://schemas.openxmlformats.org/wordprocessingml/2006/main" xmlns:w14="http://schemas.microsoft.com/office/word/2010/wordml" xmlns:w15="http://schemas.microsoft.com/office/word/2012/wordml" xmlns:w16cex="http://schemas.microsoft.com/office/word/2018/wordml/cex" xmlns:w16cid="http://schemas.microsoft.com/office/word/2016/wordml/cid" xmlns:w16="http://schemas.microsoft.com/office/word/2018/wordml" xmlns:w16du="http://schemas.microsoft.com/office/word/2023/wordml/word16du" xmlns:w16sdtdh="http://schemas.microsoft.com/office/word/2020/wordml/sdtdatahash" xmlns:w16sdtfl="http://schemas.microsoft.com/office/word/2024/wordml/sdtformatlock" xmlns:w16se="http://schemas.microsoft.com/office/word/2015/wordml/symex" xmlns:wpg="http://schemas.microsoft.com/office/word/2010/wordprocessingGroup" xmlns:wpi="http://schemas.microsoft.com/office/word/2010/wordprocessingInk" xmlns:wne="http://schemas.microsoft.com/office/word/2006/wordml" xmlns:wps="http://schemas.microsoft.com/office/word/2010/wordprocessingShape" mc:Ignorable="w14 w15 w16se w16cid w16 w16cex w16sdtdh w16sdtfl w16du wp14">
   <w:p>
     <w:pPr>
       <w:pStyle w:val="Header"/>
@@ -3271,7 +4952,7 @@
 </file>
 
 <file path=word/numbering.xml><?xml version="1.0" encoding="utf-8"?>
-<w:numbering xmlns:wpc="http://schemas.microsoft.com/office/word/2010/wordprocessingCanvas" xmlns:cx="http://schemas.microsoft.com/office/drawing/2014/chartex" xmlns:cx1="http://schemas.microsoft.com/office/drawing/2015/9/8/chartex" xmlns:cx2="http://schemas.microsoft.com/office/drawing/2015/10/21/chartex" xmlns:cx3="http://schemas.microsoft.com/office/drawing/2016/5/9/chartex" xmlns:cx4="http://schemas.microsoft.com/office/drawing/2016/5/10/chartex" xmlns:cx5="http://schemas.microsoft.com/office/drawing/2016/5/11/chartex" xmlns:cx6="http://schemas.microsoft.com/office/drawing/2016/5/12/chartex" xmlns:cx7="http://schemas.microsoft.com/office/drawing/2016/5/13/chartex" xmlns:cx8="http://schemas.microsoft.com/office/drawing/2016/5/14/chartex" xmlns:mc="http://schemas.openxmlformats.org/markup-compatibility/2006" xmlns:aink="http://schemas.microsoft.com/office/drawing/2016/ink" xmlns:am3d="http://schemas.microsoft.com/office/drawing/2017/model3d" xmlns:o="urn:schemas-microsoft-com:office:office" xmlns:r="http://schemas.openxmlformats.org/officeDocument/2006/relationships" xmlns:m="http://schemas.openxmlformats.org/officeDocument/2006/math" xmlns:v="urn:schemas-microsoft-com:vml" xmlns:wp14="http://schemas.microsoft.com/office/word/2010/wordprocessingDrawing" xmlns:wp="http://schemas.openxmlformats.org/drawingml/2006/wordprocessingDrawing" xmlns:w10="urn:schemas-microsoft-com:office:word" xmlns:w="http://schemas.openxmlformats.org/wordprocessingml/2006/main" xmlns:w14="http://schemas.microsoft.com/office/word/2010/wordml" xmlns:w15="http://schemas.microsoft.com/office/word/2012/wordml" xmlns:w16cid="http://schemas.microsoft.com/office/word/2016/wordml/cid" xmlns:w16se="http://schemas.microsoft.com/office/word/2015/wordml/symex" xmlns:wpg="http://schemas.microsoft.com/office/word/2010/wordprocessingGroup" xmlns:wpi="http://schemas.microsoft.com/office/word/2010/wordprocessingInk" xmlns:wne="http://schemas.microsoft.com/office/word/2006/wordml" xmlns:wps="http://schemas.microsoft.com/office/word/2010/wordprocessingShape" mc:Ignorable="w14 w15 w16se w16cid wp14">
+<w:numbering xmlns:wpc="http://schemas.microsoft.com/office/word/2010/wordprocessingCanvas" xmlns:cx="http://schemas.microsoft.com/office/drawing/2014/chartex" xmlns:cx1="http://schemas.microsoft.com/office/drawing/2015/9/8/chartex" xmlns:cx2="http://schemas.microsoft.com/office/drawing/2015/10/21/chartex" xmlns:cx3="http://schemas.microsoft.com/office/drawing/2016/5/9/chartex" xmlns:cx4="http://schemas.microsoft.com/office/drawing/2016/5/10/chartex" xmlns:cx5="http://schemas.microsoft.com/office/drawing/2016/5/11/chartex" xmlns:cx6="http://schemas.microsoft.com/office/drawing/2016/5/12/chartex" xmlns:cx7="http://schemas.microsoft.com/office/drawing/2016/5/13/chartex" xmlns:cx8="http://schemas.microsoft.com/office/drawing/2016/5/14/chartex" xmlns:mc="http://schemas.openxmlformats.org/markup-compatibility/2006" xmlns:aink="http://schemas.microsoft.com/office/drawing/2016/ink" xmlns:am3d="http://schemas.microsoft.com/office/drawing/2017/model3d" xmlns:o="urn:schemas-microsoft-com:office:office" xmlns:oel="http://schemas.microsoft.com/office/2019/extlst" xmlns:r="http://schemas.openxmlformats.org/officeDocument/2006/relationships" xmlns:m="http://schemas.openxmlformats.org/officeDocument/2006/math" xmlns:v="urn:schemas-microsoft-com:vml" xmlns:wp14="http://schemas.microsoft.com/office/word/2010/wordprocessingDrawing" xmlns:wp="http://schemas.openxmlformats.org/drawingml/2006/wordprocessingDrawing" xmlns:w10="urn:schemas-microsoft-com:office:word" xmlns:w="http://schemas.openxmlformats.org/wordprocessingml/2006/main" xmlns:w14="http://schemas.microsoft.com/office/word/2010/wordml" xmlns:w15="http://schemas.microsoft.com/office/word/2012/wordml" xmlns:w16cex="http://schemas.microsoft.com/office/word/2018/wordml/cex" xmlns:w16cid="http://schemas.microsoft.com/office/word/2016/wordml/cid" xmlns:w16="http://schemas.microsoft.com/office/word/2018/wordml" xmlns:w16du="http://schemas.microsoft.com/office/word/2023/wordml/word16du" xmlns:w16sdtdh="http://schemas.microsoft.com/office/word/2020/wordml/sdtdatahash" xmlns:w16sdtfl="http://schemas.microsoft.com/office/word/2024/wordml/sdtformatlock" xmlns:w16se="http://schemas.microsoft.com/office/word/2015/wordml/symex" xmlns:wpg="http://schemas.microsoft.com/office/word/2010/wordprocessingGroup" xmlns:wpi="http://schemas.microsoft.com/office/word/2010/wordprocessingInk" xmlns:wne="http://schemas.microsoft.com/office/word/2006/wordml" xmlns:wps="http://schemas.microsoft.com/office/word/2010/wordprocessingShape" mc:Ignorable="w14 w15 w16se w16cid w16 w16cex w16sdtdh w16sdtfl w16du wp14">
   <w:abstractNum w:abstractNumId="0" w15:restartNumberingAfterBreak="0">
     <w:nsid w:val="01A42758"/>
     <w:multiLevelType w:val="hybridMultilevel"/>
@@ -6015,98 +7696,98 @@
       </w:pPr>
     </w:lvl>
   </w:abstractNum>
-  <w:num w:numId="1">
+  <w:num w:numId="1" w16cid:durableId="714080321">
     <w:abstractNumId w:val="3"/>
   </w:num>
-  <w:num w:numId="2">
+  <w:num w:numId="2" w16cid:durableId="1060834225">
     <w:abstractNumId w:val="17"/>
   </w:num>
-  <w:num w:numId="3">
+  <w:num w:numId="3" w16cid:durableId="429814210">
     <w:abstractNumId w:val="26"/>
   </w:num>
-  <w:num w:numId="4">
+  <w:num w:numId="4" w16cid:durableId="1047339970">
     <w:abstractNumId w:val="26"/>
     <w:lvlOverride w:ilvl="0">
       <w:startOverride w:val="1"/>
     </w:lvlOverride>
   </w:num>
-  <w:num w:numId="5">
+  <w:num w:numId="5" w16cid:durableId="243073752">
     <w:abstractNumId w:val="13"/>
   </w:num>
-  <w:num w:numId="6">
+  <w:num w:numId="6" w16cid:durableId="1147282510">
     <w:abstractNumId w:val="2"/>
   </w:num>
-  <w:num w:numId="7">
+  <w:num w:numId="7" w16cid:durableId="1730764687">
     <w:abstractNumId w:val="20"/>
   </w:num>
-  <w:num w:numId="8">
+  <w:num w:numId="8" w16cid:durableId="2141990185">
     <w:abstractNumId w:val="1"/>
   </w:num>
-  <w:num w:numId="9">
+  <w:num w:numId="9" w16cid:durableId="1845121869">
     <w:abstractNumId w:val="12"/>
   </w:num>
-  <w:num w:numId="10">
+  <w:num w:numId="10" w16cid:durableId="1724056177">
     <w:abstractNumId w:val="24"/>
   </w:num>
-  <w:num w:numId="11">
+  <w:num w:numId="11" w16cid:durableId="403572974">
     <w:abstractNumId w:val="14"/>
   </w:num>
-  <w:num w:numId="12">
+  <w:num w:numId="12" w16cid:durableId="1059748713">
     <w:abstractNumId w:val="25"/>
   </w:num>
-  <w:num w:numId="13">
+  <w:num w:numId="13" w16cid:durableId="1107238446">
     <w:abstractNumId w:val="15"/>
   </w:num>
-  <w:num w:numId="14">
+  <w:num w:numId="14" w16cid:durableId="261764298">
     <w:abstractNumId w:val="23"/>
   </w:num>
-  <w:num w:numId="15">
+  <w:num w:numId="15" w16cid:durableId="701134583">
     <w:abstractNumId w:val="22"/>
   </w:num>
-  <w:num w:numId="16">
+  <w:num w:numId="16" w16cid:durableId="1496609269">
     <w:abstractNumId w:val="10"/>
   </w:num>
-  <w:num w:numId="17">
+  <w:num w:numId="17" w16cid:durableId="1890258984">
     <w:abstractNumId w:val="4"/>
   </w:num>
-  <w:num w:numId="18">
+  <w:num w:numId="18" w16cid:durableId="510025966">
     <w:abstractNumId w:val="8"/>
   </w:num>
-  <w:num w:numId="19">
+  <w:num w:numId="19" w16cid:durableId="1601645467">
     <w:abstractNumId w:val="0"/>
   </w:num>
-  <w:num w:numId="20">
+  <w:num w:numId="20" w16cid:durableId="2031486113">
     <w:abstractNumId w:val="7"/>
   </w:num>
-  <w:num w:numId="21">
+  <w:num w:numId="21" w16cid:durableId="2103986009">
     <w:abstractNumId w:val="6"/>
   </w:num>
-  <w:num w:numId="22">
+  <w:num w:numId="22" w16cid:durableId="526413369">
     <w:abstractNumId w:val="11"/>
   </w:num>
-  <w:num w:numId="23">
+  <w:num w:numId="23" w16cid:durableId="665743679">
     <w:abstractNumId w:val="19"/>
   </w:num>
-  <w:num w:numId="24">
+  <w:num w:numId="24" w16cid:durableId="1615944221">
     <w:abstractNumId w:val="21"/>
   </w:num>
-  <w:num w:numId="25">
+  <w:num w:numId="25" w16cid:durableId="360667714">
     <w:abstractNumId w:val="9"/>
   </w:num>
-  <w:num w:numId="26">
+  <w:num w:numId="26" w16cid:durableId="225535498">
     <w:abstractNumId w:val="16"/>
   </w:num>
-  <w:num w:numId="27">
+  <w:num w:numId="27" w16cid:durableId="459767689">
     <w:abstractNumId w:val="5"/>
   </w:num>
-  <w:num w:numId="28">
+  <w:num w:numId="28" w16cid:durableId="185561266">
     <w:abstractNumId w:val="18"/>
   </w:num>
 </w:numbering>
 </file>
 
 <file path=word/styles.xml><?xml version="1.0" encoding="utf-8"?>
-<w:styles xmlns:mc="http://schemas.openxmlformats.org/markup-compatibility/2006" xmlns:r="http://schemas.openxmlformats.org/officeDocument/2006/relationships" xmlns:w="http://schemas.openxmlformats.org/wordprocessingml/2006/main" xmlns:w14="http://schemas.microsoft.com/office/word/2010/wordml" xmlns:w15="http://schemas.microsoft.com/office/word/2012/wordml" xmlns:w16cid="http://schemas.microsoft.com/office/word/2016/wordml/cid" xmlns:w16se="http://schemas.microsoft.com/office/word/2015/wordml/symex" mc:Ignorable="w14 w15 w16se w16cid">
+<w:styles xmlns:mc="http://schemas.openxmlformats.org/markup-compatibility/2006" xmlns:r="http://schemas.openxmlformats.org/officeDocument/2006/relationships" xmlns:w="http://schemas.openxmlformats.org/wordprocessingml/2006/main" xmlns:w14="http://schemas.microsoft.com/office/word/2010/wordml" xmlns:w15="http://schemas.microsoft.com/office/word/2012/wordml" xmlns:w16cex="http://schemas.microsoft.com/office/word/2018/wordml/cex" xmlns:w16cid="http://schemas.microsoft.com/office/word/2016/wordml/cid" xmlns:w16="http://schemas.microsoft.com/office/word/2018/wordml" xmlns:w16du="http://schemas.microsoft.com/office/word/2023/wordml/word16du" xmlns:w16sdtdh="http://schemas.microsoft.com/office/word/2020/wordml/sdtdatahash" xmlns:w16sdtfl="http://schemas.microsoft.com/office/word/2024/wordml/sdtformatlock" xmlns:w16se="http://schemas.microsoft.com/office/word/2015/wordml/symex" mc:Ignorable="w14 w15 w16se w16cid w16 w16cex w16sdtdh w16sdtfl w16du">
   <w:docDefaults>
     <w:rPrDefault>
       <w:rPr>
